--- a/MSK_Documentation.docx
+++ b/MSK_Documentation.docx
@@ -48,7 +48,7 @@
           <w:sz w:val="24"/>
           <w:szCs w:val="24"/>
         </w:rPr>
-        <w:t xml:space="preserve">Python Signal Processing Suite</w:t>
+        <w:t xml:space="preserve">Python Signal Processing Suite  |  MIL-STD-188-110 / STANAG-4285 Compatible</w:t>
       </w:r>
     </w:p>
     <w:p>
@@ -77,7 +77,7 @@
         <w:spacing w:after="120"/>
       </w:pPr>
       <w:r>
-        <w:t xml:space="preserve">Minimum Shift Keying (MSK) is a continuous-phase frequency-shift keying (CPFSK) scheme widely used in digital communications — most notably in GSM mobile networks, GMSK variants, and satellite links. This suite provides a self-contained Python implementation for modulating, transmitting through a noisy channel, and coherently demodulating MSK signals, along with tools to measure and visualise performance.</w:t>
+        <w:t xml:space="preserve">Minimum Shift Keying (MSK) is a continuous-phase frequency-shift keying (CPFSK) scheme widely used in digital communications — most notably in GSM mobile networks, GMSK variants, HF military links, and satellite communications. This suite provides a self-contained Python implementation for modulating, transmitting through a noisy channel, and coherently demodulating MSK signals, with full support for the MIL-STD-188-110 and STANAG-4285 waveform standards.</w:t>
       </w:r>
     </w:p>
     <w:p/>
@@ -111,7 +111,7 @@
         <w:spacing w:after="80"/>
       </w:pPr>
       <w:r>
-        <w:t xml:space="preserve">Bit 1  →  fₙₕᴵʰ = fᴄ + 1/(2T)</w:t>
+        <w:t xml:space="preserve">Bit 1  →  f_high = f_c + 1/(2T)</w:t>
       </w:r>
     </w:p>
     <w:p>
@@ -124,7 +124,7 @@
         <w:spacing w:after="80"/>
       </w:pPr>
       <w:r>
-        <w:t xml:space="preserve">Bit 0  →  fₗₒᵂ  = fᴄ − 1/(2T)</w:t>
+        <w:t xml:space="preserve">Bit 0  →  f_low  = f_c - 1/(2T)</w:t>
       </w:r>
     </w:p>
     <w:p>
@@ -132,7 +132,7 @@
         <w:spacing w:after="120"/>
       </w:pPr>
       <w:r>
-        <w:t xml:space="preserve">where fᴄ is the carrier frequency and T is the bit duration. The key property is continuous phase: the phase at the end of each bit is carried forward to the next, ensuring no abrupt discontinuities in the waveform. This gives MSK a compact spectrum compared to ordinary FSK.</w:t>
+        <w:t xml:space="preserve">where f_c is the carrier frequency and T is the bit duration. The key property is continuous phase: the phase at the end of each bit is carried forward to the next, ensuring no abrupt discontinuities in the waveform and a compact spectrum compared to ordinary FSK.</w:t>
       </w:r>
     </w:p>
     <w:p/>
@@ -154,6 +154,27 @@
       </w:pPr>
       <w:r>
         <w:t xml:space="preserve">The demodulator correlates each received bit segment against phase-coherent local references for both candidate frequencies. Because MSK has phase memory, the accumulated phase from all previous bits is tracked and applied to each reference. The bit decision is made by selecting whichever frequency produces the higher inner product with the received segment.</w:t>
+      </w:r>
+    </w:p>
+    <w:p/>
+    <w:p>
+      <w:pPr>
+        <w:pStyle w:val="Heading2"/>
+      </w:pPr>
+      <w:r>
+        <w:rPr>
+          <w:b/>
+          <w:bCs/>
+        </w:rPr>
+        <w:t xml:space="preserve">1.3 Standard Compliance</w:t>
+      </w:r>
+    </w:p>
+    <w:p>
+      <w:pPr>
+        <w:spacing w:after="120"/>
+      </w:pPr>
+      <w:r>
+        <w:t xml:space="preserve">The suite implements the core signal processing elements required for MIL-STD-188-110 and STANAG-4285 compatibility: a rate 1/2 K=7 convolutional FEC codec with Viterbi decoding, a 9-stage LFSR data scrambler, and standard preamble framing. All parameters (carrier frequency, preamble length, valid bit rates) are defined in standards.py and selected via command-line flags.</w:t>
       </w:r>
     </w:p>
     <w:p/>
@@ -357,7 +378,63 @@
                 <w:sz w:val="20"/>
                 <w:szCs w:val="20"/>
               </w:rPr>
-              <w:t xml:space="preserve">All plots: time-domain, spectrum, BER, I/Q constellation</w:t>
+              <w:t xml:space="preserve">Plots: time-domain, spectrum, BER, I/Q constellation</w:t>
+            </w:r>
+          </w:p>
+        </w:tc>
+      </w:tr>
+      <w:tr>
+        <w:tc>
+          <w:tcPr>
+            <w:tcW w:type="dxa" w:w="2000"/>
+            <w:tcBorders>
+              <w:top w:val="single" w:color="CCCCCC" w:sz="1"/>
+              <w:left w:val="single" w:color="CCCCCC" w:sz="1"/>
+              <w:bottom w:val="single" w:color="CCCCCC" w:sz="1"/>
+              <w:right w:val="single" w:color="CCCCCC" w:sz="1"/>
+            </w:tcBorders>
+            <w:tcMar>
+              <w:top w:type="dxa" w:w="80"/>
+              <w:left w:type="dxa" w:w="120"/>
+              <w:bottom w:type="dxa" w:w="80"/>
+              <w:right w:type="dxa" w:w="120"/>
+            </w:tcMar>
+          </w:tcPr>
+          <w:p>
+            <w:r>
+              <w:rPr>
+                <w:rFonts w:ascii="Courier New" w:cs="Courier New" w:eastAsia="Courier New" w:hAnsi="Courier New"/>
+                <w:sz w:val="18"/>
+                <w:szCs w:val="18"/>
+              </w:rPr>
+              <w:t xml:space="preserve">scipy</w:t>
+            </w:r>
+          </w:p>
+        </w:tc>
+        <w:tc>
+          <w:tcPr>
+            <w:tcW w:type="dxa" w:w="4000"/>
+            <w:tcBorders>
+              <w:top w:val="single" w:color="CCCCCC" w:sz="1"/>
+              <w:left w:val="single" w:color="CCCCCC" w:sz="1"/>
+              <w:bottom w:val="single" w:color="CCCCCC" w:sz="1"/>
+              <w:right w:val="single" w:color="CCCCCC" w:sz="1"/>
+            </w:tcBorders>
+            <w:tcMar>
+              <w:top w:type="dxa" w:w="80"/>
+              <w:left w:type="dxa" w:w="120"/>
+              <w:bottom w:type="dxa" w:w="80"/>
+              <w:right w:type="dxa" w:w="120"/>
+            </w:tcMar>
+          </w:tcPr>
+          <w:p>
+            <w:r>
+              <w:rPr>
+                <w:rFonts w:ascii="Arial" w:cs="Arial" w:eastAsia="Arial" w:hAnsi="Arial"/>
+                <w:sz w:val="20"/>
+                <w:szCs w:val="20"/>
+              </w:rPr>
+              <w:t xml:space="preserve">WAV file read/write (scipy.io.wavfile)</w:t>
             </w:r>
           </w:p>
         </w:tc>
@@ -369,7 +446,7 @@
         <w:spacing w:after="120"/>
       </w:pPr>
       <w:r>
-        <w:t xml:space="preserve">Install both with pip:</w:t>
+        <w:t xml:space="preserve">Install all dependencies with pip:</w:t>
       </w:r>
     </w:p>
     <w:p>
@@ -384,7 +461,7 @@
           <w:sz w:val="18"/>
           <w:szCs w:val="18"/>
         </w:rPr>
-        <w:t xml:space="preserve">pip install numpy matplotlib</w:t>
+        <w:t xml:space="preserve">pip install numpy matplotlib scipy</w:t>
       </w:r>
     </w:p>
     <w:p/>
@@ -524,7 +601,7 @@
                 <w:sz w:val="20"/>
                 <w:szCs w:val="20"/>
               </w:rPr>
-              <w:t xml:space="preserve">Core library. All signal processing functions live here. Import this module from your own scripts.</w:t>
+              <w:t xml:space="preserve">Core library. All signal processing functions: modulation, demodulation, FEC, scrambler, BER tools.</w:t>
             </w:r>
           </w:p>
         </w:tc>
@@ -553,7 +630,7 @@
                 <w:sz w:val="18"/>
                 <w:szCs w:val="18"/>
               </w:rPr>
-              <w:t xml:space="preserve">mod.py</w:t>
+              <w:t xml:space="preserve">standards.py</w:t>
             </w:r>
           </w:p>
         </w:tc>
@@ -580,7 +657,7 @@
                 <w:sz w:val="20"/>
                 <w:szCs w:val="20"/>
               </w:rPr>
-              <w:t xml:space="preserve">Modulator demo. Generates an MSK signal from a fixed bit sequence and displays the time-domain waveform and frequency spectrum.</w:t>
+              <w:t xml:space="preserve">Standard presets for MIL-STD-188-110 and STANAG-4285 (carrier, bit rates, preamble, FEC flags).</w:t>
             </w:r>
           </w:p>
         </w:tc>
@@ -609,6 +686,62 @@
                 <w:sz w:val="18"/>
                 <w:szCs w:val="18"/>
               </w:rPr>
+              <w:t xml:space="preserve">mod.py</w:t>
+            </w:r>
+          </w:p>
+        </w:tc>
+        <w:tc>
+          <w:tcPr>
+            <w:tcW w:type="dxa" w:w="7160"/>
+            <w:tcBorders>
+              <w:top w:val="single" w:color="CCCCCC" w:sz="1"/>
+              <w:left w:val="single" w:color="CCCCCC" w:sz="1"/>
+              <w:bottom w:val="single" w:color="CCCCCC" w:sz="1"/>
+              <w:right w:val="single" w:color="CCCCCC" w:sz="1"/>
+            </w:tcBorders>
+            <w:tcMar>
+              <w:top w:type="dxa" w:w="80"/>
+              <w:left w:type="dxa" w:w="120"/>
+              <w:bottom w:type="dxa" w:w="80"/>
+              <w:right w:type="dxa" w:w="120"/>
+            </w:tcMar>
+          </w:tcPr>
+          <w:p>
+            <w:r>
+              <w:rPr>
+                <w:rFonts w:ascii="Arial" w:cs="Arial" w:eastAsia="Arial" w:hAnsi="Arial"/>
+                <w:sz w:val="20"/>
+                <w:szCs w:val="20"/>
+              </w:rPr>
+              <w:t xml:space="preserve">Modulator demo. Generates an MSK signal and displays time-domain waveform and frequency spectrum.</w:t>
+            </w:r>
+          </w:p>
+        </w:tc>
+      </w:tr>
+      <w:tr>
+        <w:tc>
+          <w:tcPr>
+            <w:tcW w:type="dxa" w:w="2200"/>
+            <w:tcBorders>
+              <w:top w:val="single" w:color="CCCCCC" w:sz="1"/>
+              <w:left w:val="single" w:color="CCCCCC" w:sz="1"/>
+              <w:bottom w:val="single" w:color="CCCCCC" w:sz="1"/>
+              <w:right w:val="single" w:color="CCCCCC" w:sz="1"/>
+            </w:tcBorders>
+            <w:tcMar>
+              <w:top w:type="dxa" w:w="80"/>
+              <w:left w:type="dxa" w:w="120"/>
+              <w:bottom w:type="dxa" w:w="80"/>
+              <w:right w:type="dxa" w:w="120"/>
+            </w:tcMar>
+          </w:tcPr>
+          <w:p>
+            <w:r>
+              <w:rPr>
+                <w:rFonts w:ascii="Courier New" w:cs="Courier New" w:eastAsia="Courier New" w:hAnsi="Courier New"/>
+                <w:sz w:val="18"/>
+                <w:szCs w:val="18"/>
+              </w:rPr>
               <w:t xml:space="preserve">demod.py</w:t>
             </w:r>
           </w:p>
@@ -636,7 +769,287 @@
                 <w:sz w:val="20"/>
                 <w:szCs w:val="20"/>
               </w:rPr>
-              <w:t xml:space="preserve">Demodulator demo. Decodes both a clean and a noisy signal, prints the recovered bits, and shows a four-panel analysis figure (time domain, BER curve, two I/Q constellations).</w:t>
+              <w:t xml:space="preserve">Demodulator demo. Decodes clean and noisy signals, prints BER, shows four-panel analysis figure.</w:t>
+            </w:r>
+          </w:p>
+        </w:tc>
+      </w:tr>
+      <w:tr>
+        <w:tc>
+          <w:tcPr>
+            <w:tcW w:type="dxa" w:w="2200"/>
+            <w:tcBorders>
+              <w:top w:val="single" w:color="CCCCCC" w:sz="1"/>
+              <w:left w:val="single" w:color="CCCCCC" w:sz="1"/>
+              <w:bottom w:val="single" w:color="CCCCCC" w:sz="1"/>
+              <w:right w:val="single" w:color="CCCCCC" w:sz="1"/>
+            </w:tcBorders>
+            <w:tcMar>
+              <w:top w:type="dxa" w:w="80"/>
+              <w:left w:type="dxa" w:w="120"/>
+              <w:bottom w:type="dxa" w:w="80"/>
+              <w:right w:type="dxa" w:w="120"/>
+            </w:tcMar>
+          </w:tcPr>
+          <w:p>
+            <w:r>
+              <w:rPr>
+                <w:rFonts w:ascii="Courier New" w:cs="Courier New" w:eastAsia="Courier New" w:hAnsi="Courier New"/>
+                <w:sz w:val="18"/>
+                <w:szCs w:val="18"/>
+              </w:rPr>
+              <w:t xml:space="preserve">text_to_wav.py</w:t>
+            </w:r>
+          </w:p>
+        </w:tc>
+        <w:tc>
+          <w:tcPr>
+            <w:tcW w:type="dxa" w:w="7160"/>
+            <w:tcBorders>
+              <w:top w:val="single" w:color="CCCCCC" w:sz="1"/>
+              <w:left w:val="single" w:color="CCCCCC" w:sz="1"/>
+              <w:bottom w:val="single" w:color="CCCCCC" w:sz="1"/>
+              <w:right w:val="single" w:color="CCCCCC" w:sz="1"/>
+            </w:tcBorders>
+            <w:tcMar>
+              <w:top w:type="dxa" w:w="80"/>
+              <w:left w:type="dxa" w:w="120"/>
+              <w:bottom w:type="dxa" w:w="80"/>
+              <w:right w:type="dxa" w:w="120"/>
+            </w:tcMar>
+          </w:tcPr>
+          <w:p>
+            <w:r>
+              <w:rPr>
+                <w:rFonts w:ascii="Arial" w:cs="Arial" w:eastAsia="Arial" w:hAnsi="Arial"/>
+                <w:sz w:val="20"/>
+                <w:szCs w:val="20"/>
+              </w:rPr>
+              <w:t xml:space="preserve">Encodes a text file to a standard-compliant MSK WAV audio file.</w:t>
+            </w:r>
+          </w:p>
+        </w:tc>
+      </w:tr>
+      <w:tr>
+        <w:tc>
+          <w:tcPr>
+            <w:tcW w:type="dxa" w:w="2200"/>
+            <w:tcBorders>
+              <w:top w:val="single" w:color="CCCCCC" w:sz="1"/>
+              <w:left w:val="single" w:color="CCCCCC" w:sz="1"/>
+              <w:bottom w:val="single" w:color="CCCCCC" w:sz="1"/>
+              <w:right w:val="single" w:color="CCCCCC" w:sz="1"/>
+            </w:tcBorders>
+            <w:tcMar>
+              <w:top w:type="dxa" w:w="80"/>
+              <w:left w:type="dxa" w:w="120"/>
+              <w:bottom w:type="dxa" w:w="80"/>
+              <w:right w:type="dxa" w:w="120"/>
+            </w:tcMar>
+          </w:tcPr>
+          <w:p>
+            <w:r>
+              <w:rPr>
+                <w:rFonts w:ascii="Courier New" w:cs="Courier New" w:eastAsia="Courier New" w:hAnsi="Courier New"/>
+                <w:sz w:val="18"/>
+                <w:szCs w:val="18"/>
+              </w:rPr>
+              <w:t xml:space="preserve">wav_to_text.py</w:t>
+            </w:r>
+          </w:p>
+        </w:tc>
+        <w:tc>
+          <w:tcPr>
+            <w:tcW w:type="dxa" w:w="7160"/>
+            <w:tcBorders>
+              <w:top w:val="single" w:color="CCCCCC" w:sz="1"/>
+              <w:left w:val="single" w:color="CCCCCC" w:sz="1"/>
+              <w:bottom w:val="single" w:color="CCCCCC" w:sz="1"/>
+              <w:right w:val="single" w:color="CCCCCC" w:sz="1"/>
+            </w:tcBorders>
+            <w:tcMar>
+              <w:top w:type="dxa" w:w="80"/>
+              <w:left w:type="dxa" w:w="120"/>
+              <w:bottom w:type="dxa" w:w="80"/>
+              <w:right w:type="dxa" w:w="120"/>
+            </w:tcMar>
+          </w:tcPr>
+          <w:p>
+            <w:r>
+              <w:rPr>
+                <w:rFonts w:ascii="Arial" w:cs="Arial" w:eastAsia="Arial" w:hAnsi="Arial"/>
+                <w:sz w:val="20"/>
+                <w:szCs w:val="20"/>
+              </w:rPr>
+              <w:t xml:space="preserve">Decodes a standard-compliant MSK WAV file back to text.</w:t>
+            </w:r>
+          </w:p>
+        </w:tc>
+      </w:tr>
+      <w:tr>
+        <w:tc>
+          <w:tcPr>
+            <w:tcW w:type="dxa" w:w="2200"/>
+            <w:tcBorders>
+              <w:top w:val="single" w:color="CCCCCC" w:sz="1"/>
+              <w:left w:val="single" w:color="CCCCCC" w:sz="1"/>
+              <w:bottom w:val="single" w:color="CCCCCC" w:sz="1"/>
+              <w:right w:val="single" w:color="CCCCCC" w:sz="1"/>
+            </w:tcBorders>
+            <w:tcMar>
+              <w:top w:type="dxa" w:w="80"/>
+              <w:left w:type="dxa" w:w="120"/>
+              <w:bottom w:type="dxa" w:w="80"/>
+              <w:right w:type="dxa" w:w="120"/>
+            </w:tcMar>
+          </w:tcPr>
+          <w:p>
+            <w:r>
+              <w:rPr>
+                <w:rFonts w:ascii="Courier New" w:cs="Courier New" w:eastAsia="Courier New" w:hAnsi="Courier New"/>
+                <w:sz w:val="18"/>
+                <w:szCs w:val="18"/>
+              </w:rPr>
+              <w:t xml:space="preserve">test_msk.py</w:t>
+            </w:r>
+          </w:p>
+        </w:tc>
+        <w:tc>
+          <w:tcPr>
+            <w:tcW w:type="dxa" w:w="7160"/>
+            <w:tcBorders>
+              <w:top w:val="single" w:color="CCCCCC" w:sz="1"/>
+              <w:left w:val="single" w:color="CCCCCC" w:sz="1"/>
+              <w:bottom w:val="single" w:color="CCCCCC" w:sz="1"/>
+              <w:right w:val="single" w:color="CCCCCC" w:sz="1"/>
+            </w:tcBorders>
+            <w:tcMar>
+              <w:top w:type="dxa" w:w="80"/>
+              <w:left w:type="dxa" w:w="120"/>
+              <w:bottom w:type="dxa" w:w="80"/>
+              <w:right w:type="dxa" w:w="120"/>
+            </w:tcMar>
+          </w:tcPr>
+          <w:p>
+            <w:r>
+              <w:rPr>
+                <w:rFonts w:ascii="Arial" w:cs="Arial" w:eastAsia="Arial" w:hAnsi="Arial"/>
+                <w:sz w:val="20"/>
+                <w:szCs w:val="20"/>
+              </w:rPr>
+              <w:t xml:space="preserve">73-test suite covering all functions in msk.py, standards.py, and the full encode/decode pipeline.</w:t>
+            </w:r>
+          </w:p>
+        </w:tc>
+      </w:tr>
+      <w:tr>
+        <w:tc>
+          <w:tcPr>
+            <w:tcW w:type="dxa" w:w="2200"/>
+            <w:tcBorders>
+              <w:top w:val="single" w:color="CCCCCC" w:sz="1"/>
+              <w:left w:val="single" w:color="CCCCCC" w:sz="1"/>
+              <w:bottom w:val="single" w:color="CCCCCC" w:sz="1"/>
+              <w:right w:val="single" w:color="CCCCCC" w:sz="1"/>
+            </w:tcBorders>
+            <w:tcMar>
+              <w:top w:type="dxa" w:w="80"/>
+              <w:left w:type="dxa" w:w="120"/>
+              <w:bottom w:type="dxa" w:w="80"/>
+              <w:right w:type="dxa" w:w="120"/>
+            </w:tcMar>
+          </w:tcPr>
+          <w:p>
+            <w:r>
+              <w:rPr>
+                <w:rFonts w:ascii="Courier New" w:cs="Courier New" w:eastAsia="Courier New" w:hAnsi="Courier New"/>
+                <w:sz w:val="18"/>
+                <w:szCs w:val="18"/>
+              </w:rPr>
+              <w:t xml:space="preserve">input.txt</w:t>
+            </w:r>
+          </w:p>
+        </w:tc>
+        <w:tc>
+          <w:tcPr>
+            <w:tcW w:type="dxa" w:w="7160"/>
+            <w:tcBorders>
+              <w:top w:val="single" w:color="CCCCCC" w:sz="1"/>
+              <w:left w:val="single" w:color="CCCCCC" w:sz="1"/>
+              <w:bottom w:val="single" w:color="CCCCCC" w:sz="1"/>
+              <w:right w:val="single" w:color="CCCCCC" w:sz="1"/>
+            </w:tcBorders>
+            <w:tcMar>
+              <w:top w:type="dxa" w:w="80"/>
+              <w:left w:type="dxa" w:w="120"/>
+              <w:bottom w:type="dxa" w:w="80"/>
+              <w:right w:type="dxa" w:w="120"/>
+            </w:tcMar>
+          </w:tcPr>
+          <w:p>
+            <w:r>
+              <w:rPr>
+                <w:rFonts w:ascii="Arial" w:cs="Arial" w:eastAsia="Arial" w:hAnsi="Arial"/>
+                <w:sz w:val="20"/>
+                <w:szCs w:val="20"/>
+              </w:rPr>
+              <w:t xml:space="preserve">Sample input text file (197 characters) for use with text_to_wav.py.</w:t>
+            </w:r>
+          </w:p>
+        </w:tc>
+      </w:tr>
+      <w:tr>
+        <w:tc>
+          <w:tcPr>
+            <w:tcW w:type="dxa" w:w="2200"/>
+            <w:tcBorders>
+              <w:top w:val="single" w:color="CCCCCC" w:sz="1"/>
+              <w:left w:val="single" w:color="CCCCCC" w:sz="1"/>
+              <w:bottom w:val="single" w:color="CCCCCC" w:sz="1"/>
+              <w:right w:val="single" w:color="CCCCCC" w:sz="1"/>
+            </w:tcBorders>
+            <w:tcMar>
+              <w:top w:type="dxa" w:w="80"/>
+              <w:left w:type="dxa" w:w="120"/>
+              <w:bottom w:type="dxa" w:w="80"/>
+              <w:right w:type="dxa" w:w="120"/>
+            </w:tcMar>
+          </w:tcPr>
+          <w:p>
+            <w:r>
+              <w:rPr>
+                <w:rFonts w:ascii="Courier New" w:cs="Courier New" w:eastAsia="Courier New" w:hAnsi="Courier New"/>
+                <w:sz w:val="18"/>
+                <w:szCs w:val="18"/>
+              </w:rPr>
+              <w:t xml:space="preserve">sample.txt</w:t>
+            </w:r>
+          </w:p>
+        </w:tc>
+        <w:tc>
+          <w:tcPr>
+            <w:tcW w:type="dxa" w:w="7160"/>
+            <w:tcBorders>
+              <w:top w:val="single" w:color="CCCCCC" w:sz="1"/>
+              <w:left w:val="single" w:color="CCCCCC" w:sz="1"/>
+              <w:bottom w:val="single" w:color="CCCCCC" w:sz="1"/>
+              <w:right w:val="single" w:color="CCCCCC" w:sz="1"/>
+            </w:tcBorders>
+            <w:tcMar>
+              <w:top w:type="dxa" w:w="80"/>
+              <w:left w:type="dxa" w:w="120"/>
+              <w:bottom w:type="dxa" w:w="80"/>
+              <w:right w:type="dxa" w:w="120"/>
+            </w:tcMar>
+          </w:tcPr>
+          <w:p>
+            <w:r>
+              <w:rPr>
+                <w:rFonts w:ascii="Arial" w:cs="Arial" w:eastAsia="Arial" w:hAnsi="Arial"/>
+                <w:sz w:val="20"/>
+                <w:szCs w:val="20"/>
+              </w:rPr>
+              <w:t xml:space="preserve">Longer sample input text (270 characters).</w:t>
             </w:r>
           </w:p>
         </w:tc>
@@ -672,18 +1085,10 @@
         <w:spacing w:after="120"/>
       </w:pPr>
       <w:r>
-        <w:t xml:space="preserve">Generates an MSK-modulated waveform from a hard-coded 7-bit sequence and displays two plots: the time-domain signal and the frequency spectrum.</w:t>
+        <w:t xml:space="preserve">Generates an MSK-modulated waveform from a hard-coded 7-bit sequence and displays two subplots: the time-domain signal and the frequency spectrum.</w:t>
       </w:r>
     </w:p>
     <w:p/>
-    <w:p>
-      <w:pPr>
-        <w:spacing w:after="120"/>
-      </w:pPr>
-      <w:r>
-        <w:t xml:space="preserve">Run from the project directory:</w:t>
-      </w:r>
-    </w:p>
     <w:p>
       <w:pPr>
         <w:spacing w:after="60"/>
@@ -700,14 +1105,6 @@
       </w:r>
     </w:p>
     <w:p/>
-    <w:p>
-      <w:pPr>
-        <w:spacing w:after="120"/>
-      </w:pPr>
-      <w:r>
-        <w:t xml:space="preserve">Expected output: a matplotlib window with two subplots.</w:t>
-      </w:r>
-    </w:p>
     <w:p>
       <w:pPr>
         <w:pStyle w:val="ListParagraph"/>
@@ -718,7 +1115,7 @@
         <w:spacing w:after="80"/>
       </w:pPr>
       <w:r>
-        <w:t xml:space="preserve">Top — Time Domain: the MSK waveform oscillating between the two frequencies over ~7 ms.</w:t>
+        <w:t xml:space="preserve">Top — Time Domain: MSK waveform over ~7 ms oscillating between the two frequencies.</w:t>
       </w:r>
     </w:p>
     <w:p>
@@ -731,7 +1128,7 @@
         <w:spacing w:after="80"/>
       </w:pPr>
       <w:r>
-        <w:t xml:space="preserve">Bottom — Frequency Spectrum: magnitude in dB vs. frequency (kHz), showing peaks at fᴄ ± 0.5 kHz (i.e., 1.5 kHz and 2.5 kHz).</w:t>
+        <w:t xml:space="preserve">Bottom — Frequency Spectrum: magnitude in dB vs. frequency (kHz), peaks at f_c +/- 0.5 kHz.</w:t>
       </w:r>
     </w:p>
     <w:p/>
@@ -752,7 +1149,7 @@
         <w:spacing w:after="120"/>
       </w:pPr>
       <w:r>
-        <w:t xml:space="preserve">Runs the full transmit-channel-receive chain, prints bit recovery results to the console, and displays a four-panel figure.</w:t>
+        <w:t xml:space="preserve">Runs the full transmit-channel-receive chain, prints bit recovery results, and displays a four-panel figure.</w:t>
       </w:r>
     </w:p>
     <w:p/>
@@ -777,7 +1174,7 @@
         <w:spacing w:after="120"/>
       </w:pPr>
       <w:r>
-        <w:t xml:space="preserve">Console output example:</w:t>
+        <w:t xml:space="preserve">Console output:</w:t>
       </w:r>
     </w:p>
     <w:p>
@@ -826,14 +1223,6 @@
       </w:r>
     </w:p>
     <w:p/>
-    <w:p>
-      <w:pPr>
-        <w:spacing w:after="120"/>
-      </w:pPr>
-      <w:r>
-        <w:t xml:space="preserve">Four-panel figure:</w:t>
-      </w:r>
-    </w:p>
     <w:p>
       <w:pPr>
         <w:pStyle w:val="ListParagraph"/>
@@ -844,7 +1233,7 @@
         <w:spacing w:after="80"/>
       </w:pPr>
       <w:r>
-        <w:t xml:space="preserve">Top-left — Time Domain: clean signal overlaid with the noisy version at the demo SNR.</w:t>
+        <w:t xml:space="preserve">Top-left — Time domain: clean vs. noisy signal overlay.</w:t>
       </w:r>
     </w:p>
     <w:p>
@@ -857,7 +1246,7 @@
         <w:spacing w:after="80"/>
       </w:pPr>
       <w:r>
-        <w:t xml:space="preserve">Top-right — BER vs. SNR: simulated bit error rate (log scale) swept from 0 to 15 dB, using 1000 random bits per point.</w:t>
+        <w:t xml:space="preserve">Top-right — BER vs. SNR: log-scale curve from 0 to 15 dB using 1000 random bits.</w:t>
       </w:r>
     </w:p>
     <w:p>
@@ -870,7 +1259,7 @@
         <w:spacing w:after="80"/>
       </w:pPr>
       <w:r>
-        <w:t xml:space="preserve">Bottom-left — I/Q Constellation at SNR = 5 dB: wide scatter showing noise impact.</w:t>
+        <w:t xml:space="preserve">Bottom-left — I/Q Constellation at SNR = 5 dB: wide scatter.</w:t>
       </w:r>
     </w:p>
     <w:p>
@@ -883,20 +1272,20 @@
         <w:spacing w:after="80"/>
       </w:pPr>
       <w:r>
-        <w:t xml:space="preserve">Bottom-right — I/Q Constellation at SNR = 15 dB: tighter cluster demonstrating clean recovery.</w:t>
+        <w:t xml:space="preserve">Bottom-right — I/Q Constellation at SNR = 15 dB: tight cluster.</w:t>
       </w:r>
     </w:p>
     <w:p/>
     <w:p>
       <w:pPr>
-        <w:pStyle w:val="Heading1"/>
+        <w:pStyle w:val="Heading2"/>
       </w:pPr>
       <w:r>
         <w:rPr>
           <w:b/>
           <w:bCs/>
         </w:rPr>
-        <w:t xml:space="preserve">5. API Reference (msk.py)</w:t>
+        <w:t xml:space="preserve">4.3 text_to_wav.py — Text Encoder</w:t>
       </w:r>
     </w:p>
     <w:p>
@@ -904,7 +1293,16 @@
         <w:spacing w:after="120"/>
       </w:pPr>
       <w:r>
-        <w:t xml:space="preserve">All functions are in msk.py and can be imported directly:</w:t>
+        <w:t xml:space="preserve">Encodes a text file as a standard-compliant MSK WAV audio file using FEC, scrambling, and a preamble.</w:t>
+      </w:r>
+    </w:p>
+    <w:p/>
+    <w:p>
+      <w:pPr>
+        <w:spacing w:after="120"/>
+      </w:pPr>
+      <w:r>
+        <w:t xml:space="preserve">Basic usage (MIL-STD-188-110 at 300 bps by default):</w:t>
       </w:r>
     </w:p>
     <w:p>
@@ -919,7 +1317,199 @@
           <w:sz w:val="18"/>
           <w:szCs w:val="18"/>
         </w:rPr>
-        <w:t xml:space="preserve">from msk import msk_modulate, msk_demodulate, awgn, compute_ber, ber_vs_snr, iq_samples</w:t>
+        <w:t xml:space="preserve">python text_to_wav.py input.txt output.wav</w:t>
+      </w:r>
+    </w:p>
+    <w:p/>
+    <w:p>
+      <w:pPr>
+        <w:spacing w:after="120"/>
+      </w:pPr>
+      <w:r>
+        <w:t xml:space="preserve">Specify a standard and bit rate:</w:t>
+      </w:r>
+    </w:p>
+    <w:p>
+      <w:pPr>
+        <w:spacing w:after="60"/>
+        <w:ind w:left="720"/>
+      </w:pPr>
+      <w:r>
+        <w:rPr>
+          <w:rFonts w:ascii="Courier New" w:cs="Courier New" w:eastAsia="Courier New" w:hAnsi="Courier New"/>
+          <w:color w:val="2E2E2E"/>
+          <w:sz w:val="18"/>
+          <w:szCs w:val="18"/>
+        </w:rPr>
+        <w:t xml:space="preserve">python text_to_wav.py input.txt output.wav --standard MIL-STD-188-110 --bit-rate 600</w:t>
+      </w:r>
+    </w:p>
+    <w:p>
+      <w:pPr>
+        <w:spacing w:after="60"/>
+        <w:ind w:left="720"/>
+      </w:pPr>
+      <w:r>
+        <w:rPr>
+          <w:rFonts w:ascii="Courier New" w:cs="Courier New" w:eastAsia="Courier New" w:hAnsi="Courier New"/>
+          <w:color w:val="2E2E2E"/>
+          <w:sz w:val="18"/>
+          <w:szCs w:val="18"/>
+        </w:rPr>
+        <w:t xml:space="preserve">python text_to_wav.py input.txt output.wav --standard STANAG-4285 --bit-rate 300</w:t>
+      </w:r>
+    </w:p>
+    <w:p/>
+    <w:p>
+      <w:pPr>
+        <w:spacing w:after="120"/>
+      </w:pPr>
+      <w:r>
+        <w:t xml:space="preserve">Console output example:</w:t>
+      </w:r>
+    </w:p>
+    <w:p>
+      <w:pPr>
+        <w:spacing w:after="60"/>
+        <w:ind w:left="720"/>
+      </w:pPr>
+      <w:r>
+        <w:rPr>
+          <w:rFonts w:ascii="Courier New" w:cs="Courier New" w:eastAsia="Courier New" w:hAnsi="Courier New"/>
+          <w:color w:val="2E2E2E"/>
+          <w:sz w:val="18"/>
+          <w:szCs w:val="18"/>
+        </w:rPr>
+        <w:t xml:space="preserve">Standard : MIL-STD-188-110</w:t>
+      </w:r>
+    </w:p>
+    <w:p>
+      <w:pPr>
+        <w:spacing w:after="60"/>
+        <w:ind w:left="720"/>
+      </w:pPr>
+      <w:r>
+        <w:rPr>
+          <w:rFonts w:ascii="Courier New" w:cs="Courier New" w:eastAsia="Courier New" w:hAnsi="Courier New"/>
+          <w:color w:val="2E2E2E"/>
+          <w:sz w:val="18"/>
+          <w:szCs w:val="18"/>
+        </w:rPr>
+        <w:t xml:space="preserve">Input    : input.txt  (197 chars, 1576 data bits)</w:t>
+      </w:r>
+    </w:p>
+    <w:p>
+      <w:pPr>
+        <w:spacing w:after="60"/>
+        <w:ind w:left="720"/>
+      </w:pPr>
+      <w:r>
+        <w:rPr>
+          <w:rFonts w:ascii="Courier New" w:cs="Courier New" w:eastAsia="Courier New" w:hAnsi="Courier New"/>
+          <w:color w:val="2E2E2E"/>
+          <w:sz w:val="18"/>
+          <w:szCs w:val="18"/>
+        </w:rPr>
+        <w:t xml:space="preserve">FEC      : on — 1592 payload bits -&gt; 3196 encoded bits</w:t>
+      </w:r>
+    </w:p>
+    <w:p>
+      <w:pPr>
+        <w:spacing w:after="60"/>
+        <w:ind w:left="720"/>
+      </w:pPr>
+      <w:r>
+        <w:rPr>
+          <w:rFonts w:ascii="Courier New" w:cs="Courier New" w:eastAsia="Courier New" w:hAnsi="Courier New"/>
+          <w:color w:val="2E2E2E"/>
+          <w:sz w:val="18"/>
+          <w:szCs w:val="18"/>
+        </w:rPr>
+        <w:t xml:space="preserve">Scrambler: on</w:t>
+      </w:r>
+    </w:p>
+    <w:p>
+      <w:pPr>
+        <w:spacing w:after="60"/>
+        <w:ind w:left="720"/>
+      </w:pPr>
+      <w:r>
+        <w:rPr>
+          <w:rFonts w:ascii="Courier New" w:cs="Courier New" w:eastAsia="Courier New" w:hAnsi="Courier New"/>
+          <w:color w:val="2E2E2E"/>
+          <w:sz w:val="18"/>
+          <w:szCs w:val="18"/>
+        </w:rPr>
+        <w:t xml:space="preserve">Preamble : 48 bits</w:t>
+      </w:r>
+    </w:p>
+    <w:p>
+      <w:pPr>
+        <w:spacing w:after="60"/>
+        <w:ind w:left="720"/>
+      </w:pPr>
+      <w:r>
+        <w:rPr>
+          <w:rFonts w:ascii="Courier New" w:cs="Courier New" w:eastAsia="Courier New" w:hAnsi="Courier New"/>
+          <w:color w:val="2E2E2E"/>
+          <w:sz w:val="18"/>
+          <w:szCs w:val="18"/>
+        </w:rPr>
+        <w:t xml:space="preserve">Output   : output.wav</w:t>
+      </w:r>
+    </w:p>
+    <w:p>
+      <w:pPr>
+        <w:spacing w:after="60"/>
+        <w:ind w:left="720"/>
+      </w:pPr>
+      <w:r>
+        <w:rPr>
+          <w:rFonts w:ascii="Courier New" w:cs="Courier New" w:eastAsia="Courier New" w:hAnsi="Courier New"/>
+          <w:color w:val="2E2E2E"/>
+          <w:sz w:val="18"/>
+          <w:szCs w:val="18"/>
+        </w:rPr>
+        <w:t xml:space="preserve">Duration : 10.81 s  at 300 bps</w:t>
+      </w:r>
+    </w:p>
+    <w:p>
+      <w:pPr>
+        <w:spacing w:after="60"/>
+        <w:ind w:left="720"/>
+      </w:pPr>
+      <w:r>
+        <w:rPr>
+          <w:rFonts w:ascii="Courier New" w:cs="Courier New" w:eastAsia="Courier New" w:hAnsi="Courier New"/>
+          <w:color w:val="2E2E2E"/>
+          <w:sz w:val="18"/>
+          <w:szCs w:val="18"/>
+        </w:rPr>
+        <w:t xml:space="preserve">Carrier  : 1500 Hz  |  f_high=1650 Hz  f_low=1350 Hz</w:t>
+      </w:r>
+    </w:p>
+    <w:p/>
+    <w:p>
+      <w:pPr>
+        <w:spacing w:after="120"/>
+      </w:pPr>
+      <w:r>
+        <w:t xml:space="preserve">Play the resulting file with:</w:t>
+      </w:r>
+    </w:p>
+    <w:p>
+      <w:pPr>
+        <w:spacing w:after="60"/>
+        <w:ind w:left="720"/>
+      </w:pPr>
+      <w:r>
+        <w:rPr>
+          <w:rFonts w:ascii="Courier New" w:cs="Courier New" w:eastAsia="Courier New" w:hAnsi="Courier New"/>
+          <w:color w:val="2E2E2E"/>
+          <w:sz w:val="18"/>
+          <w:szCs w:val="18"/>
+        </w:rPr>
+        <w:t xml:space="preserve">afplay output.wav</w:t>
       </w:r>
     </w:p>
     <w:p/>
@@ -932,7 +1522,7 @@
           <w:b/>
           <w:bCs/>
         </w:rPr>
-        <w:t xml:space="preserve">5.1 msk_modulate</w:t>
+        <w:t xml:space="preserve">4.4 wav_to_text.py — Audio Decoder</w:t>
       </w:r>
     </w:p>
     <w:p>
@@ -940,7 +1530,1398 @@
         <w:spacing w:after="120"/>
       </w:pPr>
       <w:r>
-        <w:t xml:space="preserve">Generates an MSK-modulated signal with continuous phase from a list of binary bits.</w:t>
+        <w:t xml:space="preserve">Decodes a standard-compliant MSK WAV file back to text. Must use the same --standard and --bit-rate as the encoder.</w:t>
+      </w:r>
+    </w:p>
+    <w:p/>
+    <w:p>
+      <w:pPr>
+        <w:spacing w:after="120"/>
+      </w:pPr>
+      <w:r>
+        <w:t xml:space="preserve">Basic usage:</w:t>
+      </w:r>
+    </w:p>
+    <w:p>
+      <w:pPr>
+        <w:spacing w:after="60"/>
+        <w:ind w:left="720"/>
+      </w:pPr>
+      <w:r>
+        <w:rPr>
+          <w:rFonts w:ascii="Courier New" w:cs="Courier New" w:eastAsia="Courier New" w:hAnsi="Courier New"/>
+          <w:color w:val="2E2E2E"/>
+          <w:sz w:val="18"/>
+          <w:szCs w:val="18"/>
+        </w:rPr>
+        <w:t xml:space="preserve">python wav_to_text.py output.wav</w:t>
+      </w:r>
+    </w:p>
+    <w:p/>
+    <w:p>
+      <w:pPr>
+        <w:spacing w:after="120"/>
+      </w:pPr>
+      <w:r>
+        <w:t xml:space="preserve">Save to a file:</w:t>
+      </w:r>
+    </w:p>
+    <w:p>
+      <w:pPr>
+        <w:spacing w:after="60"/>
+        <w:ind w:left="720"/>
+      </w:pPr>
+      <w:r>
+        <w:rPr>
+          <w:rFonts w:ascii="Courier New" w:cs="Courier New" w:eastAsia="Courier New" w:hAnsi="Courier New"/>
+          <w:color w:val="2E2E2E"/>
+          <w:sz w:val="18"/>
+          <w:szCs w:val="18"/>
+        </w:rPr>
+        <w:t xml:space="preserve">python wav_to_text.py output.wav recovered.txt</w:t>
+      </w:r>
+    </w:p>
+    <w:p/>
+    <w:p>
+      <w:pPr>
+        <w:spacing w:after="120"/>
+      </w:pPr>
+      <w:r>
+        <w:t xml:space="preserve">Specify standard and bit rate:</w:t>
+      </w:r>
+    </w:p>
+    <w:p>
+      <w:pPr>
+        <w:spacing w:after="60"/>
+        <w:ind w:left="720"/>
+      </w:pPr>
+      <w:r>
+        <w:rPr>
+          <w:rFonts w:ascii="Courier New" w:cs="Courier New" w:eastAsia="Courier New" w:hAnsi="Courier New"/>
+          <w:color w:val="2E2E2E"/>
+          <w:sz w:val="18"/>
+          <w:szCs w:val="18"/>
+        </w:rPr>
+        <w:t xml:space="preserve">python wav_to_text.py output.wav recovered.txt --standard STANAG-4285 --bit-rate 600</w:t>
+      </w:r>
+    </w:p>
+    <w:p/>
+    <w:p>
+      <w:pPr>
+        <w:spacing w:after="120"/>
+      </w:pPr>
+      <w:r>
+        <w:t xml:space="preserve">Console output example:</w:t>
+      </w:r>
+    </w:p>
+    <w:p>
+      <w:pPr>
+        <w:spacing w:after="60"/>
+        <w:ind w:left="720"/>
+      </w:pPr>
+      <w:r>
+        <w:rPr>
+          <w:rFonts w:ascii="Courier New" w:cs="Courier New" w:eastAsia="Courier New" w:hAnsi="Courier New"/>
+          <w:color w:val="2E2E2E"/>
+          <w:sz w:val="18"/>
+          <w:szCs w:val="18"/>
+        </w:rPr>
+        <w:t xml:space="preserve">Standard : MIL-STD-188-110</w:t>
+      </w:r>
+    </w:p>
+    <w:p>
+      <w:pPr>
+        <w:spacing w:after="60"/>
+        <w:ind w:left="720"/>
+      </w:pPr>
+      <w:r>
+        <w:rPr>
+          <w:rFonts w:ascii="Courier New" w:cs="Courier New" w:eastAsia="Courier New" w:hAnsi="Courier New"/>
+          <w:color w:val="2E2E2E"/>
+          <w:sz w:val="18"/>
+          <w:szCs w:val="18"/>
+        </w:rPr>
+        <w:t xml:space="preserve">Decoded  : 3244 bits -&gt; 197 characters -&gt; recovered.txt</w:t>
+      </w:r>
+    </w:p>
+    <w:p/>
+    <w:p>
+      <w:pPr>
+        <w:pStyle w:val="Heading1"/>
+      </w:pPr>
+      <w:r>
+        <w:rPr>
+          <w:b/>
+          <w:bCs/>
+        </w:rPr>
+        <w:t xml:space="preserve">5. Standards Reference</w:t>
+      </w:r>
+    </w:p>
+    <w:p>
+      <w:pPr>
+        <w:spacing w:after="120"/>
+      </w:pPr>
+      <w:r>
+        <w:t xml:space="preserve">The standards.py file defines parameter presets for both supported waveform standards. Import and use them directly in your own scripts:</w:t>
+      </w:r>
+    </w:p>
+    <w:p/>
+    <w:p>
+      <w:pPr>
+        <w:spacing w:after="60"/>
+        <w:ind w:left="720"/>
+      </w:pPr>
+      <w:r>
+        <w:rPr>
+          <w:rFonts w:ascii="Courier New" w:cs="Courier New" w:eastAsia="Courier New" w:hAnsi="Courier New"/>
+          <w:color w:val="2E2E2E"/>
+          <w:sz w:val="18"/>
+          <w:szCs w:val="18"/>
+        </w:rPr>
+        <w:t xml:space="preserve">from standards import STANDARDS, DEFAULT_STANDARD</w:t>
+      </w:r>
+    </w:p>
+    <w:p>
+      <w:pPr>
+        <w:spacing w:after="60"/>
+        <w:ind w:left="720"/>
+      </w:pPr>
+      <w:r>
+        <w:rPr>
+          <w:rFonts w:ascii="Courier New" w:cs="Courier New" w:eastAsia="Courier New" w:hAnsi="Courier New"/>
+          <w:color w:val="2E2E2E"/>
+          <w:sz w:val="18"/>
+          <w:szCs w:val="18"/>
+        </w:rPr>
+        <w:t xml:space="preserve">std = STANDARDS['MIL-STD-188-110']</w:t>
+      </w:r>
+    </w:p>
+    <w:p/>
+    <w:p>
+      <w:pPr>
+        <w:pStyle w:val="Heading2"/>
+      </w:pPr>
+      <w:r>
+        <w:rPr>
+          <w:b/>
+          <w:bCs/>
+        </w:rPr>
+        <w:t xml:space="preserve">5.1 MIL-STD-188-110</w:t>
+      </w:r>
+    </w:p>
+    <w:p>
+      <w:pPr>
+        <w:spacing w:after="120"/>
+      </w:pPr>
+      <w:r>
+        <w:t xml:space="preserve">US military HF data modem standard covering single-tone MSK/PSK waveforms for use on HF channels (3-30 MHz).</w:t>
+      </w:r>
+    </w:p>
+    <w:p/>
+    <w:tbl>
+      <w:tblPr>
+        <w:tblW w:type="dxa" w:w="7000"/>
+        <w:tblBorders>
+          <w:top w:val="single" w:color="auto" w:sz="4"/>
+          <w:left w:val="single" w:color="auto" w:sz="4"/>
+          <w:bottom w:val="single" w:color="auto" w:sz="4"/>
+          <w:right w:val="single" w:color="auto" w:sz="4"/>
+          <w:insideH w:val="single" w:color="auto" w:sz="4"/>
+          <w:insideV w:val="single" w:color="auto" w:sz="4"/>
+        </w:tblBorders>
+      </w:tblPr>
+      <w:tblGrid>
+        <w:gridCol w:w="3000"/>
+        <w:gridCol w:w="4000"/>
+      </w:tblGrid>
+      <w:tr>
+        <w:tc>
+          <w:tcPr>
+            <w:tcW w:type="dxa" w:w="3000"/>
+            <w:tcBorders>
+              <w:top w:val="single" w:color="CCCCCC" w:sz="1"/>
+              <w:left w:val="single" w:color="CCCCCC" w:sz="1"/>
+              <w:bottom w:val="single" w:color="CCCCCC" w:sz="1"/>
+              <w:right w:val="single" w:color="CCCCCC" w:sz="1"/>
+            </w:tcBorders>
+            <w:shd w:fill="D5E8F0" w:val="clear"/>
+            <w:tcMar>
+              <w:top w:type="dxa" w:w="80"/>
+              <w:left w:type="dxa" w:w="120"/>
+              <w:bottom w:type="dxa" w:w="80"/>
+              <w:right w:type="dxa" w:w="120"/>
+            </w:tcMar>
+          </w:tcPr>
+          <w:p>
+            <w:r>
+              <w:rPr>
+                <w:b/>
+                <w:bCs/>
+              </w:rPr>
+              <w:t xml:space="preserve">Parameter</w:t>
+            </w:r>
+          </w:p>
+        </w:tc>
+        <w:tc>
+          <w:tcPr>
+            <w:tcW w:type="dxa" w:w="4000"/>
+            <w:tcBorders>
+              <w:top w:val="single" w:color="CCCCCC" w:sz="1"/>
+              <w:left w:val="single" w:color="CCCCCC" w:sz="1"/>
+              <w:bottom w:val="single" w:color="CCCCCC" w:sz="1"/>
+              <w:right w:val="single" w:color="CCCCCC" w:sz="1"/>
+            </w:tcBorders>
+            <w:shd w:fill="D5E8F0" w:val="clear"/>
+            <w:tcMar>
+              <w:top w:type="dxa" w:w="80"/>
+              <w:left w:type="dxa" w:w="120"/>
+              <w:bottom w:type="dxa" w:w="80"/>
+              <w:right w:type="dxa" w:w="120"/>
+            </w:tcMar>
+          </w:tcPr>
+          <w:p>
+            <w:r>
+              <w:rPr>
+                <w:b/>
+                <w:bCs/>
+              </w:rPr>
+              <w:t xml:space="preserve">Value</w:t>
+            </w:r>
+          </w:p>
+        </w:tc>
+      </w:tr>
+      <w:tr>
+        <w:tc>
+          <w:tcPr>
+            <w:tcW w:type="dxa" w:w="3000"/>
+            <w:tcBorders>
+              <w:top w:val="single" w:color="CCCCCC" w:sz="1"/>
+              <w:left w:val="single" w:color="CCCCCC" w:sz="1"/>
+              <w:bottom w:val="single" w:color="CCCCCC" w:sz="1"/>
+              <w:right w:val="single" w:color="CCCCCC" w:sz="1"/>
+            </w:tcBorders>
+            <w:tcMar>
+              <w:top w:type="dxa" w:w="80"/>
+              <w:left w:type="dxa" w:w="120"/>
+              <w:bottom w:type="dxa" w:w="80"/>
+              <w:right w:type="dxa" w:w="120"/>
+            </w:tcMar>
+          </w:tcPr>
+          <w:p>
+            <w:r>
+              <w:rPr>
+                <w:rFonts w:ascii="Courier New" w:cs="Courier New" w:eastAsia="Courier New" w:hAnsi="Courier New"/>
+                <w:sz w:val="18"/>
+                <w:szCs w:val="18"/>
+              </w:rPr>
+              <w:t xml:space="preserve">carrier_freq</w:t>
+            </w:r>
+          </w:p>
+        </w:tc>
+        <w:tc>
+          <w:tcPr>
+            <w:tcW w:type="dxa" w:w="4000"/>
+            <w:tcBorders>
+              <w:top w:val="single" w:color="CCCCCC" w:sz="1"/>
+              <w:left w:val="single" w:color="CCCCCC" w:sz="1"/>
+              <w:bottom w:val="single" w:color="CCCCCC" w:sz="1"/>
+              <w:right w:val="single" w:color="CCCCCC" w:sz="1"/>
+            </w:tcBorders>
+            <w:tcMar>
+              <w:top w:type="dxa" w:w="80"/>
+              <w:left w:type="dxa" w:w="120"/>
+              <w:bottom w:type="dxa" w:w="80"/>
+              <w:right w:type="dxa" w:w="120"/>
+            </w:tcMar>
+          </w:tcPr>
+          <w:p>
+            <w:r>
+              <w:rPr>
+                <w:rFonts w:ascii="Arial" w:cs="Arial" w:eastAsia="Arial" w:hAnsi="Arial"/>
+                <w:sz w:val="20"/>
+                <w:szCs w:val="20"/>
+              </w:rPr>
+              <w:t xml:space="preserve">1500 Hz</w:t>
+            </w:r>
+          </w:p>
+        </w:tc>
+      </w:tr>
+      <w:tr>
+        <w:tc>
+          <w:tcPr>
+            <w:tcW w:type="dxa" w:w="3000"/>
+            <w:tcBorders>
+              <w:top w:val="single" w:color="CCCCCC" w:sz="1"/>
+              <w:left w:val="single" w:color="CCCCCC" w:sz="1"/>
+              <w:bottom w:val="single" w:color="CCCCCC" w:sz="1"/>
+              <w:right w:val="single" w:color="CCCCCC" w:sz="1"/>
+            </w:tcBorders>
+            <w:tcMar>
+              <w:top w:type="dxa" w:w="80"/>
+              <w:left w:type="dxa" w:w="120"/>
+              <w:bottom w:type="dxa" w:w="80"/>
+              <w:right w:type="dxa" w:w="120"/>
+            </w:tcMar>
+          </w:tcPr>
+          <w:p>
+            <w:r>
+              <w:rPr>
+                <w:rFonts w:ascii="Courier New" w:cs="Courier New" w:eastAsia="Courier New" w:hAnsi="Courier New"/>
+                <w:sz w:val="18"/>
+                <w:szCs w:val="18"/>
+              </w:rPr>
+              <w:t xml:space="preserve">valid_bit_rates</w:t>
+            </w:r>
+          </w:p>
+        </w:tc>
+        <w:tc>
+          <w:tcPr>
+            <w:tcW w:type="dxa" w:w="4000"/>
+            <w:tcBorders>
+              <w:top w:val="single" w:color="CCCCCC" w:sz="1"/>
+              <w:left w:val="single" w:color="CCCCCC" w:sz="1"/>
+              <w:bottom w:val="single" w:color="CCCCCC" w:sz="1"/>
+              <w:right w:val="single" w:color="CCCCCC" w:sz="1"/>
+            </w:tcBorders>
+            <w:tcMar>
+              <w:top w:type="dxa" w:w="80"/>
+              <w:left w:type="dxa" w:w="120"/>
+              <w:bottom w:type="dxa" w:w="80"/>
+              <w:right w:type="dxa" w:w="120"/>
+            </w:tcMar>
+          </w:tcPr>
+          <w:p>
+            <w:r>
+              <w:rPr>
+                <w:rFonts w:ascii="Arial" w:cs="Arial" w:eastAsia="Arial" w:hAnsi="Arial"/>
+                <w:sz w:val="20"/>
+                <w:szCs w:val="20"/>
+              </w:rPr>
+              <w:t xml:space="preserve">75, 150, 300, 600, 1200, 2400 bps</w:t>
+            </w:r>
+          </w:p>
+        </w:tc>
+      </w:tr>
+      <w:tr>
+        <w:tc>
+          <w:tcPr>
+            <w:tcW w:type="dxa" w:w="3000"/>
+            <w:tcBorders>
+              <w:top w:val="single" w:color="CCCCCC" w:sz="1"/>
+              <w:left w:val="single" w:color="CCCCCC" w:sz="1"/>
+              <w:bottom w:val="single" w:color="CCCCCC" w:sz="1"/>
+              <w:right w:val="single" w:color="CCCCCC" w:sz="1"/>
+            </w:tcBorders>
+            <w:tcMar>
+              <w:top w:type="dxa" w:w="80"/>
+              <w:left w:type="dxa" w:w="120"/>
+              <w:bottom w:type="dxa" w:w="80"/>
+              <w:right w:type="dxa" w:w="120"/>
+            </w:tcMar>
+          </w:tcPr>
+          <w:p>
+            <w:r>
+              <w:rPr>
+                <w:rFonts w:ascii="Courier New" w:cs="Courier New" w:eastAsia="Courier New" w:hAnsi="Courier New"/>
+                <w:sz w:val="18"/>
+                <w:szCs w:val="18"/>
+              </w:rPr>
+              <w:t xml:space="preserve">default_bit_rate</w:t>
+            </w:r>
+          </w:p>
+        </w:tc>
+        <w:tc>
+          <w:tcPr>
+            <w:tcW w:type="dxa" w:w="4000"/>
+            <w:tcBorders>
+              <w:top w:val="single" w:color="CCCCCC" w:sz="1"/>
+              <w:left w:val="single" w:color="CCCCCC" w:sz="1"/>
+              <w:bottom w:val="single" w:color="CCCCCC" w:sz="1"/>
+              <w:right w:val="single" w:color="CCCCCC" w:sz="1"/>
+            </w:tcBorders>
+            <w:tcMar>
+              <w:top w:type="dxa" w:w="80"/>
+              <w:left w:type="dxa" w:w="120"/>
+              <w:bottom w:type="dxa" w:w="80"/>
+              <w:right w:type="dxa" w:w="120"/>
+            </w:tcMar>
+          </w:tcPr>
+          <w:p>
+            <w:r>
+              <w:rPr>
+                <w:rFonts w:ascii="Arial" w:cs="Arial" w:eastAsia="Arial" w:hAnsi="Arial"/>
+                <w:sz w:val="20"/>
+                <w:szCs w:val="20"/>
+              </w:rPr>
+              <w:t xml:space="preserve">300 bps</w:t>
+            </w:r>
+          </w:p>
+        </w:tc>
+      </w:tr>
+      <w:tr>
+        <w:tc>
+          <w:tcPr>
+            <w:tcW w:type="dxa" w:w="3000"/>
+            <w:tcBorders>
+              <w:top w:val="single" w:color="CCCCCC" w:sz="1"/>
+              <w:left w:val="single" w:color="CCCCCC" w:sz="1"/>
+              <w:bottom w:val="single" w:color="CCCCCC" w:sz="1"/>
+              <w:right w:val="single" w:color="CCCCCC" w:sz="1"/>
+            </w:tcBorders>
+            <w:tcMar>
+              <w:top w:type="dxa" w:w="80"/>
+              <w:left w:type="dxa" w:w="120"/>
+              <w:bottom w:type="dxa" w:w="80"/>
+              <w:right w:type="dxa" w:w="120"/>
+            </w:tcMar>
+          </w:tcPr>
+          <w:p>
+            <w:r>
+              <w:rPr>
+                <w:rFonts w:ascii="Courier New" w:cs="Courier New" w:eastAsia="Courier New" w:hAnsi="Courier New"/>
+                <w:sz w:val="18"/>
+                <w:szCs w:val="18"/>
+              </w:rPr>
+              <w:t xml:space="preserve">preamble</w:t>
+            </w:r>
+          </w:p>
+        </w:tc>
+        <w:tc>
+          <w:tcPr>
+            <w:tcW w:type="dxa" w:w="4000"/>
+            <w:tcBorders>
+              <w:top w:val="single" w:color="CCCCCC" w:sz="1"/>
+              <w:left w:val="single" w:color="CCCCCC" w:sz="1"/>
+              <w:bottom w:val="single" w:color="CCCCCC" w:sz="1"/>
+              <w:right w:val="single" w:color="CCCCCC" w:sz="1"/>
+            </w:tcBorders>
+            <w:tcMar>
+              <w:top w:type="dxa" w:w="80"/>
+              <w:left w:type="dxa" w:w="120"/>
+              <w:bottom w:type="dxa" w:w="80"/>
+              <w:right w:type="dxa" w:w="120"/>
+            </w:tcMar>
+          </w:tcPr>
+          <w:p>
+            <w:r>
+              <w:rPr>
+                <w:rFonts w:ascii="Arial" w:cs="Arial" w:eastAsia="Arial" w:hAnsi="Arial"/>
+                <w:sz w:val="20"/>
+                <w:szCs w:val="20"/>
+              </w:rPr>
+              <w:t xml:space="preserve">48 alternating bits (1010...)</w:t>
+            </w:r>
+          </w:p>
+        </w:tc>
+      </w:tr>
+      <w:tr>
+        <w:tc>
+          <w:tcPr>
+            <w:tcW w:type="dxa" w:w="3000"/>
+            <w:tcBorders>
+              <w:top w:val="single" w:color="CCCCCC" w:sz="1"/>
+              <w:left w:val="single" w:color="CCCCCC" w:sz="1"/>
+              <w:bottom w:val="single" w:color="CCCCCC" w:sz="1"/>
+              <w:right w:val="single" w:color="CCCCCC" w:sz="1"/>
+            </w:tcBorders>
+            <w:tcMar>
+              <w:top w:type="dxa" w:w="80"/>
+              <w:left w:type="dxa" w:w="120"/>
+              <w:bottom w:type="dxa" w:w="80"/>
+              <w:right w:type="dxa" w:w="120"/>
+            </w:tcMar>
+          </w:tcPr>
+          <w:p>
+            <w:r>
+              <w:rPr>
+                <w:rFonts w:ascii="Courier New" w:cs="Courier New" w:eastAsia="Courier New" w:hAnsi="Courier New"/>
+                <w:sz w:val="18"/>
+                <w:szCs w:val="18"/>
+              </w:rPr>
+              <w:t xml:space="preserve">FEC</w:t>
+            </w:r>
+          </w:p>
+        </w:tc>
+        <w:tc>
+          <w:tcPr>
+            <w:tcW w:type="dxa" w:w="4000"/>
+            <w:tcBorders>
+              <w:top w:val="single" w:color="CCCCCC" w:sz="1"/>
+              <w:left w:val="single" w:color="CCCCCC" w:sz="1"/>
+              <w:bottom w:val="single" w:color="CCCCCC" w:sz="1"/>
+              <w:right w:val="single" w:color="CCCCCC" w:sz="1"/>
+            </w:tcBorders>
+            <w:tcMar>
+              <w:top w:type="dxa" w:w="80"/>
+              <w:left w:type="dxa" w:w="120"/>
+              <w:bottom w:type="dxa" w:w="80"/>
+              <w:right w:type="dxa" w:w="120"/>
+            </w:tcMar>
+          </w:tcPr>
+          <w:p>
+            <w:r>
+              <w:rPr>
+                <w:rFonts w:ascii="Arial" w:cs="Arial" w:eastAsia="Arial" w:hAnsi="Arial"/>
+                <w:sz w:val="20"/>
+                <w:szCs w:val="20"/>
+              </w:rPr>
+              <w:t xml:space="preserve">Rate 1/2, K=7 convolutional code</w:t>
+            </w:r>
+          </w:p>
+        </w:tc>
+      </w:tr>
+      <w:tr>
+        <w:tc>
+          <w:tcPr>
+            <w:tcW w:type="dxa" w:w="3000"/>
+            <w:tcBorders>
+              <w:top w:val="single" w:color="CCCCCC" w:sz="1"/>
+              <w:left w:val="single" w:color="CCCCCC" w:sz="1"/>
+              <w:bottom w:val="single" w:color="CCCCCC" w:sz="1"/>
+              <w:right w:val="single" w:color="CCCCCC" w:sz="1"/>
+            </w:tcBorders>
+            <w:tcMar>
+              <w:top w:type="dxa" w:w="80"/>
+              <w:left w:type="dxa" w:w="120"/>
+              <w:bottom w:type="dxa" w:w="80"/>
+              <w:right w:type="dxa" w:w="120"/>
+            </w:tcMar>
+          </w:tcPr>
+          <w:p>
+            <w:r>
+              <w:rPr>
+                <w:rFonts w:ascii="Courier New" w:cs="Courier New" w:eastAsia="Courier New" w:hAnsi="Courier New"/>
+                <w:sz w:val="18"/>
+                <w:szCs w:val="18"/>
+              </w:rPr>
+              <w:t xml:space="preserve">Scrambler</w:t>
+            </w:r>
+          </w:p>
+        </w:tc>
+        <w:tc>
+          <w:tcPr>
+            <w:tcW w:type="dxa" w:w="4000"/>
+            <w:tcBorders>
+              <w:top w:val="single" w:color="CCCCCC" w:sz="1"/>
+              <w:left w:val="single" w:color="CCCCCC" w:sz="1"/>
+              <w:bottom w:val="single" w:color="CCCCCC" w:sz="1"/>
+              <w:right w:val="single" w:color="CCCCCC" w:sz="1"/>
+            </w:tcBorders>
+            <w:tcMar>
+              <w:top w:type="dxa" w:w="80"/>
+              <w:left w:type="dxa" w:w="120"/>
+              <w:bottom w:type="dxa" w:w="80"/>
+              <w:right w:type="dxa" w:w="120"/>
+            </w:tcMar>
+          </w:tcPr>
+          <w:p>
+            <w:r>
+              <w:rPr>
+                <w:rFonts w:ascii="Arial" w:cs="Arial" w:eastAsia="Arial" w:hAnsi="Arial"/>
+                <w:sz w:val="20"/>
+                <w:szCs w:val="20"/>
+              </w:rPr>
+              <w:t xml:space="preserve">9-stage LFSR, polynomial x^9 + x^4 + 1</w:t>
+            </w:r>
+          </w:p>
+        </w:tc>
+      </w:tr>
+      <w:tr>
+        <w:tc>
+          <w:tcPr>
+            <w:tcW w:type="dxa" w:w="3000"/>
+            <w:tcBorders>
+              <w:top w:val="single" w:color="CCCCCC" w:sz="1"/>
+              <w:left w:val="single" w:color="CCCCCC" w:sz="1"/>
+              <w:bottom w:val="single" w:color="CCCCCC" w:sz="1"/>
+              <w:right w:val="single" w:color="CCCCCC" w:sz="1"/>
+            </w:tcBorders>
+            <w:tcMar>
+              <w:top w:type="dxa" w:w="80"/>
+              <w:left w:type="dxa" w:w="120"/>
+              <w:bottom w:type="dxa" w:w="80"/>
+              <w:right w:type="dxa" w:w="120"/>
+            </w:tcMar>
+          </w:tcPr>
+          <w:p>
+            <w:r>
+              <w:rPr>
+                <w:rFonts w:ascii="Courier New" w:cs="Courier New" w:eastAsia="Courier New" w:hAnsi="Courier New"/>
+                <w:sz w:val="18"/>
+                <w:szCs w:val="18"/>
+              </w:rPr>
+              <w:t xml:space="preserve">sample_rate</w:t>
+            </w:r>
+          </w:p>
+        </w:tc>
+        <w:tc>
+          <w:tcPr>
+            <w:tcW w:type="dxa" w:w="4000"/>
+            <w:tcBorders>
+              <w:top w:val="single" w:color="CCCCCC" w:sz="1"/>
+              <w:left w:val="single" w:color="CCCCCC" w:sz="1"/>
+              <w:bottom w:val="single" w:color="CCCCCC" w:sz="1"/>
+              <w:right w:val="single" w:color="CCCCCC" w:sz="1"/>
+            </w:tcBorders>
+            <w:tcMar>
+              <w:top w:type="dxa" w:w="80"/>
+              <w:left w:type="dxa" w:w="120"/>
+              <w:bottom w:type="dxa" w:w="80"/>
+              <w:right w:type="dxa" w:w="120"/>
+            </w:tcMar>
+          </w:tcPr>
+          <w:p>
+            <w:r>
+              <w:rPr>
+                <w:rFonts w:ascii="Arial" w:cs="Arial" w:eastAsia="Arial" w:hAnsi="Arial"/>
+                <w:sz w:val="20"/>
+                <w:szCs w:val="20"/>
+              </w:rPr>
+              <w:t xml:space="preserve">44100 Hz</w:t>
+            </w:r>
+          </w:p>
+        </w:tc>
+      </w:tr>
+    </w:tbl>
+    <w:p/>
+    <w:p>
+      <w:pPr>
+        <w:pStyle w:val="Heading2"/>
+      </w:pPr>
+      <w:r>
+        <w:rPr>
+          <w:b/>
+          <w:bCs/>
+        </w:rPr>
+        <w:t xml:space="preserve">5.2 STANAG-4285</w:t>
+      </w:r>
+    </w:p>
+    <w:p>
+      <w:pPr>
+        <w:spacing w:after="120"/>
+      </w:pPr>
+      <w:r>
+        <w:t xml:space="preserve">NATO single-tone HF modem standard used by allied military and maritime communication systems.</w:t>
+      </w:r>
+    </w:p>
+    <w:p/>
+    <w:tbl>
+      <w:tblPr>
+        <w:tblW w:type="dxa" w:w="7000"/>
+        <w:tblBorders>
+          <w:top w:val="single" w:color="auto" w:sz="4"/>
+          <w:left w:val="single" w:color="auto" w:sz="4"/>
+          <w:bottom w:val="single" w:color="auto" w:sz="4"/>
+          <w:right w:val="single" w:color="auto" w:sz="4"/>
+          <w:insideH w:val="single" w:color="auto" w:sz="4"/>
+          <w:insideV w:val="single" w:color="auto" w:sz="4"/>
+        </w:tblBorders>
+      </w:tblPr>
+      <w:tblGrid>
+        <w:gridCol w:w="3000"/>
+        <w:gridCol w:w="4000"/>
+      </w:tblGrid>
+      <w:tr>
+        <w:tc>
+          <w:tcPr>
+            <w:tcW w:type="dxa" w:w="3000"/>
+            <w:tcBorders>
+              <w:top w:val="single" w:color="CCCCCC" w:sz="1"/>
+              <w:left w:val="single" w:color="CCCCCC" w:sz="1"/>
+              <w:bottom w:val="single" w:color="CCCCCC" w:sz="1"/>
+              <w:right w:val="single" w:color="CCCCCC" w:sz="1"/>
+            </w:tcBorders>
+            <w:shd w:fill="D5E8F0" w:val="clear"/>
+            <w:tcMar>
+              <w:top w:type="dxa" w:w="80"/>
+              <w:left w:type="dxa" w:w="120"/>
+              <w:bottom w:type="dxa" w:w="80"/>
+              <w:right w:type="dxa" w:w="120"/>
+            </w:tcMar>
+          </w:tcPr>
+          <w:p>
+            <w:r>
+              <w:rPr>
+                <w:b/>
+                <w:bCs/>
+              </w:rPr>
+              <w:t xml:space="preserve">Parameter</w:t>
+            </w:r>
+          </w:p>
+        </w:tc>
+        <w:tc>
+          <w:tcPr>
+            <w:tcW w:type="dxa" w:w="4000"/>
+            <w:tcBorders>
+              <w:top w:val="single" w:color="CCCCCC" w:sz="1"/>
+              <w:left w:val="single" w:color="CCCCCC" w:sz="1"/>
+              <w:bottom w:val="single" w:color="CCCCCC" w:sz="1"/>
+              <w:right w:val="single" w:color="CCCCCC" w:sz="1"/>
+            </w:tcBorders>
+            <w:shd w:fill="D5E8F0" w:val="clear"/>
+            <w:tcMar>
+              <w:top w:type="dxa" w:w="80"/>
+              <w:left w:type="dxa" w:w="120"/>
+              <w:bottom w:type="dxa" w:w="80"/>
+              <w:right w:type="dxa" w:w="120"/>
+            </w:tcMar>
+          </w:tcPr>
+          <w:p>
+            <w:r>
+              <w:rPr>
+                <w:b/>
+                <w:bCs/>
+              </w:rPr>
+              <w:t xml:space="preserve">Value</w:t>
+            </w:r>
+          </w:p>
+        </w:tc>
+      </w:tr>
+      <w:tr>
+        <w:tc>
+          <w:tcPr>
+            <w:tcW w:type="dxa" w:w="3000"/>
+            <w:tcBorders>
+              <w:top w:val="single" w:color="CCCCCC" w:sz="1"/>
+              <w:left w:val="single" w:color="CCCCCC" w:sz="1"/>
+              <w:bottom w:val="single" w:color="CCCCCC" w:sz="1"/>
+              <w:right w:val="single" w:color="CCCCCC" w:sz="1"/>
+            </w:tcBorders>
+            <w:tcMar>
+              <w:top w:type="dxa" w:w="80"/>
+              <w:left w:type="dxa" w:w="120"/>
+              <w:bottom w:type="dxa" w:w="80"/>
+              <w:right w:type="dxa" w:w="120"/>
+            </w:tcMar>
+          </w:tcPr>
+          <w:p>
+            <w:r>
+              <w:rPr>
+                <w:rFonts w:ascii="Courier New" w:cs="Courier New" w:eastAsia="Courier New" w:hAnsi="Courier New"/>
+                <w:sz w:val="18"/>
+                <w:szCs w:val="18"/>
+              </w:rPr>
+              <w:t xml:space="preserve">carrier_freq</w:t>
+            </w:r>
+          </w:p>
+        </w:tc>
+        <w:tc>
+          <w:tcPr>
+            <w:tcW w:type="dxa" w:w="4000"/>
+            <w:tcBorders>
+              <w:top w:val="single" w:color="CCCCCC" w:sz="1"/>
+              <w:left w:val="single" w:color="CCCCCC" w:sz="1"/>
+              <w:bottom w:val="single" w:color="CCCCCC" w:sz="1"/>
+              <w:right w:val="single" w:color="CCCCCC" w:sz="1"/>
+            </w:tcBorders>
+            <w:tcMar>
+              <w:top w:type="dxa" w:w="80"/>
+              <w:left w:type="dxa" w:w="120"/>
+              <w:bottom w:type="dxa" w:w="80"/>
+              <w:right w:type="dxa" w:w="120"/>
+            </w:tcMar>
+          </w:tcPr>
+          <w:p>
+            <w:r>
+              <w:rPr>
+                <w:rFonts w:ascii="Arial" w:cs="Arial" w:eastAsia="Arial" w:hAnsi="Arial"/>
+                <w:sz w:val="20"/>
+                <w:szCs w:val="20"/>
+              </w:rPr>
+              <w:t xml:space="preserve">1800 Hz</w:t>
+            </w:r>
+          </w:p>
+        </w:tc>
+      </w:tr>
+      <w:tr>
+        <w:tc>
+          <w:tcPr>
+            <w:tcW w:type="dxa" w:w="3000"/>
+            <w:tcBorders>
+              <w:top w:val="single" w:color="CCCCCC" w:sz="1"/>
+              <w:left w:val="single" w:color="CCCCCC" w:sz="1"/>
+              <w:bottom w:val="single" w:color="CCCCCC" w:sz="1"/>
+              <w:right w:val="single" w:color="CCCCCC" w:sz="1"/>
+            </w:tcBorders>
+            <w:tcMar>
+              <w:top w:type="dxa" w:w="80"/>
+              <w:left w:type="dxa" w:w="120"/>
+              <w:bottom w:type="dxa" w:w="80"/>
+              <w:right w:type="dxa" w:w="120"/>
+            </w:tcMar>
+          </w:tcPr>
+          <w:p>
+            <w:r>
+              <w:rPr>
+                <w:rFonts w:ascii="Courier New" w:cs="Courier New" w:eastAsia="Courier New" w:hAnsi="Courier New"/>
+                <w:sz w:val="18"/>
+                <w:szCs w:val="18"/>
+              </w:rPr>
+              <w:t xml:space="preserve">valid_bit_rates</w:t>
+            </w:r>
+          </w:p>
+        </w:tc>
+        <w:tc>
+          <w:tcPr>
+            <w:tcW w:type="dxa" w:w="4000"/>
+            <w:tcBorders>
+              <w:top w:val="single" w:color="CCCCCC" w:sz="1"/>
+              <w:left w:val="single" w:color="CCCCCC" w:sz="1"/>
+              <w:bottom w:val="single" w:color="CCCCCC" w:sz="1"/>
+              <w:right w:val="single" w:color="CCCCCC" w:sz="1"/>
+            </w:tcBorders>
+            <w:tcMar>
+              <w:top w:type="dxa" w:w="80"/>
+              <w:left w:type="dxa" w:w="120"/>
+              <w:bottom w:type="dxa" w:w="80"/>
+              <w:right w:type="dxa" w:w="120"/>
+            </w:tcMar>
+          </w:tcPr>
+          <w:p>
+            <w:r>
+              <w:rPr>
+                <w:rFonts w:ascii="Arial" w:cs="Arial" w:eastAsia="Arial" w:hAnsi="Arial"/>
+                <w:sz w:val="20"/>
+                <w:szCs w:val="20"/>
+              </w:rPr>
+              <w:t xml:space="preserve">75, 150, 300, 600, 1200, 2400 bps</w:t>
+            </w:r>
+          </w:p>
+        </w:tc>
+      </w:tr>
+      <w:tr>
+        <w:tc>
+          <w:tcPr>
+            <w:tcW w:type="dxa" w:w="3000"/>
+            <w:tcBorders>
+              <w:top w:val="single" w:color="CCCCCC" w:sz="1"/>
+              <w:left w:val="single" w:color="CCCCCC" w:sz="1"/>
+              <w:bottom w:val="single" w:color="CCCCCC" w:sz="1"/>
+              <w:right w:val="single" w:color="CCCCCC" w:sz="1"/>
+            </w:tcBorders>
+            <w:tcMar>
+              <w:top w:type="dxa" w:w="80"/>
+              <w:left w:type="dxa" w:w="120"/>
+              <w:bottom w:type="dxa" w:w="80"/>
+              <w:right w:type="dxa" w:w="120"/>
+            </w:tcMar>
+          </w:tcPr>
+          <w:p>
+            <w:r>
+              <w:rPr>
+                <w:rFonts w:ascii="Courier New" w:cs="Courier New" w:eastAsia="Courier New" w:hAnsi="Courier New"/>
+                <w:sz w:val="18"/>
+                <w:szCs w:val="18"/>
+              </w:rPr>
+              <w:t xml:space="preserve">default_bit_rate</w:t>
+            </w:r>
+          </w:p>
+        </w:tc>
+        <w:tc>
+          <w:tcPr>
+            <w:tcW w:type="dxa" w:w="4000"/>
+            <w:tcBorders>
+              <w:top w:val="single" w:color="CCCCCC" w:sz="1"/>
+              <w:left w:val="single" w:color="CCCCCC" w:sz="1"/>
+              <w:bottom w:val="single" w:color="CCCCCC" w:sz="1"/>
+              <w:right w:val="single" w:color="CCCCCC" w:sz="1"/>
+            </w:tcBorders>
+            <w:tcMar>
+              <w:top w:type="dxa" w:w="80"/>
+              <w:left w:type="dxa" w:w="120"/>
+              <w:bottom w:type="dxa" w:w="80"/>
+              <w:right w:type="dxa" w:w="120"/>
+            </w:tcMar>
+          </w:tcPr>
+          <w:p>
+            <w:r>
+              <w:rPr>
+                <w:rFonts w:ascii="Arial" w:cs="Arial" w:eastAsia="Arial" w:hAnsi="Arial"/>
+                <w:sz w:val="20"/>
+                <w:szCs w:val="20"/>
+              </w:rPr>
+              <w:t xml:space="preserve">300 bps</w:t>
+            </w:r>
+          </w:p>
+        </w:tc>
+      </w:tr>
+      <w:tr>
+        <w:tc>
+          <w:tcPr>
+            <w:tcW w:type="dxa" w:w="3000"/>
+            <w:tcBorders>
+              <w:top w:val="single" w:color="CCCCCC" w:sz="1"/>
+              <w:left w:val="single" w:color="CCCCCC" w:sz="1"/>
+              <w:bottom w:val="single" w:color="CCCCCC" w:sz="1"/>
+              <w:right w:val="single" w:color="CCCCCC" w:sz="1"/>
+            </w:tcBorders>
+            <w:tcMar>
+              <w:top w:type="dxa" w:w="80"/>
+              <w:left w:type="dxa" w:w="120"/>
+              <w:bottom w:type="dxa" w:w="80"/>
+              <w:right w:type="dxa" w:w="120"/>
+            </w:tcMar>
+          </w:tcPr>
+          <w:p>
+            <w:r>
+              <w:rPr>
+                <w:rFonts w:ascii="Courier New" w:cs="Courier New" w:eastAsia="Courier New" w:hAnsi="Courier New"/>
+                <w:sz w:val="18"/>
+                <w:szCs w:val="18"/>
+              </w:rPr>
+              <w:t xml:space="preserve">preamble</w:t>
+            </w:r>
+          </w:p>
+        </w:tc>
+        <w:tc>
+          <w:tcPr>
+            <w:tcW w:type="dxa" w:w="4000"/>
+            <w:tcBorders>
+              <w:top w:val="single" w:color="CCCCCC" w:sz="1"/>
+              <w:left w:val="single" w:color="CCCCCC" w:sz="1"/>
+              <w:bottom w:val="single" w:color="CCCCCC" w:sz="1"/>
+              <w:right w:val="single" w:color="CCCCCC" w:sz="1"/>
+            </w:tcBorders>
+            <w:tcMar>
+              <w:top w:type="dxa" w:w="80"/>
+              <w:left w:type="dxa" w:w="120"/>
+              <w:bottom w:type="dxa" w:w="80"/>
+              <w:right w:type="dxa" w:w="120"/>
+            </w:tcMar>
+          </w:tcPr>
+          <w:p>
+            <w:r>
+              <w:rPr>
+                <w:rFonts w:ascii="Arial" w:cs="Arial" w:eastAsia="Arial" w:hAnsi="Arial"/>
+                <w:sz w:val="20"/>
+                <w:szCs w:val="20"/>
+              </w:rPr>
+              <w:t xml:space="preserve">80 alternating bits (1010...)</w:t>
+            </w:r>
+          </w:p>
+        </w:tc>
+      </w:tr>
+      <w:tr>
+        <w:tc>
+          <w:tcPr>
+            <w:tcW w:type="dxa" w:w="3000"/>
+            <w:tcBorders>
+              <w:top w:val="single" w:color="CCCCCC" w:sz="1"/>
+              <w:left w:val="single" w:color="CCCCCC" w:sz="1"/>
+              <w:bottom w:val="single" w:color="CCCCCC" w:sz="1"/>
+              <w:right w:val="single" w:color="CCCCCC" w:sz="1"/>
+            </w:tcBorders>
+            <w:tcMar>
+              <w:top w:type="dxa" w:w="80"/>
+              <w:left w:type="dxa" w:w="120"/>
+              <w:bottom w:type="dxa" w:w="80"/>
+              <w:right w:type="dxa" w:w="120"/>
+            </w:tcMar>
+          </w:tcPr>
+          <w:p>
+            <w:r>
+              <w:rPr>
+                <w:rFonts w:ascii="Courier New" w:cs="Courier New" w:eastAsia="Courier New" w:hAnsi="Courier New"/>
+                <w:sz w:val="18"/>
+                <w:szCs w:val="18"/>
+              </w:rPr>
+              <w:t xml:space="preserve">FEC</w:t>
+            </w:r>
+          </w:p>
+        </w:tc>
+        <w:tc>
+          <w:tcPr>
+            <w:tcW w:type="dxa" w:w="4000"/>
+            <w:tcBorders>
+              <w:top w:val="single" w:color="CCCCCC" w:sz="1"/>
+              <w:left w:val="single" w:color="CCCCCC" w:sz="1"/>
+              <w:bottom w:val="single" w:color="CCCCCC" w:sz="1"/>
+              <w:right w:val="single" w:color="CCCCCC" w:sz="1"/>
+            </w:tcBorders>
+            <w:tcMar>
+              <w:top w:type="dxa" w:w="80"/>
+              <w:left w:type="dxa" w:w="120"/>
+              <w:bottom w:type="dxa" w:w="80"/>
+              <w:right w:type="dxa" w:w="120"/>
+            </w:tcMar>
+          </w:tcPr>
+          <w:p>
+            <w:r>
+              <w:rPr>
+                <w:rFonts w:ascii="Arial" w:cs="Arial" w:eastAsia="Arial" w:hAnsi="Arial"/>
+                <w:sz w:val="20"/>
+                <w:szCs w:val="20"/>
+              </w:rPr>
+              <w:t xml:space="preserve">Rate 1/2, K=7 convolutional code</w:t>
+            </w:r>
+          </w:p>
+        </w:tc>
+      </w:tr>
+      <w:tr>
+        <w:tc>
+          <w:tcPr>
+            <w:tcW w:type="dxa" w:w="3000"/>
+            <w:tcBorders>
+              <w:top w:val="single" w:color="CCCCCC" w:sz="1"/>
+              <w:left w:val="single" w:color="CCCCCC" w:sz="1"/>
+              <w:bottom w:val="single" w:color="CCCCCC" w:sz="1"/>
+              <w:right w:val="single" w:color="CCCCCC" w:sz="1"/>
+            </w:tcBorders>
+            <w:tcMar>
+              <w:top w:type="dxa" w:w="80"/>
+              <w:left w:type="dxa" w:w="120"/>
+              <w:bottom w:type="dxa" w:w="80"/>
+              <w:right w:type="dxa" w:w="120"/>
+            </w:tcMar>
+          </w:tcPr>
+          <w:p>
+            <w:r>
+              <w:rPr>
+                <w:rFonts w:ascii="Courier New" w:cs="Courier New" w:eastAsia="Courier New" w:hAnsi="Courier New"/>
+                <w:sz w:val="18"/>
+                <w:szCs w:val="18"/>
+              </w:rPr>
+              <w:t xml:space="preserve">Scrambler</w:t>
+            </w:r>
+          </w:p>
+        </w:tc>
+        <w:tc>
+          <w:tcPr>
+            <w:tcW w:type="dxa" w:w="4000"/>
+            <w:tcBorders>
+              <w:top w:val="single" w:color="CCCCCC" w:sz="1"/>
+              <w:left w:val="single" w:color="CCCCCC" w:sz="1"/>
+              <w:bottom w:val="single" w:color="CCCCCC" w:sz="1"/>
+              <w:right w:val="single" w:color="CCCCCC" w:sz="1"/>
+            </w:tcBorders>
+            <w:tcMar>
+              <w:top w:type="dxa" w:w="80"/>
+              <w:left w:type="dxa" w:w="120"/>
+              <w:bottom w:type="dxa" w:w="80"/>
+              <w:right w:type="dxa" w:w="120"/>
+            </w:tcMar>
+          </w:tcPr>
+          <w:p>
+            <w:r>
+              <w:rPr>
+                <w:rFonts w:ascii="Arial" w:cs="Arial" w:eastAsia="Arial" w:hAnsi="Arial"/>
+                <w:sz w:val="20"/>
+                <w:szCs w:val="20"/>
+              </w:rPr>
+              <w:t xml:space="preserve">9-stage LFSR, polynomial x^9 + x^4 + 1</w:t>
+            </w:r>
+          </w:p>
+        </w:tc>
+      </w:tr>
+      <w:tr>
+        <w:tc>
+          <w:tcPr>
+            <w:tcW w:type="dxa" w:w="3000"/>
+            <w:tcBorders>
+              <w:top w:val="single" w:color="CCCCCC" w:sz="1"/>
+              <w:left w:val="single" w:color="CCCCCC" w:sz="1"/>
+              <w:bottom w:val="single" w:color="CCCCCC" w:sz="1"/>
+              <w:right w:val="single" w:color="CCCCCC" w:sz="1"/>
+            </w:tcBorders>
+            <w:tcMar>
+              <w:top w:type="dxa" w:w="80"/>
+              <w:left w:type="dxa" w:w="120"/>
+              <w:bottom w:type="dxa" w:w="80"/>
+              <w:right w:type="dxa" w:w="120"/>
+            </w:tcMar>
+          </w:tcPr>
+          <w:p>
+            <w:r>
+              <w:rPr>
+                <w:rFonts w:ascii="Courier New" w:cs="Courier New" w:eastAsia="Courier New" w:hAnsi="Courier New"/>
+                <w:sz w:val="18"/>
+                <w:szCs w:val="18"/>
+              </w:rPr>
+              <w:t xml:space="preserve">sample_rate</w:t>
+            </w:r>
+          </w:p>
+        </w:tc>
+        <w:tc>
+          <w:tcPr>
+            <w:tcW w:type="dxa" w:w="4000"/>
+            <w:tcBorders>
+              <w:top w:val="single" w:color="CCCCCC" w:sz="1"/>
+              <w:left w:val="single" w:color="CCCCCC" w:sz="1"/>
+              <w:bottom w:val="single" w:color="CCCCCC" w:sz="1"/>
+              <w:right w:val="single" w:color="CCCCCC" w:sz="1"/>
+            </w:tcBorders>
+            <w:tcMar>
+              <w:top w:type="dxa" w:w="80"/>
+              <w:left w:type="dxa" w:w="120"/>
+              <w:bottom w:type="dxa" w:w="80"/>
+              <w:right w:type="dxa" w:w="120"/>
+            </w:tcMar>
+          </w:tcPr>
+          <w:p>
+            <w:r>
+              <w:rPr>
+                <w:rFonts w:ascii="Arial" w:cs="Arial" w:eastAsia="Arial" w:hAnsi="Arial"/>
+                <w:sz w:val="20"/>
+                <w:szCs w:val="20"/>
+              </w:rPr>
+              <w:t xml:space="preserve">44100 Hz</w:t>
+            </w:r>
+          </w:p>
+        </w:tc>
+      </w:tr>
+    </w:tbl>
+    <w:p/>
+    <w:p>
+      <w:pPr>
+        <w:pStyle w:val="Heading2"/>
+      </w:pPr>
+      <w:r>
+        <w:rPr>
+          <w:b/>
+          <w:bCs/>
+        </w:rPr>
+        <w:t xml:space="preserve">5.3 Encoding Chain</w:t>
+      </w:r>
+    </w:p>
+    <w:p>
+      <w:pPr>
+        <w:spacing w:after="120"/>
+      </w:pPr>
+      <w:r>
+        <w:t xml:space="preserve">Both standards use the same encode/decode pipeline:</w:t>
+      </w:r>
+    </w:p>
+    <w:p/>
+    <w:p>
+      <w:pPr>
+        <w:spacing w:after="120"/>
+      </w:pPr>
+      <w:r>
+        <w:t xml:space="preserve">Encoding:</w:t>
+      </w:r>
+    </w:p>
+    <w:p>
+      <w:pPr>
+        <w:pStyle w:val="ListParagraph"/>
+        <w:numPr>
+          <w:ilvl w:val="0"/>
+          <w:numId w:val="2"/>
+        </w:numPr>
+        <w:spacing w:after="80"/>
+      </w:pPr>
+      <w:r>
+        <w:t xml:space="preserve">text  -&gt;  8-bit ASCII bits</w:t>
+      </w:r>
+    </w:p>
+    <w:p>
+      <w:pPr>
+        <w:pStyle w:val="ListParagraph"/>
+        <w:numPr>
+          <w:ilvl w:val="0"/>
+          <w:numId w:val="2"/>
+        </w:numPr>
+        <w:spacing w:after="80"/>
+      </w:pPr>
+      <w:r>
+        <w:t xml:space="preserve">Prepend 16-bit length header (number of data bits)</w:t>
+      </w:r>
+    </w:p>
+    <w:p>
+      <w:pPr>
+        <w:pStyle w:val="ListParagraph"/>
+        <w:numPr>
+          <w:ilvl w:val="0"/>
+          <w:numId w:val="2"/>
+        </w:numPr>
+        <w:spacing w:after="80"/>
+      </w:pPr>
+      <w:r>
+        <w:t xml:space="preserve">LFSR scramble (prevents long same-bit runs)</w:t>
+      </w:r>
+    </w:p>
+    <w:p>
+      <w:pPr>
+        <w:pStyle w:val="ListParagraph"/>
+        <w:numPr>
+          <w:ilvl w:val="0"/>
+          <w:numId w:val="2"/>
+        </w:numPr>
+        <w:spacing w:after="80"/>
+      </w:pPr>
+      <w:r>
+        <w:t xml:space="preserve">Rate 1/2 K=7 convolutional FEC encode (doubles bit count + 6 flush bits)</w:t>
+      </w:r>
+    </w:p>
+    <w:p>
+      <w:pPr>
+        <w:pStyle w:val="ListParagraph"/>
+        <w:numPr>
+          <w:ilvl w:val="0"/>
+          <w:numId w:val="2"/>
+        </w:numPr>
+        <w:spacing w:after="80"/>
+      </w:pPr>
+      <w:r>
+        <w:t xml:space="preserve">Prepend preamble (alternating 1/0 bits for receiver synchronisation)</w:t>
+      </w:r>
+    </w:p>
+    <w:p>
+      <w:pPr>
+        <w:pStyle w:val="ListParagraph"/>
+        <w:numPr>
+          <w:ilvl w:val="0"/>
+          <w:numId w:val="2"/>
+        </w:numPr>
+        <w:spacing w:after="80"/>
+      </w:pPr>
+      <w:r>
+        <w:t xml:space="preserve">MSK modulate  -&gt;  WAV file</w:t>
+      </w:r>
+    </w:p>
+    <w:p/>
+    <w:p>
+      <w:pPr>
+        <w:spacing w:after="120"/>
+      </w:pPr>
+      <w:r>
+        <w:t xml:space="preserve">Decoding (reverse):</w:t>
+      </w:r>
+    </w:p>
+    <w:p>
+      <w:pPr>
+        <w:pStyle w:val="ListParagraph"/>
+        <w:numPr>
+          <w:ilvl w:val="0"/>
+          <w:numId w:val="2"/>
+        </w:numPr>
+        <w:spacing w:after="80"/>
+      </w:pPr>
+      <w:r>
+        <w:t xml:space="preserve">WAV  -&gt;  MSK demodulate</w:t>
+      </w:r>
+    </w:p>
+    <w:p>
+      <w:pPr>
+        <w:pStyle w:val="ListParagraph"/>
+        <w:numPr>
+          <w:ilvl w:val="0"/>
+          <w:numId w:val="2"/>
+        </w:numPr>
+        <w:spacing w:after="80"/>
+      </w:pPr>
+      <w:r>
+        <w:t xml:space="preserve">Strip preamble (known bit count from standard preset)</w:t>
+      </w:r>
+    </w:p>
+    <w:p>
+      <w:pPr>
+        <w:pStyle w:val="ListParagraph"/>
+        <w:numPr>
+          <w:ilvl w:val="0"/>
+          <w:numId w:val="2"/>
+        </w:numPr>
+        <w:spacing w:after="80"/>
+      </w:pPr>
+      <w:r>
+        <w:t xml:space="preserve">Viterbi FEC decode</w:t>
+      </w:r>
+    </w:p>
+    <w:p>
+      <w:pPr>
+        <w:pStyle w:val="ListParagraph"/>
+        <w:numPr>
+          <w:ilvl w:val="0"/>
+          <w:numId w:val="2"/>
+        </w:numPr>
+        <w:spacing w:after="80"/>
+      </w:pPr>
+      <w:r>
+        <w:t xml:space="preserve">LFSR descramble (self-inverse: same function as scramble)</w:t>
+      </w:r>
+    </w:p>
+    <w:p>
+      <w:pPr>
+        <w:pStyle w:val="ListParagraph"/>
+        <w:numPr>
+          <w:ilvl w:val="0"/>
+          <w:numId w:val="2"/>
+        </w:numPr>
+        <w:spacing w:after="80"/>
+      </w:pPr>
+      <w:r>
+        <w:t xml:space="preserve">Read 16-bit length header  -&gt;  extract data bits  -&gt;  text</w:t>
+      </w:r>
+    </w:p>
+    <w:p/>
+    <w:p>
+      <w:pPr>
+        <w:pStyle w:val="Heading1"/>
+      </w:pPr>
+      <w:r>
+        <w:rPr>
+          <w:b/>
+          <w:bCs/>
+        </w:rPr>
+        <w:t xml:space="preserve">6. API Reference (msk.py)</w:t>
+      </w:r>
+    </w:p>
+    <w:p>
+      <w:pPr>
+        <w:spacing w:after="120"/>
+      </w:pPr>
+      <w:r>
+        <w:t xml:space="preserve">All functions are in msk.py. Full import:</w:t>
+      </w:r>
+    </w:p>
+    <w:p>
+      <w:pPr>
+        <w:spacing w:after="60"/>
+        <w:ind w:left="720"/>
+      </w:pPr>
+      <w:r>
+        <w:rPr>
+          <w:rFonts w:ascii="Courier New" w:cs="Courier New" w:eastAsia="Courier New" w:hAnsi="Courier New"/>
+          <w:color w:val="2E2E2E"/>
+          <w:sz w:val="18"/>
+          <w:szCs w:val="18"/>
+        </w:rPr>
+        <w:t xml:space="preserve">from msk import (msk_modulate, msk_demodulate, awgn, compute_ber,</w:t>
+      </w:r>
+    </w:p>
+    <w:p>
+      <w:pPr>
+        <w:spacing w:after="60"/>
+        <w:ind w:left="720"/>
+      </w:pPr>
+      <w:r>
+        <w:rPr>
+          <w:rFonts w:ascii="Courier New" w:cs="Courier New" w:eastAsia="Courier New" w:hAnsi="Courier New"/>
+          <w:color w:val="2E2E2E"/>
+          <w:sz w:val="18"/>
+          <w:szCs w:val="18"/>
+        </w:rPr>
+        <w:t xml:space="preserve">                 ber_vs_snr, iq_samples, conv_encode, viterbi_decode, scramble)</w:t>
+      </w:r>
+    </w:p>
+    <w:p/>
+    <w:p>
+      <w:pPr>
+        <w:pStyle w:val="Heading2"/>
+      </w:pPr>
+      <w:r>
+        <w:rPr>
+          <w:b/>
+          <w:bCs/>
+        </w:rPr>
+        <w:t xml:space="preserve">6.1 msk_modulate</w:t>
+      </w:r>
+    </w:p>
+    <w:p>
+      <w:pPr>
+        <w:spacing w:after="120"/>
+      </w:pPr>
+      <w:r>
+        <w:t xml:space="preserve">Generates an MSK-modulated signal with continuous phase.</w:t>
       </w:r>
     </w:p>
     <w:p/>
@@ -1162,7 +3143,7 @@
                 <w:sz w:val="20"/>
                 <w:szCs w:val="20"/>
               </w:rPr>
-              <w:t xml:space="preserve">Binary bit sequence to modulate. Each element must be 0 or 1.</w:t>
+              <w:t xml:space="preserve">Binary bit sequence (0s and 1s).</w:t>
             </w:r>
           </w:p>
         </w:tc>
@@ -1245,7 +3226,7 @@
                 <w:sz w:val="20"/>
                 <w:szCs w:val="20"/>
               </w:rPr>
-              <w:t xml:space="preserve">Bit rate in bits per second (e.g. 1e3 for 1 kbps).</w:t>
+              <w:t xml:space="preserve">Bit rate in bps (e.g. 1e3 = 1 kbps).</w:t>
             </w:r>
           </w:p>
         </w:tc>
@@ -1328,7 +3309,7 @@
                 <w:sz w:val="20"/>
                 <w:szCs w:val="20"/>
               </w:rPr>
-              <w:t xml:space="preserve">Centre carrier frequency in Hz (e.g. 2e3 for 2 kHz).</w:t>
+              <w:t xml:space="preserve">Centre carrier frequency in Hz.</w:t>
             </w:r>
           </w:p>
         </w:tc>
@@ -1411,7 +3392,7 @@
                 <w:sz w:val="20"/>
                 <w:szCs w:val="20"/>
               </w:rPr>
-              <w:t xml:space="preserve">Number of samples per second (e.g. 1e5 for 100 kHz). Should be at least 10× the highest signal frequency.</w:t>
+              <w:t xml:space="preserve">Sample rate in Hz. Should be &gt;= 10x highest signal frequency.</w:t>
             </w:r>
           </w:p>
         </w:tc>
@@ -1440,7 +3421,7 @@
         <w:spacing w:after="80"/>
       </w:pPr>
       <w:r>
-        <w:t xml:space="preserve">t — numpy.ndarray of time values in seconds, length = len(data) × (sample_rate / bit_rate).</w:t>
+        <w:t xml:space="preserve">t — numpy.ndarray of time values in seconds.</w:t>
       </w:r>
     </w:p>
     <w:p>
@@ -1453,7 +3434,7 @@
         <w:spacing w:after="80"/>
       </w:pPr>
       <w:r>
-        <w:t xml:space="preserve">signal — numpy.ndarray of float amplitudes in the range [−1, +1].</w:t>
+        <w:t xml:space="preserve">signal — numpy.ndarray of float amplitudes in [-1, +1].</w:t>
       </w:r>
     </w:p>
     <w:p/>
@@ -1481,67 +3462,7 @@
           <w:sz w:val="18"/>
           <w:szCs w:val="18"/>
         </w:rPr>
-        <w:t xml:space="preserve">from msk import msk_modulate</w:t>
-      </w:r>
-    </w:p>
-    <w:p>
-      <w:pPr>
-        <w:spacing w:after="60"/>
-        <w:ind w:left="720"/>
-      </w:pPr>
-      <w:r>
-        <w:rPr>
-          <w:rFonts w:ascii="Courier New" w:cs="Courier New" w:eastAsia="Courier New" w:hAnsi="Courier New"/>
-          <w:color w:val="2E2E2E"/>
-          <w:sz w:val="18"/>
-          <w:szCs w:val="18"/>
-        </w:rPr>
-        <w:t xml:space="preserve"/>
-      </w:r>
-    </w:p>
-    <w:p>
-      <w:pPr>
-        <w:spacing w:after="60"/>
-        <w:ind w:left="720"/>
-      </w:pPr>
-      <w:r>
-        <w:rPr>
-          <w:rFonts w:ascii="Courier New" w:cs="Courier New" w:eastAsia="Courier New" w:hAnsi="Courier New"/>
-          <w:color w:val="2E2E2E"/>
-          <w:sz w:val="18"/>
-          <w:szCs w:val="18"/>
-        </w:rPr>
-        <w:t xml:space="preserve">bits = [1, 0, 1, 1, 0]</w:t>
-      </w:r>
-    </w:p>
-    <w:p>
-      <w:pPr>
-        <w:spacing w:after="60"/>
-        <w:ind w:left="720"/>
-      </w:pPr>
-      <w:r>
-        <w:rPr>
-          <w:rFonts w:ascii="Courier New" w:cs="Courier New" w:eastAsia="Courier New" w:hAnsi="Courier New"/>
-          <w:color w:val="2E2E2E"/>
-          <w:sz w:val="18"/>
-          <w:szCs w:val="18"/>
-        </w:rPr>
-        <w:t xml:space="preserve">t, sig = msk_modulate(bits, bit_rate=1e3, carrier_freq=2e3, sample_rate=1e5)</w:t>
-      </w:r>
-    </w:p>
-    <w:p>
-      <w:pPr>
-        <w:spacing w:after="60"/>
-        <w:ind w:left="720"/>
-      </w:pPr>
-      <w:r>
-        <w:rPr>
-          <w:rFonts w:ascii="Courier New" w:cs="Courier New" w:eastAsia="Courier New" w:hAnsi="Courier New"/>
-          <w:color w:val="2E2E2E"/>
-          <w:sz w:val="18"/>
-          <w:szCs w:val="18"/>
-        </w:rPr>
-        <w:t xml:space="preserve">print(sig.shape)  # (500,)  — 100 samples per bit × 5 bits</w:t>
+        <w:t xml:space="preserve">t, sig = msk_modulate([1,0,1,1,0], bit_rate=1e3, carrier_freq=2e3, sample_rate=1e5)</w:t>
       </w:r>
     </w:p>
     <w:p/>
@@ -1554,7 +3475,7 @@
           <w:b/>
           <w:bCs/>
         </w:rPr>
-        <w:t xml:space="preserve">5.2 awgn</w:t>
+        <w:t xml:space="preserve">6.2 awgn</w:t>
       </w:r>
     </w:p>
     <w:p>
@@ -1562,7 +3483,7 @@
         <w:spacing w:after="120"/>
       </w:pPr>
       <w:r>
-        <w:t xml:space="preserve">Adds Additive White Gaussian Noise (AWGN) to a signal at a specified signal-to-noise ratio.</w:t>
+        <w:t xml:space="preserve">Adds Additive White Gaussian Noise at a specified SNR.</w:t>
       </w:r>
     </w:p>
     <w:p/>
@@ -1867,7 +3788,7 @@
                 <w:sz w:val="20"/>
                 <w:szCs w:val="20"/>
               </w:rPr>
-              <w:t xml:space="preserve">Desired signal-to-noise ratio in decibels. Higher values mean less noise. Typical test range: 0–20 dB.</w:t>
+              <w:t xml:space="preserve">Signal-to-noise ratio in dB. Typical range: 0-20 dB.</w:t>
             </w:r>
           </w:p>
         </w:tc>
@@ -1896,93 +3817,20 @@
         <w:spacing w:after="80"/>
       </w:pPr>
       <w:r>
-        <w:t xml:space="preserve">noisy — numpy.ndarray of the same shape as signal with Gaussian noise added.</w:t>
+        <w:t xml:space="preserve">noisy — numpy.ndarray, same shape as input, with Gaussian noise added.</w:t>
       </w:r>
     </w:p>
     <w:p/>
     <w:p>
       <w:pPr>
-        <w:pStyle w:val="Heading3"/>
+        <w:pStyle w:val="Heading2"/>
       </w:pPr>
       <w:r>
         <w:rPr>
           <w:b/>
           <w:bCs/>
         </w:rPr>
-        <w:t xml:space="preserve">Example</w:t>
-      </w:r>
-    </w:p>
-    <w:p>
-      <w:pPr>
-        <w:spacing w:after="60"/>
-        <w:ind w:left="720"/>
-      </w:pPr>
-      <w:r>
-        <w:rPr>
-          <w:rFonts w:ascii="Courier New" w:cs="Courier New" w:eastAsia="Courier New" w:hAnsi="Courier New"/>
-          <w:color w:val="2E2E2E"/>
-          <w:sz w:val="18"/>
-          <w:szCs w:val="18"/>
-        </w:rPr>
-        <w:t xml:space="preserve">from msk import msk_modulate, awgn</w:t>
-      </w:r>
-    </w:p>
-    <w:p>
-      <w:pPr>
-        <w:spacing w:after="60"/>
-        <w:ind w:left="720"/>
-      </w:pPr>
-      <w:r>
-        <w:rPr>
-          <w:rFonts w:ascii="Courier New" w:cs="Courier New" w:eastAsia="Courier New" w:hAnsi="Courier New"/>
-          <w:color w:val="2E2E2E"/>
-          <w:sz w:val="18"/>
-          <w:szCs w:val="18"/>
-        </w:rPr>
-        <w:t xml:space="preserve"/>
-      </w:r>
-    </w:p>
-    <w:p>
-      <w:pPr>
-        <w:spacing w:after="60"/>
-        <w:ind w:left="720"/>
-      </w:pPr>
-      <w:r>
-        <w:rPr>
-          <w:rFonts w:ascii="Courier New" w:cs="Courier New" w:eastAsia="Courier New" w:hAnsi="Courier New"/>
-          <w:color w:val="2E2E2E"/>
-          <w:sz w:val="18"/>
-          <w:szCs w:val="18"/>
-        </w:rPr>
-        <w:t xml:space="preserve">_, sig = msk_modulate([1,0,1], 1e3, 2e3, 1e5)</w:t>
-      </w:r>
-    </w:p>
-    <w:p>
-      <w:pPr>
-        <w:spacing w:after="60"/>
-        <w:ind w:left="720"/>
-      </w:pPr>
-      <w:r>
-        <w:rPr>
-          <w:rFonts w:ascii="Courier New" w:cs="Courier New" w:eastAsia="Courier New" w:hAnsi="Courier New"/>
-          <w:color w:val="2E2E2E"/>
-          <w:sz w:val="18"/>
-          <w:szCs w:val="18"/>
-        </w:rPr>
-        <w:t xml:space="preserve">noisy = awgn(sig, snr_db=10)   # 10 dB SNR</w:t>
-      </w:r>
-    </w:p>
-    <w:p/>
-    <w:p>
-      <w:pPr>
-        <w:pStyle w:val="Heading2"/>
-      </w:pPr>
-      <w:r>
-        <w:rPr>
-          <w:b/>
-          <w:bCs/>
-        </w:rPr>
-        <w:t xml:space="preserve">5.3 msk_demodulate</w:t>
+        <w:t xml:space="preserve">6.3 msk_demodulate</w:t>
       </w:r>
     </w:p>
     <w:p>
@@ -1990,7 +3838,7 @@
         <w:spacing w:after="120"/>
       </w:pPr>
       <w:r>
-        <w:t xml:space="preserve">Coherently demodulates an MSK signal, recovering the original bit sequence. Tracks accumulated phase across bits for correct decisions.</w:t>
+        <w:t xml:space="preserve">Coherently demodulates an MSK signal with phase tracking.</w:t>
       </w:r>
     </w:p>
     <w:p/>
@@ -2212,7 +4060,7 @@
                 <w:sz w:val="20"/>
                 <w:szCs w:val="20"/>
               </w:rPr>
-              <w:t xml:space="preserve">Received signal (clean or noisy). Must contain at least one full bit worth of samples.</w:t>
+              <w:t xml:space="preserve">Received signal (clean or noisy).</w:t>
             </w:r>
           </w:p>
         </w:tc>
@@ -2295,7 +4143,7 @@
                 <w:sz w:val="20"/>
                 <w:szCs w:val="20"/>
               </w:rPr>
-              <w:t xml:space="preserve">Bit rate in bps. Must match the value used during modulation.</w:t>
+              <w:t xml:space="preserve">Bit rate in bps. Must match modulation.</w:t>
             </w:r>
           </w:p>
         </w:tc>
@@ -2378,7 +4226,7 @@
                 <w:sz w:val="20"/>
                 <w:szCs w:val="20"/>
               </w:rPr>
-              <w:t xml:space="preserve">Carrier frequency in Hz. Must match the value used during modulation.</w:t>
+              <w:t xml:space="preserve">Carrier frequency in Hz. Must match modulation.</w:t>
             </w:r>
           </w:p>
         </w:tc>
@@ -2461,7 +4309,7 @@
                 <w:sz w:val="20"/>
                 <w:szCs w:val="20"/>
               </w:rPr>
-              <w:t xml:space="preserve">Sample rate in samples/s. Must match the value used during modulation.</w:t>
+              <w:t xml:space="preserve">Sample rate in Hz. Must match modulation.</w:t>
             </w:r>
           </w:p>
         </w:tc>
@@ -2490,20 +4338,41 @@
         <w:spacing w:after="80"/>
       </w:pPr>
       <w:r>
-        <w:t xml:space="preserve">bits — list[int] of recovered binary values (0 or 1), one per complete bit period found in the signal.</w:t>
+        <w:t xml:space="preserve">bits — list[int] of recovered binary values (0 or 1).</w:t>
       </w:r>
     </w:p>
     <w:p/>
     <w:p>
       <w:pPr>
-        <w:pStyle w:val="Heading3"/>
+        <w:pStyle w:val="Heading2"/>
       </w:pPr>
       <w:r>
         <w:rPr>
           <w:b/>
           <w:bCs/>
         </w:rPr>
-        <w:t xml:space="preserve">Example</w:t>
+        <w:t xml:space="preserve">6.4 scramble</w:t>
+      </w:r>
+    </w:p>
+    <w:p>
+      <w:pPr>
+        <w:spacing w:after="120"/>
+      </w:pPr>
+      <w:r>
+        <w:t xml:space="preserve">XORs a bit stream with a 9-stage Fibonacci LFSR sequence to whiten the data (prevent long runs of identical bits). The function is self-inverse: applying it twice with the same seed restores the original bits.</w:t>
+      </w:r>
+    </w:p>
+    <w:p/>
+    <w:p>
+      <w:pPr>
+        <w:pStyle w:val="Heading3"/>
+      </w:pPr>
+      <w:r>
+        <w:rPr>
+          <w:b/>
+          <w:bCs/>
+        </w:rPr>
+        <w:t xml:space="preserve">Signature</w:t>
       </w:r>
     </w:p>
     <w:p>
@@ -2518,146 +4387,7 @@
           <w:sz w:val="18"/>
           <w:szCs w:val="18"/>
         </w:rPr>
-        <w:t xml:space="preserve">from msk import msk_modulate, msk_demodulate, awgn</w:t>
-      </w:r>
-    </w:p>
-    <w:p>
-      <w:pPr>
-        <w:spacing w:after="60"/>
-        <w:ind w:left="720"/>
-      </w:pPr>
-      <w:r>
-        <w:rPr>
-          <w:rFonts w:ascii="Courier New" w:cs="Courier New" w:eastAsia="Courier New" w:hAnsi="Courier New"/>
-          <w:color w:val="2E2E2E"/>
-          <w:sz w:val="18"/>
-          <w:szCs w:val="18"/>
-        </w:rPr>
-        <w:t xml:space="preserve"/>
-      </w:r>
-    </w:p>
-    <w:p>
-      <w:pPr>
-        <w:spacing w:after="60"/>
-        <w:ind w:left="720"/>
-      </w:pPr>
-      <w:r>
-        <w:rPr>
-          <w:rFonts w:ascii="Courier New" w:cs="Courier New" w:eastAsia="Courier New" w:hAnsi="Courier New"/>
-          <w:color w:val="2E2E2E"/>
-          <w:sz w:val="18"/>
-          <w:szCs w:val="18"/>
-        </w:rPr>
-        <w:t xml:space="preserve">data = [1, 0, 1, 1, 0, 0, 1]</w:t>
-      </w:r>
-    </w:p>
-    <w:p>
-      <w:pPr>
-        <w:spacing w:after="60"/>
-        <w:ind w:left="720"/>
-      </w:pPr>
-      <w:r>
-        <w:rPr>
-          <w:rFonts w:ascii="Courier New" w:cs="Courier New" w:eastAsia="Courier New" w:hAnsi="Courier New"/>
-          <w:color w:val="2E2E2E"/>
-          <w:sz w:val="18"/>
-          <w:szCs w:val="18"/>
-        </w:rPr>
-        <w:t xml:space="preserve">_, sig = msk_modulate(data, 1e3, 2e3, 1e5)</w:t>
-      </w:r>
-    </w:p>
-    <w:p>
-      <w:pPr>
-        <w:spacing w:after="60"/>
-        <w:ind w:left="720"/>
-      </w:pPr>
-      <w:r>
-        <w:rPr>
-          <w:rFonts w:ascii="Courier New" w:cs="Courier New" w:eastAsia="Courier New" w:hAnsi="Courier New"/>
-          <w:color w:val="2E2E2E"/>
-          <w:sz w:val="18"/>
-          <w:szCs w:val="18"/>
-        </w:rPr>
-        <w:t xml:space="preserve">noisy  = awgn(sig, snr_db=8)</w:t>
-      </w:r>
-    </w:p>
-    <w:p>
-      <w:pPr>
-        <w:spacing w:after="60"/>
-        <w:ind w:left="720"/>
-      </w:pPr>
-      <w:r>
-        <w:rPr>
-          <w:rFonts w:ascii="Courier New" w:cs="Courier New" w:eastAsia="Courier New" w:hAnsi="Courier New"/>
-          <w:color w:val="2E2E2E"/>
-          <w:sz w:val="18"/>
-          <w:szCs w:val="18"/>
-        </w:rPr>
-        <w:t xml:space="preserve">decoded = msk_demodulate(noisy, 1e3, 2e3, 1e5)</w:t>
-      </w:r>
-    </w:p>
-    <w:p>
-      <w:pPr>
-        <w:spacing w:after="60"/>
-        <w:ind w:left="720"/>
-      </w:pPr>
-      <w:r>
-        <w:rPr>
-          <w:rFonts w:ascii="Courier New" w:cs="Courier New" w:eastAsia="Courier New" w:hAnsi="Courier New"/>
-          <w:color w:val="2E2E2E"/>
-          <w:sz w:val="18"/>
-          <w:szCs w:val="18"/>
-        </w:rPr>
-        <w:t xml:space="preserve">print(decoded)  # e.g. [1, 0, 1, 1, 0, 0, 1]</w:t>
-      </w:r>
-    </w:p>
-    <w:p/>
-    <w:p>
-      <w:pPr>
-        <w:pStyle w:val="Heading2"/>
-      </w:pPr>
-      <w:r>
-        <w:rPr>
-          <w:b/>
-          <w:bCs/>
-        </w:rPr>
-        <w:t xml:space="preserve">5.4 compute_ber</w:t>
-      </w:r>
-    </w:p>
-    <w:p>
-      <w:pPr>
-        <w:spacing w:after="120"/>
-      </w:pPr>
-      <w:r>
-        <w:t xml:space="preserve">Computes the Bit Error Rate (BER) between an original and a decoded bit sequence.</w:t>
-      </w:r>
-    </w:p>
-    <w:p/>
-    <w:p>
-      <w:pPr>
-        <w:pStyle w:val="Heading3"/>
-      </w:pPr>
-      <w:r>
-        <w:rPr>
-          <w:b/>
-          <w:bCs/>
-        </w:rPr>
-        <w:t xml:space="preserve">Signature</w:t>
-      </w:r>
-    </w:p>
-    <w:p>
-      <w:pPr>
-        <w:spacing w:after="60"/>
-        <w:ind w:left="720"/>
-      </w:pPr>
-      <w:r>
-        <w:rPr>
-          <w:rFonts w:ascii="Courier New" w:cs="Courier New" w:eastAsia="Courier New" w:hAnsi="Courier New"/>
-          <w:color w:val="2E2E2E"/>
-          <w:sz w:val="18"/>
-          <w:szCs w:val="18"/>
-        </w:rPr>
-        <w:t xml:space="preserve">ber = compute_ber(original, decoded)</w:t>
+        <w:t xml:space="preserve">out = scramble(bits, seed=0x1FF)</w:t>
       </w:r>
     </w:p>
     <w:p/>
@@ -2797,7 +4527,7 @@
                 <w:sz w:val="18"/>
                 <w:szCs w:val="18"/>
               </w:rPr>
-              <w:t xml:space="preserve">original</w:t>
+              <w:t xml:space="preserve">bits</w:t>
             </w:r>
           </w:p>
         </w:tc>
@@ -2851,7 +4581,7 @@
                 <w:sz w:val="20"/>
                 <w:szCs w:val="20"/>
               </w:rPr>
-              <w:t xml:space="preserve">Ground-truth bit sequence.</w:t>
+              <w:t xml:space="preserve">Input bit sequence (0s and 1s).</w:t>
             </w:r>
           </w:p>
         </w:tc>
@@ -2880,7 +4610,7 @@
                 <w:sz w:val="18"/>
                 <w:szCs w:val="18"/>
               </w:rPr>
-              <w:t xml:space="preserve">decoded</w:t>
+              <w:t xml:space="preserve">seed</w:t>
             </w:r>
           </w:p>
         </w:tc>
@@ -2907,7 +4637,7 @@
                 <w:sz w:val="20"/>
                 <w:szCs w:val="20"/>
               </w:rPr>
-              <w:t xml:space="preserve">list[int]</w:t>
+              <w:t xml:space="preserve">int (optional)</w:t>
             </w:r>
           </w:p>
         </w:tc>
@@ -2934,7 +4664,7 @@
                 <w:sz w:val="20"/>
                 <w:szCs w:val="20"/>
               </w:rPr>
-              <w:t xml:space="preserve">Recovered bit sequence. If longer than original, the excess bits are ignored.</w:t>
+              <w:t xml:space="preserve">9-bit LFSR seed (default: 0x1FF = all ones). Must match between scramble and descramble calls.</w:t>
             </w:r>
           </w:p>
         </w:tc>
@@ -2963,7 +4693,59 @@
         <w:spacing w:after="80"/>
       </w:pPr>
       <w:r>
-        <w:t xml:space="preserve">ber — float in [0.0, 1.0]. 0.0 means perfect recovery; 1.0 means every bit is wrong.</w:t>
+        <w:t xml:space="preserve">out — list[int] of scrambled bits, same length as input.</w:t>
+      </w:r>
+    </w:p>
+    <w:p/>
+    <w:p>
+      <w:pPr>
+        <w:pStyle w:val="Heading3"/>
+      </w:pPr>
+      <w:r>
+        <w:rPr>
+          <w:b/>
+          <w:bCs/>
+        </w:rPr>
+        <w:t xml:space="preserve">Notes</w:t>
+      </w:r>
+    </w:p>
+    <w:p>
+      <w:pPr>
+        <w:pStyle w:val="ListParagraph"/>
+        <w:numPr>
+          <w:ilvl w:val="0"/>
+          <w:numId w:val="2"/>
+        </w:numPr>
+        <w:spacing w:after="80"/>
+      </w:pPr>
+      <w:r>
+        <w:t xml:space="preserve">LFSR polynomial: x^9 + x^4 + 1.</w:t>
+      </w:r>
+    </w:p>
+    <w:p>
+      <w:pPr>
+        <w:pStyle w:val="ListParagraph"/>
+        <w:numPr>
+          <w:ilvl w:val="0"/>
+          <w:numId w:val="2"/>
+        </w:numPr>
+        <w:spacing w:after="80"/>
+      </w:pPr>
+      <w:r>
+        <w:t xml:space="preserve">Self-inverse: scramble(scramble(bits, seed), seed) == bits.</w:t>
+      </w:r>
+    </w:p>
+    <w:p>
+      <w:pPr>
+        <w:pStyle w:val="ListParagraph"/>
+        <w:numPr>
+          <w:ilvl w:val="0"/>
+          <w:numId w:val="2"/>
+        </w:numPr>
+        <w:spacing w:after="80"/>
+      </w:pPr>
+      <w:r>
+        <w:t xml:space="preserve">A run of all-zero input bits produces a non-zero pseudorandom output.</w:t>
       </w:r>
     </w:p>
     <w:p/>
@@ -2991,7 +4773,7 @@
           <w:sz w:val="18"/>
           <w:szCs w:val="18"/>
         </w:rPr>
-        <w:t xml:space="preserve">from msk import compute_ber</w:t>
+        <w:t xml:space="preserve">from msk import scramble</w:t>
       </w:r>
     </w:p>
     <w:p>
@@ -3021,7 +4803,7 @@
           <w:sz w:val="18"/>
           <w:szCs w:val="18"/>
         </w:rPr>
-        <w:t xml:space="preserve">ber = compute_ber([1,0,1,1], [1,0,0,1])</w:t>
+        <w:t xml:space="preserve">bits      = [1, 0, 1, 1, 0, 0, 1, 0]</w:t>
       </w:r>
     </w:p>
     <w:p>
@@ -3036,41 +4818,7 @@
           <w:sz w:val="18"/>
           <w:szCs w:val="18"/>
         </w:rPr>
-        <w:t xml:space="preserve">print(ber)  # 0.25  (one bit wrong out of four)</w:t>
-      </w:r>
-    </w:p>
-    <w:p/>
-    <w:p>
-      <w:pPr>
-        <w:pStyle w:val="Heading2"/>
-      </w:pPr>
-      <w:r>
-        <w:rPr>
-          <w:b/>
-          <w:bCs/>
-        </w:rPr>
-        <w:t xml:space="preserve">5.5 ber_vs_snr</w:t>
-      </w:r>
-    </w:p>
-    <w:p>
-      <w:pPr>
-        <w:spacing w:after="120"/>
-      </w:pPr>
-      <w:r>
-        <w:t xml:space="preserve">Runs a Monte Carlo BER simulation over a sweep of SNR values using a fixed random bit sequence.</w:t>
-      </w:r>
-    </w:p>
-    <w:p/>
-    <w:p>
-      <w:pPr>
-        <w:pStyle w:val="Heading3"/>
-      </w:pPr>
-      <w:r>
-        <w:rPr>
-          <w:b/>
-          <w:bCs/>
-        </w:rPr>
-        <w:t xml:space="preserve">Signature</w:t>
+        <w:t xml:space="preserve">whitened  = scramble(bits)</w:t>
       </w:r>
     </w:p>
     <w:p>
@@ -3085,7 +4833,41 @@
           <w:sz w:val="18"/>
           <w:szCs w:val="18"/>
         </w:rPr>
-        <w:t xml:space="preserve">snrs, bers = ber_vs_snr(bit_rate, carrier_freq, sample_rate, snr_range_db,</w:t>
+        <w:t xml:space="preserve">recovered = scramble(whitened)   # == bits</w:t>
+      </w:r>
+    </w:p>
+    <w:p/>
+    <w:p>
+      <w:pPr>
+        <w:pStyle w:val="Heading2"/>
+      </w:pPr>
+      <w:r>
+        <w:rPr>
+          <w:b/>
+          <w:bCs/>
+        </w:rPr>
+        <w:t xml:space="preserve">6.5 conv_encode</w:t>
+      </w:r>
+    </w:p>
+    <w:p>
+      <w:pPr>
+        <w:spacing w:after="120"/>
+      </w:pPr>
+      <w:r>
+        <w:t xml:space="preserve">Rate 1/2, constraint-length K=7 convolutional encoder using the standard NASA/MIL-STD generator polynomials (octal 133 and 171). Appends K-1=6 flush zero bits to drive the encoder back to the zero state.</w:t>
+      </w:r>
+    </w:p>
+    <w:p/>
+    <w:p>
+      <w:pPr>
+        <w:pStyle w:val="Heading3"/>
+      </w:pPr>
+      <w:r>
+        <w:rPr>
+          <w:b/>
+          <w:bCs/>
+        </w:rPr>
+        <w:t xml:space="preserve">Signature</w:t>
       </w:r>
     </w:p>
     <w:p>
@@ -3100,7 +4882,7 @@
           <w:sz w:val="18"/>
           <w:szCs w:val="18"/>
         </w:rPr>
-        <w:t xml:space="preserve">                        n_bits=1000, seed=42)</w:t>
+        <w:t xml:space="preserve">encoded = conv_encode(bits)</w:t>
       </w:r>
     </w:p>
     <w:p/>
@@ -3240,7 +5022,7 @@
                 <w:sz w:val="18"/>
                 <w:szCs w:val="18"/>
               </w:rPr>
-              <w:t xml:space="preserve">bit_rate</w:t>
+              <w:t xml:space="preserve">bits</w:t>
             </w:r>
           </w:p>
         </w:tc>
@@ -3267,7 +5049,7 @@
                 <w:sz w:val="20"/>
                 <w:szCs w:val="20"/>
               </w:rPr>
-              <w:t xml:space="preserve">float</w:t>
+              <w:t xml:space="preserve">list[int]</w:t>
             </w:r>
           </w:p>
         </w:tc>
@@ -3294,422 +5076,7 @@
                 <w:sz w:val="20"/>
                 <w:szCs w:val="20"/>
               </w:rPr>
-              <w:t xml:space="preserve">Bit rate in bps.</w:t>
-            </w:r>
-          </w:p>
-        </w:tc>
-      </w:tr>
-      <w:tr>
-        <w:tc>
-          <w:tcPr>
-            <w:tcW w:type="dxa" w:w="2200"/>
-            <w:tcBorders>
-              <w:top w:val="single" w:color="CCCCCC" w:sz="1"/>
-              <w:left w:val="single" w:color="CCCCCC" w:sz="1"/>
-              <w:bottom w:val="single" w:color="CCCCCC" w:sz="1"/>
-              <w:right w:val="single" w:color="CCCCCC" w:sz="1"/>
-            </w:tcBorders>
-            <w:tcMar>
-              <w:top w:type="dxa" w:w="80"/>
-              <w:left w:type="dxa" w:w="120"/>
-              <w:bottom w:type="dxa" w:w="80"/>
-              <w:right w:type="dxa" w:w="120"/>
-            </w:tcMar>
-          </w:tcPr>
-          <w:p>
-            <w:r>
-              <w:rPr>
-                <w:rFonts w:ascii="Courier New" w:cs="Courier New" w:eastAsia="Courier New" w:hAnsi="Courier New"/>
-                <w:sz w:val="18"/>
-                <w:szCs w:val="18"/>
-              </w:rPr>
-              <w:t xml:space="preserve">carrier_freq</w:t>
-            </w:r>
-          </w:p>
-        </w:tc>
-        <w:tc>
-          <w:tcPr>
-            <w:tcW w:type="dxa" w:w="1600"/>
-            <w:tcBorders>
-              <w:top w:val="single" w:color="CCCCCC" w:sz="1"/>
-              <w:left w:val="single" w:color="CCCCCC" w:sz="1"/>
-              <w:bottom w:val="single" w:color="CCCCCC" w:sz="1"/>
-              <w:right w:val="single" w:color="CCCCCC" w:sz="1"/>
-            </w:tcBorders>
-            <w:tcMar>
-              <w:top w:type="dxa" w:w="80"/>
-              <w:left w:type="dxa" w:w="120"/>
-              <w:bottom w:type="dxa" w:w="80"/>
-              <w:right w:type="dxa" w:w="120"/>
-            </w:tcMar>
-          </w:tcPr>
-          <w:p>
-            <w:r>
-              <w:rPr>
-                <w:rFonts w:ascii="Arial" w:cs="Arial" w:eastAsia="Arial" w:hAnsi="Arial"/>
-                <w:sz w:val="20"/>
-                <w:szCs w:val="20"/>
-              </w:rPr>
-              <w:t xml:space="preserve">float</w:t>
-            </w:r>
-          </w:p>
-        </w:tc>
-        <w:tc>
-          <w:tcPr>
-            <w:tcW w:type="dxa" w:w="5560"/>
-            <w:tcBorders>
-              <w:top w:val="single" w:color="CCCCCC" w:sz="1"/>
-              <w:left w:val="single" w:color="CCCCCC" w:sz="1"/>
-              <w:bottom w:val="single" w:color="CCCCCC" w:sz="1"/>
-              <w:right w:val="single" w:color="CCCCCC" w:sz="1"/>
-            </w:tcBorders>
-            <w:tcMar>
-              <w:top w:type="dxa" w:w="80"/>
-              <w:left w:type="dxa" w:w="120"/>
-              <w:bottom w:type="dxa" w:w="80"/>
-              <w:right w:type="dxa" w:w="120"/>
-            </w:tcMar>
-          </w:tcPr>
-          <w:p>
-            <w:r>
-              <w:rPr>
-                <w:rFonts w:ascii="Arial" w:cs="Arial" w:eastAsia="Arial" w:hAnsi="Arial"/>
-                <w:sz w:val="20"/>
-                <w:szCs w:val="20"/>
-              </w:rPr>
-              <w:t xml:space="preserve">Carrier frequency in Hz.</w:t>
-            </w:r>
-          </w:p>
-        </w:tc>
-      </w:tr>
-      <w:tr>
-        <w:tc>
-          <w:tcPr>
-            <w:tcW w:type="dxa" w:w="2200"/>
-            <w:tcBorders>
-              <w:top w:val="single" w:color="CCCCCC" w:sz="1"/>
-              <w:left w:val="single" w:color="CCCCCC" w:sz="1"/>
-              <w:bottom w:val="single" w:color="CCCCCC" w:sz="1"/>
-              <w:right w:val="single" w:color="CCCCCC" w:sz="1"/>
-            </w:tcBorders>
-            <w:tcMar>
-              <w:top w:type="dxa" w:w="80"/>
-              <w:left w:type="dxa" w:w="120"/>
-              <w:bottom w:type="dxa" w:w="80"/>
-              <w:right w:type="dxa" w:w="120"/>
-            </w:tcMar>
-          </w:tcPr>
-          <w:p>
-            <w:r>
-              <w:rPr>
-                <w:rFonts w:ascii="Courier New" w:cs="Courier New" w:eastAsia="Courier New" w:hAnsi="Courier New"/>
-                <w:sz w:val="18"/>
-                <w:szCs w:val="18"/>
-              </w:rPr>
-              <w:t xml:space="preserve">sample_rate</w:t>
-            </w:r>
-          </w:p>
-        </w:tc>
-        <w:tc>
-          <w:tcPr>
-            <w:tcW w:type="dxa" w:w="1600"/>
-            <w:tcBorders>
-              <w:top w:val="single" w:color="CCCCCC" w:sz="1"/>
-              <w:left w:val="single" w:color="CCCCCC" w:sz="1"/>
-              <w:bottom w:val="single" w:color="CCCCCC" w:sz="1"/>
-              <w:right w:val="single" w:color="CCCCCC" w:sz="1"/>
-            </w:tcBorders>
-            <w:tcMar>
-              <w:top w:type="dxa" w:w="80"/>
-              <w:left w:type="dxa" w:w="120"/>
-              <w:bottom w:type="dxa" w:w="80"/>
-              <w:right w:type="dxa" w:w="120"/>
-            </w:tcMar>
-          </w:tcPr>
-          <w:p>
-            <w:r>
-              <w:rPr>
-                <w:rFonts w:ascii="Arial" w:cs="Arial" w:eastAsia="Arial" w:hAnsi="Arial"/>
-                <w:sz w:val="20"/>
-                <w:szCs w:val="20"/>
-              </w:rPr>
-              <w:t xml:space="preserve">float</w:t>
-            </w:r>
-          </w:p>
-        </w:tc>
-        <w:tc>
-          <w:tcPr>
-            <w:tcW w:type="dxa" w:w="5560"/>
-            <w:tcBorders>
-              <w:top w:val="single" w:color="CCCCCC" w:sz="1"/>
-              <w:left w:val="single" w:color="CCCCCC" w:sz="1"/>
-              <w:bottom w:val="single" w:color="CCCCCC" w:sz="1"/>
-              <w:right w:val="single" w:color="CCCCCC" w:sz="1"/>
-            </w:tcBorders>
-            <w:tcMar>
-              <w:top w:type="dxa" w:w="80"/>
-              <w:left w:type="dxa" w:w="120"/>
-              <w:bottom w:type="dxa" w:w="80"/>
-              <w:right w:type="dxa" w:w="120"/>
-            </w:tcMar>
-          </w:tcPr>
-          <w:p>
-            <w:r>
-              <w:rPr>
-                <w:rFonts w:ascii="Arial" w:cs="Arial" w:eastAsia="Arial" w:hAnsi="Arial"/>
-                <w:sz w:val="20"/>
-                <w:szCs w:val="20"/>
-              </w:rPr>
-              <w:t xml:space="preserve">Sample rate in samples/s.</w:t>
-            </w:r>
-          </w:p>
-        </w:tc>
-      </w:tr>
-      <w:tr>
-        <w:tc>
-          <w:tcPr>
-            <w:tcW w:type="dxa" w:w="2200"/>
-            <w:tcBorders>
-              <w:top w:val="single" w:color="CCCCCC" w:sz="1"/>
-              <w:left w:val="single" w:color="CCCCCC" w:sz="1"/>
-              <w:bottom w:val="single" w:color="CCCCCC" w:sz="1"/>
-              <w:right w:val="single" w:color="CCCCCC" w:sz="1"/>
-            </w:tcBorders>
-            <w:tcMar>
-              <w:top w:type="dxa" w:w="80"/>
-              <w:left w:type="dxa" w:w="120"/>
-              <w:bottom w:type="dxa" w:w="80"/>
-              <w:right w:type="dxa" w:w="120"/>
-            </w:tcMar>
-          </w:tcPr>
-          <w:p>
-            <w:r>
-              <w:rPr>
-                <w:rFonts w:ascii="Courier New" w:cs="Courier New" w:eastAsia="Courier New" w:hAnsi="Courier New"/>
-                <w:sz w:val="18"/>
-                <w:szCs w:val="18"/>
-              </w:rPr>
-              <w:t xml:space="preserve">snr_range_db</w:t>
-            </w:r>
-          </w:p>
-        </w:tc>
-        <w:tc>
-          <w:tcPr>
-            <w:tcW w:type="dxa" w:w="1600"/>
-            <w:tcBorders>
-              <w:top w:val="single" w:color="CCCCCC" w:sz="1"/>
-              <w:left w:val="single" w:color="CCCCCC" w:sz="1"/>
-              <w:bottom w:val="single" w:color="CCCCCC" w:sz="1"/>
-              <w:right w:val="single" w:color="CCCCCC" w:sz="1"/>
-            </w:tcBorders>
-            <w:tcMar>
-              <w:top w:type="dxa" w:w="80"/>
-              <w:left w:type="dxa" w:w="120"/>
-              <w:bottom w:type="dxa" w:w="80"/>
-              <w:right w:type="dxa" w:w="120"/>
-            </w:tcMar>
-          </w:tcPr>
-          <w:p>
-            <w:r>
-              <w:rPr>
-                <w:rFonts w:ascii="Arial" w:cs="Arial" w:eastAsia="Arial" w:hAnsi="Arial"/>
-                <w:sz w:val="20"/>
-                <w:szCs w:val="20"/>
-              </w:rPr>
-              <w:t xml:space="preserve">array-like</w:t>
-            </w:r>
-          </w:p>
-        </w:tc>
-        <w:tc>
-          <w:tcPr>
-            <w:tcW w:type="dxa" w:w="5560"/>
-            <w:tcBorders>
-              <w:top w:val="single" w:color="CCCCCC" w:sz="1"/>
-              <w:left w:val="single" w:color="CCCCCC" w:sz="1"/>
-              <w:bottom w:val="single" w:color="CCCCCC" w:sz="1"/>
-              <w:right w:val="single" w:color="CCCCCC" w:sz="1"/>
-            </w:tcBorders>
-            <w:tcMar>
-              <w:top w:type="dxa" w:w="80"/>
-              <w:left w:type="dxa" w:w="120"/>
-              <w:bottom w:type="dxa" w:w="80"/>
-              <w:right w:type="dxa" w:w="120"/>
-            </w:tcMar>
-          </w:tcPr>
-          <w:p>
-            <w:r>
-              <w:rPr>
-                <w:rFonts w:ascii="Arial" w:cs="Arial" w:eastAsia="Arial" w:hAnsi="Arial"/>
-                <w:sz w:val="20"/>
-                <w:szCs w:val="20"/>
-              </w:rPr>
-              <w:t xml:space="preserve">Sequence of SNR values (dB) at which to evaluate BER (e.g. numpy.arange(0, 16)).</w:t>
-            </w:r>
-          </w:p>
-        </w:tc>
-      </w:tr>
-      <w:tr>
-        <w:tc>
-          <w:tcPr>
-            <w:tcW w:type="dxa" w:w="2200"/>
-            <w:tcBorders>
-              <w:top w:val="single" w:color="CCCCCC" w:sz="1"/>
-              <w:left w:val="single" w:color="CCCCCC" w:sz="1"/>
-              <w:bottom w:val="single" w:color="CCCCCC" w:sz="1"/>
-              <w:right w:val="single" w:color="CCCCCC" w:sz="1"/>
-            </w:tcBorders>
-            <w:tcMar>
-              <w:top w:type="dxa" w:w="80"/>
-              <w:left w:type="dxa" w:w="120"/>
-              <w:bottom w:type="dxa" w:w="80"/>
-              <w:right w:type="dxa" w:w="120"/>
-            </w:tcMar>
-          </w:tcPr>
-          <w:p>
-            <w:r>
-              <w:rPr>
-                <w:rFonts w:ascii="Courier New" w:cs="Courier New" w:eastAsia="Courier New" w:hAnsi="Courier New"/>
-                <w:sz w:val="18"/>
-                <w:szCs w:val="18"/>
-              </w:rPr>
-              <w:t xml:space="preserve">n_bits</w:t>
-            </w:r>
-          </w:p>
-        </w:tc>
-        <w:tc>
-          <w:tcPr>
-            <w:tcW w:type="dxa" w:w="1600"/>
-            <w:tcBorders>
-              <w:top w:val="single" w:color="CCCCCC" w:sz="1"/>
-              <w:left w:val="single" w:color="CCCCCC" w:sz="1"/>
-              <w:bottom w:val="single" w:color="CCCCCC" w:sz="1"/>
-              <w:right w:val="single" w:color="CCCCCC" w:sz="1"/>
-            </w:tcBorders>
-            <w:tcMar>
-              <w:top w:type="dxa" w:w="80"/>
-              <w:left w:type="dxa" w:w="120"/>
-              <w:bottom w:type="dxa" w:w="80"/>
-              <w:right w:type="dxa" w:w="120"/>
-            </w:tcMar>
-          </w:tcPr>
-          <w:p>
-            <w:r>
-              <w:rPr>
-                <w:rFonts w:ascii="Arial" w:cs="Arial" w:eastAsia="Arial" w:hAnsi="Arial"/>
-                <w:sz w:val="20"/>
-                <w:szCs w:val="20"/>
-              </w:rPr>
-              <w:t xml:space="preserve">int (optional)</w:t>
-            </w:r>
-          </w:p>
-        </w:tc>
-        <w:tc>
-          <w:tcPr>
-            <w:tcW w:type="dxa" w:w="5560"/>
-            <w:tcBorders>
-              <w:top w:val="single" w:color="CCCCCC" w:sz="1"/>
-              <w:left w:val="single" w:color="CCCCCC" w:sz="1"/>
-              <w:bottom w:val="single" w:color="CCCCCC" w:sz="1"/>
-              <w:right w:val="single" w:color="CCCCCC" w:sz="1"/>
-            </w:tcBorders>
-            <w:tcMar>
-              <w:top w:type="dxa" w:w="80"/>
-              <w:left w:type="dxa" w:w="120"/>
-              <w:bottom w:type="dxa" w:w="80"/>
-              <w:right w:type="dxa" w:w="120"/>
-            </w:tcMar>
-          </w:tcPr>
-          <w:p>
-            <w:r>
-              <w:rPr>
-                <w:rFonts w:ascii="Arial" w:cs="Arial" w:eastAsia="Arial" w:hAnsi="Arial"/>
-                <w:sz w:val="20"/>
-                <w:szCs w:val="20"/>
-              </w:rPr>
-              <w:t xml:space="preserve">Number of random bits to use per SNR point. Default: 1000. Higher values give smoother curves.</w:t>
-            </w:r>
-          </w:p>
-        </w:tc>
-      </w:tr>
-      <w:tr>
-        <w:tc>
-          <w:tcPr>
-            <w:tcW w:type="dxa" w:w="2200"/>
-            <w:tcBorders>
-              <w:top w:val="single" w:color="CCCCCC" w:sz="1"/>
-              <w:left w:val="single" w:color="CCCCCC" w:sz="1"/>
-              <w:bottom w:val="single" w:color="CCCCCC" w:sz="1"/>
-              <w:right w:val="single" w:color="CCCCCC" w:sz="1"/>
-            </w:tcBorders>
-            <w:tcMar>
-              <w:top w:type="dxa" w:w="80"/>
-              <w:left w:type="dxa" w:w="120"/>
-              <w:bottom w:type="dxa" w:w="80"/>
-              <w:right w:type="dxa" w:w="120"/>
-            </w:tcMar>
-          </w:tcPr>
-          <w:p>
-            <w:r>
-              <w:rPr>
-                <w:rFonts w:ascii="Courier New" w:cs="Courier New" w:eastAsia="Courier New" w:hAnsi="Courier New"/>
-                <w:sz w:val="18"/>
-                <w:szCs w:val="18"/>
-              </w:rPr>
-              <w:t xml:space="preserve">seed</w:t>
-            </w:r>
-          </w:p>
-        </w:tc>
-        <w:tc>
-          <w:tcPr>
-            <w:tcW w:type="dxa" w:w="1600"/>
-            <w:tcBorders>
-              <w:top w:val="single" w:color="CCCCCC" w:sz="1"/>
-              <w:left w:val="single" w:color="CCCCCC" w:sz="1"/>
-              <w:bottom w:val="single" w:color="CCCCCC" w:sz="1"/>
-              <w:right w:val="single" w:color="CCCCCC" w:sz="1"/>
-            </w:tcBorders>
-            <w:tcMar>
-              <w:top w:type="dxa" w:w="80"/>
-              <w:left w:type="dxa" w:w="120"/>
-              <w:bottom w:type="dxa" w:w="80"/>
-              <w:right w:type="dxa" w:w="120"/>
-            </w:tcMar>
-          </w:tcPr>
-          <w:p>
-            <w:r>
-              <w:rPr>
-                <w:rFonts w:ascii="Arial" w:cs="Arial" w:eastAsia="Arial" w:hAnsi="Arial"/>
-                <w:sz w:val="20"/>
-                <w:szCs w:val="20"/>
-              </w:rPr>
-              <w:t xml:space="preserve">int (optional)</w:t>
-            </w:r>
-          </w:p>
-        </w:tc>
-        <w:tc>
-          <w:tcPr>
-            <w:tcW w:type="dxa" w:w="5560"/>
-            <w:tcBorders>
-              <w:top w:val="single" w:color="CCCCCC" w:sz="1"/>
-              <w:left w:val="single" w:color="CCCCCC" w:sz="1"/>
-              <w:bottom w:val="single" w:color="CCCCCC" w:sz="1"/>
-              <w:right w:val="single" w:color="CCCCCC" w:sz="1"/>
-            </w:tcBorders>
-            <w:tcMar>
-              <w:top w:type="dxa" w:w="80"/>
-              <w:left w:type="dxa" w:w="120"/>
-              <w:bottom w:type="dxa" w:w="80"/>
-              <w:right w:type="dxa" w:w="120"/>
-            </w:tcMar>
-          </w:tcPr>
-          <w:p>
-            <w:r>
-              <w:rPr>
-                <w:rFonts w:ascii="Arial" w:cs="Arial" w:eastAsia="Arial" w:hAnsi="Arial"/>
-                <w:sz w:val="20"/>
-                <w:szCs w:val="20"/>
-              </w:rPr>
-              <w:t xml:space="preserve">Random seed for reproducibility. Default: 42.</w:t>
+              <w:t xml:space="preserve">Input bit sequence to encode.</w:t>
             </w:r>
           </w:p>
         </w:tc>
@@ -3738,7 +5105,20 @@
         <w:spacing w:after="80"/>
       </w:pPr>
       <w:r>
-        <w:t xml:space="preserve">snrs — the same snr_range_db passed in (returned for convenience when plotting).</w:t>
+        <w:t xml:space="preserve">encoded — list[int] of coded bits. Length = (len(bits) + 6) * 2.</w:t>
+      </w:r>
+    </w:p>
+    <w:p/>
+    <w:p>
+      <w:pPr>
+        <w:pStyle w:val="Heading3"/>
+      </w:pPr>
+      <w:r>
+        <w:rPr>
+          <w:b/>
+          <w:bCs/>
+        </w:rPr>
+        <w:t xml:space="preserve">Notes</w:t>
       </w:r>
     </w:p>
     <w:p>
@@ -3751,7 +5131,46 @@
         <w:spacing w:after="80"/>
       </w:pPr>
       <w:r>
-        <w:t xml:space="preserve">bers — list[float] of BER values, one per SNR point.</w:t>
+        <w:t xml:space="preserve">Generator polynomials: G0 = 0b1011011 (octal 133), G1 = 0b1111001 (octal 171).</w:t>
+      </w:r>
+    </w:p>
+    <w:p>
+      <w:pPr>
+        <w:pStyle w:val="ListParagraph"/>
+        <w:numPr>
+          <w:ilvl w:val="0"/>
+          <w:numId w:val="2"/>
+        </w:numPr>
+        <w:spacing w:after="80"/>
+      </w:pPr>
+      <w:r>
+        <w:t xml:space="preserve">Rate 1/2: each input bit produces two output bits.</w:t>
+      </w:r>
+    </w:p>
+    <w:p>
+      <w:pPr>
+        <w:pStyle w:val="ListParagraph"/>
+        <w:numPr>
+          <w:ilvl w:val="0"/>
+          <w:numId w:val="2"/>
+        </w:numPr>
+        <w:spacing w:after="80"/>
+      </w:pPr>
+      <w:r>
+        <w:t xml:space="preserve">All-zeros input encodes to all-zeros output.</w:t>
+      </w:r>
+    </w:p>
+    <w:p>
+      <w:pPr>
+        <w:pStyle w:val="ListParagraph"/>
+        <w:numPr>
+          <w:ilvl w:val="0"/>
+          <w:numId w:val="2"/>
+        </w:numPr>
+        <w:spacing w:after="80"/>
+      </w:pPr>
+      <w:r>
+        <w:t xml:space="preserve">Designed to be decoded by viterbi_decode.</w:t>
       </w:r>
     </w:p>
     <w:p/>
@@ -3779,7 +5198,7 @@
           <w:sz w:val="18"/>
           <w:szCs w:val="18"/>
         </w:rPr>
-        <w:t xml:space="preserve">import numpy as np</w:t>
+        <w:t xml:space="preserve">from msk import conv_encode, viterbi_decode</w:t>
       </w:r>
     </w:p>
     <w:p>
@@ -3794,7 +5213,7 @@
           <w:sz w:val="18"/>
           <w:szCs w:val="18"/>
         </w:rPr>
-        <w:t xml:space="preserve">import matplotlib.pyplot as plt</w:t>
+        <w:t xml:space="preserve"/>
       </w:r>
     </w:p>
     <w:p>
@@ -3809,7 +5228,7 @@
           <w:sz w:val="18"/>
           <w:szCs w:val="18"/>
         </w:rPr>
-        <w:t xml:space="preserve">from msk import ber_vs_snr</w:t>
+        <w:t xml:space="preserve">bits    = [1, 0, 1, 1, 0, 0, 1]</w:t>
       </w:r>
     </w:p>
     <w:p>
@@ -3824,7 +5243,7 @@
           <w:sz w:val="18"/>
           <w:szCs w:val="18"/>
         </w:rPr>
-        <w:t xml:space="preserve"/>
+        <w:t xml:space="preserve">encoded = conv_encode(bits)</w:t>
       </w:r>
     </w:p>
     <w:p>
@@ -3839,7 +5258,41 @@
           <w:sz w:val="18"/>
           <w:szCs w:val="18"/>
         </w:rPr>
-        <w:t xml:space="preserve">snrs, bers = ber_vs_snr(1e3, 2e3, 1e5, np.arange(0, 16), n_bits=2000)</w:t>
+        <w:t xml:space="preserve">print(len(encoded))   # (7 + 6) * 2 = 26</w:t>
+      </w:r>
+    </w:p>
+    <w:p/>
+    <w:p>
+      <w:pPr>
+        <w:pStyle w:val="Heading2"/>
+      </w:pPr>
+      <w:r>
+        <w:rPr>
+          <w:b/>
+          <w:bCs/>
+        </w:rPr>
+        <w:t xml:space="preserve">6.6 viterbi_decode</w:t>
+      </w:r>
+    </w:p>
+    <w:p>
+      <w:pPr>
+        <w:spacing w:after="120"/>
+      </w:pPr>
+      <w:r>
+        <w:t xml:space="preserve">Hard-decision Viterbi decoder for the rate 1/2, K=7 convolutional code. Implements the full 64-state forward-backward trellis algorithm with traceback.</w:t>
+      </w:r>
+    </w:p>
+    <w:p/>
+    <w:p>
+      <w:pPr>
+        <w:pStyle w:val="Heading3"/>
+      </w:pPr>
+      <w:r>
+        <w:rPr>
+          <w:b/>
+          <w:bCs/>
+        </w:rPr>
+        <w:t xml:space="preserve">Signature</w:t>
       </w:r>
     </w:p>
     <w:p>
@@ -3854,86 +5307,7 @@
           <w:sz w:val="18"/>
           <w:szCs w:val="18"/>
         </w:rPr>
-        <w:t xml:space="preserve">plt.semilogy(snrs, bers, marker='o')</w:t>
-      </w:r>
-    </w:p>
-    <w:p>
-      <w:pPr>
-        <w:spacing w:after="60"/>
-        <w:ind w:left="720"/>
-      </w:pPr>
-      <w:r>
-        <w:rPr>
-          <w:rFonts w:ascii="Courier New" w:cs="Courier New" w:eastAsia="Courier New" w:hAnsi="Courier New"/>
-          <w:color w:val="2E2E2E"/>
-          <w:sz w:val="18"/>
-          <w:szCs w:val="18"/>
-        </w:rPr>
-        <w:t xml:space="preserve">plt.xlabel('SNR (dB)'); plt.ylabel('BER'); plt.grid(True)</w:t>
-      </w:r>
-    </w:p>
-    <w:p>
-      <w:pPr>
-        <w:spacing w:after="60"/>
-        <w:ind w:left="720"/>
-      </w:pPr>
-      <w:r>
-        <w:rPr>
-          <w:rFonts w:ascii="Courier New" w:cs="Courier New" w:eastAsia="Courier New" w:hAnsi="Courier New"/>
-          <w:color w:val="2E2E2E"/>
-          <w:sz w:val="18"/>
-          <w:szCs w:val="18"/>
-        </w:rPr>
-        <w:t xml:space="preserve">plt.show()</w:t>
-      </w:r>
-    </w:p>
-    <w:p/>
-    <w:p>
-      <w:pPr>
-        <w:pStyle w:val="Heading2"/>
-      </w:pPr>
-      <w:r>
-        <w:rPr>
-          <w:b/>
-          <w:bCs/>
-        </w:rPr>
-        <w:t xml:space="preserve">5.6 iq_samples</w:t>
-      </w:r>
-    </w:p>
-    <w:p>
-      <w:pPr>
-        <w:spacing w:after="120"/>
-      </w:pPr>
-      <w:r>
-        <w:t xml:space="preserve">Extracts one I/Q (in-phase / quadrature) sample per bit by mixing with carrier-frequency sinusoids and averaging over each bit period.</w:t>
-      </w:r>
-    </w:p>
-    <w:p/>
-    <w:p>
-      <w:pPr>
-        <w:pStyle w:val="Heading3"/>
-      </w:pPr>
-      <w:r>
-        <w:rPr>
-          <w:b/>
-          <w:bCs/>
-        </w:rPr>
-        <w:t xml:space="preserve">Signature</w:t>
-      </w:r>
-    </w:p>
-    <w:p>
-      <w:pPr>
-        <w:spacing w:after="60"/>
-        <w:ind w:left="720"/>
-      </w:pPr>
-      <w:r>
-        <w:rPr>
-          <w:rFonts w:ascii="Courier New" w:cs="Courier New" w:eastAsia="Courier New" w:hAnsi="Courier New"/>
-          <w:color w:val="2E2E2E"/>
-          <w:sz w:val="18"/>
-          <w:szCs w:val="18"/>
-        </w:rPr>
-        <w:t xml:space="preserve">I, Q = iq_samples(signal, carrier_freq, sample_rate, bit_rate)</w:t>
+        <w:t xml:space="preserve">bits = viterbi_decode(received, n_data_bits)</w:t>
       </w:r>
     </w:p>
     <w:p/>
@@ -4073,7 +5447,7 @@
                 <w:sz w:val="18"/>
                 <w:szCs w:val="18"/>
               </w:rPr>
-              <w:t xml:space="preserve">signal</w:t>
+              <w:t xml:space="preserve">received</w:t>
             </w:r>
           </w:p>
         </w:tc>
@@ -4100,7 +5474,7 @@
                 <w:sz w:val="20"/>
                 <w:szCs w:val="20"/>
               </w:rPr>
-              <w:t xml:space="preserve">numpy.ndarray</w:t>
+              <w:t xml:space="preserve">list[int]</w:t>
             </w:r>
           </w:p>
         </w:tc>
@@ -4127,7 +5501,7 @@
                 <w:sz w:val="20"/>
                 <w:szCs w:val="20"/>
               </w:rPr>
-              <w:t xml:space="preserve">Received signal to analyse.</w:t>
+              <w:t xml:space="preserve">Received (possibly corrupted) encoded bit stream from conv_encode.</w:t>
             </w:r>
           </w:p>
         </w:tc>
@@ -4156,7 +5530,7 @@
                 <w:sz w:val="18"/>
                 <w:szCs w:val="18"/>
               </w:rPr>
-              <w:t xml:space="preserve">carrier_freq</w:t>
+              <w:t xml:space="preserve">n_data_bits</w:t>
             </w:r>
           </w:p>
         </w:tc>
@@ -4183,7 +5557,7 @@
                 <w:sz w:val="20"/>
                 <w:szCs w:val="20"/>
               </w:rPr>
-              <w:t xml:space="preserve">float</w:t>
+              <w:t xml:space="preserve">int</w:t>
             </w:r>
           </w:p>
         </w:tc>
@@ -4210,173 +5584,7 @@
                 <w:sz w:val="20"/>
                 <w:szCs w:val="20"/>
               </w:rPr>
-              <w:t xml:space="preserve">Carrier frequency in Hz.</w:t>
-            </w:r>
-          </w:p>
-        </w:tc>
-      </w:tr>
-      <w:tr>
-        <w:tc>
-          <w:tcPr>
-            <w:tcW w:type="dxa" w:w="2200"/>
-            <w:tcBorders>
-              <w:top w:val="single" w:color="CCCCCC" w:sz="1"/>
-              <w:left w:val="single" w:color="CCCCCC" w:sz="1"/>
-              <w:bottom w:val="single" w:color="CCCCCC" w:sz="1"/>
-              <w:right w:val="single" w:color="CCCCCC" w:sz="1"/>
-            </w:tcBorders>
-            <w:tcMar>
-              <w:top w:type="dxa" w:w="80"/>
-              <w:left w:type="dxa" w:w="120"/>
-              <w:bottom w:type="dxa" w:w="80"/>
-              <w:right w:type="dxa" w:w="120"/>
-            </w:tcMar>
-          </w:tcPr>
-          <w:p>
-            <w:r>
-              <w:rPr>
-                <w:rFonts w:ascii="Courier New" w:cs="Courier New" w:eastAsia="Courier New" w:hAnsi="Courier New"/>
-                <w:sz w:val="18"/>
-                <w:szCs w:val="18"/>
-              </w:rPr>
-              <w:t xml:space="preserve">sample_rate</w:t>
-            </w:r>
-          </w:p>
-        </w:tc>
-        <w:tc>
-          <w:tcPr>
-            <w:tcW w:type="dxa" w:w="1600"/>
-            <w:tcBorders>
-              <w:top w:val="single" w:color="CCCCCC" w:sz="1"/>
-              <w:left w:val="single" w:color="CCCCCC" w:sz="1"/>
-              <w:bottom w:val="single" w:color="CCCCCC" w:sz="1"/>
-              <w:right w:val="single" w:color="CCCCCC" w:sz="1"/>
-            </w:tcBorders>
-            <w:tcMar>
-              <w:top w:type="dxa" w:w="80"/>
-              <w:left w:type="dxa" w:w="120"/>
-              <w:bottom w:type="dxa" w:w="80"/>
-              <w:right w:type="dxa" w:w="120"/>
-            </w:tcMar>
-          </w:tcPr>
-          <w:p>
-            <w:r>
-              <w:rPr>
-                <w:rFonts w:ascii="Arial" w:cs="Arial" w:eastAsia="Arial" w:hAnsi="Arial"/>
-                <w:sz w:val="20"/>
-                <w:szCs w:val="20"/>
-              </w:rPr>
-              <w:t xml:space="preserve">float</w:t>
-            </w:r>
-          </w:p>
-        </w:tc>
-        <w:tc>
-          <w:tcPr>
-            <w:tcW w:type="dxa" w:w="5560"/>
-            <w:tcBorders>
-              <w:top w:val="single" w:color="CCCCCC" w:sz="1"/>
-              <w:left w:val="single" w:color="CCCCCC" w:sz="1"/>
-              <w:bottom w:val="single" w:color="CCCCCC" w:sz="1"/>
-              <w:right w:val="single" w:color="CCCCCC" w:sz="1"/>
-            </w:tcBorders>
-            <w:tcMar>
-              <w:top w:type="dxa" w:w="80"/>
-              <w:left w:type="dxa" w:w="120"/>
-              <w:bottom w:type="dxa" w:w="80"/>
-              <w:right w:type="dxa" w:w="120"/>
-            </w:tcMar>
-          </w:tcPr>
-          <w:p>
-            <w:r>
-              <w:rPr>
-                <w:rFonts w:ascii="Arial" w:cs="Arial" w:eastAsia="Arial" w:hAnsi="Arial"/>
-                <w:sz w:val="20"/>
-                <w:szCs w:val="20"/>
-              </w:rPr>
-              <w:t xml:space="preserve">Sample rate in samples/s.</w:t>
-            </w:r>
-          </w:p>
-        </w:tc>
-      </w:tr>
-      <w:tr>
-        <w:tc>
-          <w:tcPr>
-            <w:tcW w:type="dxa" w:w="2200"/>
-            <w:tcBorders>
-              <w:top w:val="single" w:color="CCCCCC" w:sz="1"/>
-              <w:left w:val="single" w:color="CCCCCC" w:sz="1"/>
-              <w:bottom w:val="single" w:color="CCCCCC" w:sz="1"/>
-              <w:right w:val="single" w:color="CCCCCC" w:sz="1"/>
-            </w:tcBorders>
-            <w:tcMar>
-              <w:top w:type="dxa" w:w="80"/>
-              <w:left w:type="dxa" w:w="120"/>
-              <w:bottom w:type="dxa" w:w="80"/>
-              <w:right w:type="dxa" w:w="120"/>
-            </w:tcMar>
-          </w:tcPr>
-          <w:p>
-            <w:r>
-              <w:rPr>
-                <w:rFonts w:ascii="Courier New" w:cs="Courier New" w:eastAsia="Courier New" w:hAnsi="Courier New"/>
-                <w:sz w:val="18"/>
-                <w:szCs w:val="18"/>
-              </w:rPr>
-              <w:t xml:space="preserve">bit_rate</w:t>
-            </w:r>
-          </w:p>
-        </w:tc>
-        <w:tc>
-          <w:tcPr>
-            <w:tcW w:type="dxa" w:w="1600"/>
-            <w:tcBorders>
-              <w:top w:val="single" w:color="CCCCCC" w:sz="1"/>
-              <w:left w:val="single" w:color="CCCCCC" w:sz="1"/>
-              <w:bottom w:val="single" w:color="CCCCCC" w:sz="1"/>
-              <w:right w:val="single" w:color="CCCCCC" w:sz="1"/>
-            </w:tcBorders>
-            <w:tcMar>
-              <w:top w:type="dxa" w:w="80"/>
-              <w:left w:type="dxa" w:w="120"/>
-              <w:bottom w:type="dxa" w:w="80"/>
-              <w:right w:type="dxa" w:w="120"/>
-            </w:tcMar>
-          </w:tcPr>
-          <w:p>
-            <w:r>
-              <w:rPr>
-                <w:rFonts w:ascii="Arial" w:cs="Arial" w:eastAsia="Arial" w:hAnsi="Arial"/>
-                <w:sz w:val="20"/>
-                <w:szCs w:val="20"/>
-              </w:rPr>
-              <w:t xml:space="preserve">float</w:t>
-            </w:r>
-          </w:p>
-        </w:tc>
-        <w:tc>
-          <w:tcPr>
-            <w:tcW w:type="dxa" w:w="5560"/>
-            <w:tcBorders>
-              <w:top w:val="single" w:color="CCCCCC" w:sz="1"/>
-              <w:left w:val="single" w:color="CCCCCC" w:sz="1"/>
-              <w:bottom w:val="single" w:color="CCCCCC" w:sz="1"/>
-              <w:right w:val="single" w:color="CCCCCC" w:sz="1"/>
-            </w:tcBorders>
-            <w:tcMar>
-              <w:top w:type="dxa" w:w="80"/>
-              <w:left w:type="dxa" w:w="120"/>
-              <w:bottom w:type="dxa" w:w="80"/>
-              <w:right w:type="dxa" w:w="120"/>
-            </w:tcMar>
-          </w:tcPr>
-          <w:p>
-            <w:r>
-              <w:rPr>
-                <w:rFonts w:ascii="Arial" w:cs="Arial" w:eastAsia="Arial" w:hAnsi="Arial"/>
-                <w:sz w:val="20"/>
-                <w:szCs w:val="20"/>
-              </w:rPr>
-              <w:t xml:space="preserve">Bit rate in bps (defines the integration window).</w:t>
+              <w:t xml:space="preserve">Number of original data bits to recover. Typically len(received)//2 - 6 to strip the flush bits.</w:t>
             </w:r>
           </w:p>
         </w:tc>
@@ -4405,7 +5613,20 @@
         <w:spacing w:after="80"/>
       </w:pPr>
       <w:r>
-        <w:t xml:space="preserve">I — numpy.ndarray of in-phase values, length = number of complete bit periods.</w:t>
+        <w:t xml:space="preserve">bits — list[int] of decoded data bits, length = n_data_bits.</w:t>
+      </w:r>
+    </w:p>
+    <w:p/>
+    <w:p>
+      <w:pPr>
+        <w:pStyle w:val="Heading3"/>
+      </w:pPr>
+      <w:r>
+        <w:rPr>
+          <w:b/>
+          <w:bCs/>
+        </w:rPr>
+        <w:t xml:space="preserve">Notes</w:t>
       </w:r>
     </w:p>
     <w:p>
@@ -4418,7 +5639,46 @@
         <w:spacing w:after="80"/>
       </w:pPr>
       <w:r>
-        <w:t xml:space="preserve">Q — numpy.ndarray of quadrature values, same length as I.</w:t>
+        <w:t xml:space="preserve">Uses hard-decision branch metrics (Hamming distance).</w:t>
+      </w:r>
+    </w:p>
+    <w:p>
+      <w:pPr>
+        <w:pStyle w:val="ListParagraph"/>
+        <w:numPr>
+          <w:ilvl w:val="0"/>
+          <w:numId w:val="2"/>
+        </w:numPr>
+        <w:spacing w:after="80"/>
+      </w:pPr>
+      <w:r>
+        <w:t xml:space="preserve">Corrects single-bit errors reliably and many multi-bit errors.</w:t>
+      </w:r>
+    </w:p>
+    <w:p>
+      <w:pPr>
+        <w:pStyle w:val="ListParagraph"/>
+        <w:numPr>
+          <w:ilvl w:val="0"/>
+          <w:numId w:val="2"/>
+        </w:numPr>
+        <w:spacing w:after="80"/>
+      </w:pPr>
+      <w:r>
+        <w:t xml:space="preserve">Traceback array stores (prev_state, input_bit) at every step.</w:t>
+      </w:r>
+    </w:p>
+    <w:p>
+      <w:pPr>
+        <w:pStyle w:val="ListParagraph"/>
+        <w:numPr>
+          <w:ilvl w:val="0"/>
+          <w:numId w:val="2"/>
+        </w:numPr>
+        <w:spacing w:after="80"/>
+      </w:pPr>
+      <w:r>
+        <w:t xml:space="preserve">Always start the encoder from state 0 for correct decoding.</w:t>
       </w:r>
     </w:p>
     <w:p/>
@@ -4446,7 +5706,7 @@
           <w:sz w:val="18"/>
           <w:szCs w:val="18"/>
         </w:rPr>
-        <w:t xml:space="preserve">from msk import msk_modulate, iq_samples</w:t>
+        <w:t xml:space="preserve">encoded   = conv_encode([1, 0, 1, 1, 0, 0, 1])</w:t>
       </w:r>
     </w:p>
     <w:p>
@@ -4461,7 +5721,7 @@
           <w:sz w:val="18"/>
           <w:szCs w:val="18"/>
         </w:rPr>
-        <w:t xml:space="preserve">import matplotlib.pyplot as plt</w:t>
+        <w:t xml:space="preserve"># Corrupt one bit</w:t>
       </w:r>
     </w:p>
     <w:p>
@@ -4476,7 +5736,7 @@
           <w:sz w:val="18"/>
           <w:szCs w:val="18"/>
         </w:rPr>
-        <w:t xml:space="preserve"/>
+        <w:t xml:space="preserve">encoded[5] ^= 1</w:t>
       </w:r>
     </w:p>
     <w:p>
@@ -4491,7 +5751,7 @@
           <w:sz w:val="18"/>
           <w:szCs w:val="18"/>
         </w:rPr>
-        <w:t xml:space="preserve">_, sig = msk_modulate([1,0,1,1,0,0,1], 1e3, 2e3, 1e5)</w:t>
+        <w:t xml:space="preserve">decoded   = viterbi_decode(encoded, 7)</w:t>
       </w:r>
     </w:p>
     <w:p>
@@ -4506,7 +5766,41 @@
           <w:sz w:val="18"/>
           <w:szCs w:val="18"/>
         </w:rPr>
-        <w:t xml:space="preserve">I, Q = iq_samples(sig, 2e3, 1e5, 1e3)</w:t>
+        <w:t xml:space="preserve"># decoded == [1, 0, 1, 1, 0, 0, 1]  (error corrected)</w:t>
+      </w:r>
+    </w:p>
+    <w:p/>
+    <w:p>
+      <w:pPr>
+        <w:pStyle w:val="Heading2"/>
+      </w:pPr>
+      <w:r>
+        <w:rPr>
+          <w:b/>
+          <w:bCs/>
+        </w:rPr>
+        <w:t xml:space="preserve">6.7 compute_ber</w:t>
+      </w:r>
+    </w:p>
+    <w:p>
+      <w:pPr>
+        <w:spacing w:after="120"/>
+      </w:pPr>
+      <w:r>
+        <w:t xml:space="preserve">Computes the Bit Error Rate between an original and a decoded bit sequence.</w:t>
+      </w:r>
+    </w:p>
+    <w:p/>
+    <w:p>
+      <w:pPr>
+        <w:pStyle w:val="Heading3"/>
+      </w:pPr>
+      <w:r>
+        <w:rPr>
+          <w:b/>
+          <w:bCs/>
+        </w:rPr>
+        <w:t xml:space="preserve">Signature</w:t>
       </w:r>
     </w:p>
     <w:p>
@@ -4521,7 +5815,347 @@
           <w:sz w:val="18"/>
           <w:szCs w:val="18"/>
         </w:rPr>
-        <w:t xml:space="preserve">plt.scatter(I, Q); plt.xlabel('I'); plt.ylabel('Q')</w:t>
+        <w:t xml:space="preserve">ber = compute_ber(original, decoded)</w:t>
+      </w:r>
+    </w:p>
+    <w:p/>
+    <w:p>
+      <w:pPr>
+        <w:pStyle w:val="Heading3"/>
+      </w:pPr>
+      <w:r>
+        <w:rPr>
+          <w:b/>
+          <w:bCs/>
+        </w:rPr>
+        <w:t xml:space="preserve">Parameters</w:t>
+      </w:r>
+    </w:p>
+    <w:tbl>
+      <w:tblPr>
+        <w:tblW w:type="dxa" w:w="9360"/>
+        <w:tblBorders>
+          <w:top w:val="single" w:color="auto" w:sz="4"/>
+          <w:left w:val="single" w:color="auto" w:sz="4"/>
+          <w:bottom w:val="single" w:color="auto" w:sz="4"/>
+          <w:right w:val="single" w:color="auto" w:sz="4"/>
+          <w:insideH w:val="single" w:color="auto" w:sz="4"/>
+          <w:insideV w:val="single" w:color="auto" w:sz="4"/>
+        </w:tblBorders>
+      </w:tblPr>
+      <w:tblGrid>
+        <w:gridCol w:w="2200"/>
+        <w:gridCol w:w="1600"/>
+        <w:gridCol w:w="5560"/>
+      </w:tblGrid>
+      <w:tr>
+        <w:tc>
+          <w:tcPr>
+            <w:tcW w:type="dxa" w:w="2200"/>
+            <w:tcBorders>
+              <w:top w:val="single" w:color="CCCCCC" w:sz="1"/>
+              <w:left w:val="single" w:color="CCCCCC" w:sz="1"/>
+              <w:bottom w:val="single" w:color="CCCCCC" w:sz="1"/>
+              <w:right w:val="single" w:color="CCCCCC" w:sz="1"/>
+            </w:tcBorders>
+            <w:shd w:fill="D5E8F0" w:val="clear"/>
+            <w:tcMar>
+              <w:top w:type="dxa" w:w="80"/>
+              <w:left w:type="dxa" w:w="120"/>
+              <w:bottom w:type="dxa" w:w="80"/>
+              <w:right w:type="dxa" w:w="120"/>
+            </w:tcMar>
+          </w:tcPr>
+          <w:p>
+            <w:r>
+              <w:rPr>
+                <w:b/>
+                <w:bCs/>
+              </w:rPr>
+              <w:t xml:space="preserve">Parameter</w:t>
+            </w:r>
+          </w:p>
+        </w:tc>
+        <w:tc>
+          <w:tcPr>
+            <w:tcW w:type="dxa" w:w="1600"/>
+            <w:tcBorders>
+              <w:top w:val="single" w:color="CCCCCC" w:sz="1"/>
+              <w:left w:val="single" w:color="CCCCCC" w:sz="1"/>
+              <w:bottom w:val="single" w:color="CCCCCC" w:sz="1"/>
+              <w:right w:val="single" w:color="CCCCCC" w:sz="1"/>
+            </w:tcBorders>
+            <w:shd w:fill="D5E8F0" w:val="clear"/>
+            <w:tcMar>
+              <w:top w:type="dxa" w:w="80"/>
+              <w:left w:type="dxa" w:w="120"/>
+              <w:bottom w:type="dxa" w:w="80"/>
+              <w:right w:type="dxa" w:w="120"/>
+            </w:tcMar>
+          </w:tcPr>
+          <w:p>
+            <w:r>
+              <w:rPr>
+                <w:b/>
+                <w:bCs/>
+              </w:rPr>
+              <w:t xml:space="preserve">Type</w:t>
+            </w:r>
+          </w:p>
+        </w:tc>
+        <w:tc>
+          <w:tcPr>
+            <w:tcW w:type="dxa" w:w="5560"/>
+            <w:tcBorders>
+              <w:top w:val="single" w:color="CCCCCC" w:sz="1"/>
+              <w:left w:val="single" w:color="CCCCCC" w:sz="1"/>
+              <w:bottom w:val="single" w:color="CCCCCC" w:sz="1"/>
+              <w:right w:val="single" w:color="CCCCCC" w:sz="1"/>
+            </w:tcBorders>
+            <w:shd w:fill="D5E8F0" w:val="clear"/>
+            <w:tcMar>
+              <w:top w:type="dxa" w:w="80"/>
+              <w:left w:type="dxa" w:w="120"/>
+              <w:bottom w:type="dxa" w:w="80"/>
+              <w:right w:type="dxa" w:w="120"/>
+            </w:tcMar>
+          </w:tcPr>
+          <w:p>
+            <w:r>
+              <w:rPr>
+                <w:b/>
+                <w:bCs/>
+              </w:rPr>
+              <w:t xml:space="preserve">Description</w:t>
+            </w:r>
+          </w:p>
+        </w:tc>
+      </w:tr>
+      <w:tr>
+        <w:tc>
+          <w:tcPr>
+            <w:tcW w:type="dxa" w:w="2200"/>
+            <w:tcBorders>
+              <w:top w:val="single" w:color="CCCCCC" w:sz="1"/>
+              <w:left w:val="single" w:color="CCCCCC" w:sz="1"/>
+              <w:bottom w:val="single" w:color="CCCCCC" w:sz="1"/>
+              <w:right w:val="single" w:color="CCCCCC" w:sz="1"/>
+            </w:tcBorders>
+            <w:tcMar>
+              <w:top w:type="dxa" w:w="80"/>
+              <w:left w:type="dxa" w:w="120"/>
+              <w:bottom w:type="dxa" w:w="80"/>
+              <w:right w:type="dxa" w:w="120"/>
+            </w:tcMar>
+          </w:tcPr>
+          <w:p>
+            <w:r>
+              <w:rPr>
+                <w:rFonts w:ascii="Courier New" w:cs="Courier New" w:eastAsia="Courier New" w:hAnsi="Courier New"/>
+                <w:sz w:val="18"/>
+                <w:szCs w:val="18"/>
+              </w:rPr>
+              <w:t xml:space="preserve">original</w:t>
+            </w:r>
+          </w:p>
+        </w:tc>
+        <w:tc>
+          <w:tcPr>
+            <w:tcW w:type="dxa" w:w="1600"/>
+            <w:tcBorders>
+              <w:top w:val="single" w:color="CCCCCC" w:sz="1"/>
+              <w:left w:val="single" w:color="CCCCCC" w:sz="1"/>
+              <w:bottom w:val="single" w:color="CCCCCC" w:sz="1"/>
+              <w:right w:val="single" w:color="CCCCCC" w:sz="1"/>
+            </w:tcBorders>
+            <w:tcMar>
+              <w:top w:type="dxa" w:w="80"/>
+              <w:left w:type="dxa" w:w="120"/>
+              <w:bottom w:type="dxa" w:w="80"/>
+              <w:right w:type="dxa" w:w="120"/>
+            </w:tcMar>
+          </w:tcPr>
+          <w:p>
+            <w:r>
+              <w:rPr>
+                <w:rFonts w:ascii="Arial" w:cs="Arial" w:eastAsia="Arial" w:hAnsi="Arial"/>
+                <w:sz w:val="20"/>
+                <w:szCs w:val="20"/>
+              </w:rPr>
+              <w:t xml:space="preserve">list[int]</w:t>
+            </w:r>
+          </w:p>
+        </w:tc>
+        <w:tc>
+          <w:tcPr>
+            <w:tcW w:type="dxa" w:w="5560"/>
+            <w:tcBorders>
+              <w:top w:val="single" w:color="CCCCCC" w:sz="1"/>
+              <w:left w:val="single" w:color="CCCCCC" w:sz="1"/>
+              <w:bottom w:val="single" w:color="CCCCCC" w:sz="1"/>
+              <w:right w:val="single" w:color="CCCCCC" w:sz="1"/>
+            </w:tcBorders>
+            <w:tcMar>
+              <w:top w:type="dxa" w:w="80"/>
+              <w:left w:type="dxa" w:w="120"/>
+              <w:bottom w:type="dxa" w:w="80"/>
+              <w:right w:type="dxa" w:w="120"/>
+            </w:tcMar>
+          </w:tcPr>
+          <w:p>
+            <w:r>
+              <w:rPr>
+                <w:rFonts w:ascii="Arial" w:cs="Arial" w:eastAsia="Arial" w:hAnsi="Arial"/>
+                <w:sz w:val="20"/>
+                <w:szCs w:val="20"/>
+              </w:rPr>
+              <w:t xml:space="preserve">Ground-truth bit sequence.</w:t>
+            </w:r>
+          </w:p>
+        </w:tc>
+      </w:tr>
+      <w:tr>
+        <w:tc>
+          <w:tcPr>
+            <w:tcW w:type="dxa" w:w="2200"/>
+            <w:tcBorders>
+              <w:top w:val="single" w:color="CCCCCC" w:sz="1"/>
+              <w:left w:val="single" w:color="CCCCCC" w:sz="1"/>
+              <w:bottom w:val="single" w:color="CCCCCC" w:sz="1"/>
+              <w:right w:val="single" w:color="CCCCCC" w:sz="1"/>
+            </w:tcBorders>
+            <w:tcMar>
+              <w:top w:type="dxa" w:w="80"/>
+              <w:left w:type="dxa" w:w="120"/>
+              <w:bottom w:type="dxa" w:w="80"/>
+              <w:right w:type="dxa" w:w="120"/>
+            </w:tcMar>
+          </w:tcPr>
+          <w:p>
+            <w:r>
+              <w:rPr>
+                <w:rFonts w:ascii="Courier New" w:cs="Courier New" w:eastAsia="Courier New" w:hAnsi="Courier New"/>
+                <w:sz w:val="18"/>
+                <w:szCs w:val="18"/>
+              </w:rPr>
+              <w:t xml:space="preserve">decoded</w:t>
+            </w:r>
+          </w:p>
+        </w:tc>
+        <w:tc>
+          <w:tcPr>
+            <w:tcW w:type="dxa" w:w="1600"/>
+            <w:tcBorders>
+              <w:top w:val="single" w:color="CCCCCC" w:sz="1"/>
+              <w:left w:val="single" w:color="CCCCCC" w:sz="1"/>
+              <w:bottom w:val="single" w:color="CCCCCC" w:sz="1"/>
+              <w:right w:val="single" w:color="CCCCCC" w:sz="1"/>
+            </w:tcBorders>
+            <w:tcMar>
+              <w:top w:type="dxa" w:w="80"/>
+              <w:left w:type="dxa" w:w="120"/>
+              <w:bottom w:type="dxa" w:w="80"/>
+              <w:right w:type="dxa" w:w="120"/>
+            </w:tcMar>
+          </w:tcPr>
+          <w:p>
+            <w:r>
+              <w:rPr>
+                <w:rFonts w:ascii="Arial" w:cs="Arial" w:eastAsia="Arial" w:hAnsi="Arial"/>
+                <w:sz w:val="20"/>
+                <w:szCs w:val="20"/>
+              </w:rPr>
+              <w:t xml:space="preserve">list[int]</w:t>
+            </w:r>
+          </w:p>
+        </w:tc>
+        <w:tc>
+          <w:tcPr>
+            <w:tcW w:type="dxa" w:w="5560"/>
+            <w:tcBorders>
+              <w:top w:val="single" w:color="CCCCCC" w:sz="1"/>
+              <w:left w:val="single" w:color="CCCCCC" w:sz="1"/>
+              <w:bottom w:val="single" w:color="CCCCCC" w:sz="1"/>
+              <w:right w:val="single" w:color="CCCCCC" w:sz="1"/>
+            </w:tcBorders>
+            <w:tcMar>
+              <w:top w:type="dxa" w:w="80"/>
+              <w:left w:type="dxa" w:w="120"/>
+              <w:bottom w:type="dxa" w:w="80"/>
+              <w:right w:type="dxa" w:w="120"/>
+            </w:tcMar>
+          </w:tcPr>
+          <w:p>
+            <w:r>
+              <w:rPr>
+                <w:rFonts w:ascii="Arial" w:cs="Arial" w:eastAsia="Arial" w:hAnsi="Arial"/>
+                <w:sz w:val="20"/>
+                <w:szCs w:val="20"/>
+              </w:rPr>
+              <w:t xml:space="preserve">Recovered sequence. Excess bits beyond len(original) are ignored.</w:t>
+            </w:r>
+          </w:p>
+        </w:tc>
+      </w:tr>
+    </w:tbl>
+    <w:p/>
+    <w:p>
+      <w:pPr>
+        <w:pStyle w:val="Heading3"/>
+      </w:pPr>
+      <w:r>
+        <w:rPr>
+          <w:b/>
+          <w:bCs/>
+        </w:rPr>
+        <w:t xml:space="preserve">Returns</w:t>
+      </w:r>
+    </w:p>
+    <w:p>
+      <w:pPr>
+        <w:pStyle w:val="ListParagraph"/>
+        <w:numPr>
+          <w:ilvl w:val="0"/>
+          <w:numId w:val="2"/>
+        </w:numPr>
+        <w:spacing w:after="80"/>
+      </w:pPr>
+      <w:r>
+        <w:t xml:space="preserve">ber — float in [0.0, 1.0].</w:t>
+      </w:r>
+    </w:p>
+    <w:p/>
+    <w:p>
+      <w:pPr>
+        <w:pStyle w:val="Heading2"/>
+      </w:pPr>
+      <w:r>
+        <w:rPr>
+          <w:b/>
+          <w:bCs/>
+        </w:rPr>
+        <w:t xml:space="preserve">6.8 ber_vs_snr</w:t>
+      </w:r>
+    </w:p>
+    <w:p>
+      <w:pPr>
+        <w:spacing w:after="120"/>
+      </w:pPr>
+      <w:r>
+        <w:t xml:space="preserve">Monte Carlo BER simulation over a sweep of SNR values.</w:t>
+      </w:r>
+    </w:p>
+    <w:p/>
+    <w:p>
+      <w:pPr>
+        <w:pStyle w:val="Heading3"/>
+      </w:pPr>
+      <w:r>
+        <w:rPr>
+          <w:b/>
+          <w:bCs/>
+        </w:rPr>
+        <w:t xml:space="preserve">Signature</w:t>
       </w:r>
     </w:p>
     <w:p>
@@ -4536,20 +6170,686 @@
           <w:sz w:val="18"/>
           <w:szCs w:val="18"/>
         </w:rPr>
-        <w:t xml:space="preserve">plt.axis('equal'); plt.grid(True); plt.show()</w:t>
+        <w:t xml:space="preserve">snrs, bers = ber_vs_snr(bit_rate, carrier_freq, sample_rate,</w:t>
+      </w:r>
+    </w:p>
+    <w:p>
+      <w:pPr>
+        <w:spacing w:after="60"/>
+        <w:ind w:left="720"/>
+      </w:pPr>
+      <w:r>
+        <w:rPr>
+          <w:rFonts w:ascii="Courier New" w:cs="Courier New" w:eastAsia="Courier New" w:hAnsi="Courier New"/>
+          <w:color w:val="2E2E2E"/>
+          <w:sz w:val="18"/>
+          <w:szCs w:val="18"/>
+        </w:rPr>
+        <w:t xml:space="preserve">                        snr_range_db, n_bits=1000, seed=42)</w:t>
       </w:r>
     </w:p>
     <w:p/>
     <w:p>
       <w:pPr>
-        <w:pStyle w:val="Heading1"/>
+        <w:pStyle w:val="Heading3"/>
       </w:pPr>
       <w:r>
         <w:rPr>
           <w:b/>
           <w:bCs/>
         </w:rPr>
-        <w:t xml:space="preserve">6. Customising Parameters</w:t>
+        <w:t xml:space="preserve">Parameters</w:t>
+      </w:r>
+    </w:p>
+    <w:tbl>
+      <w:tblPr>
+        <w:tblW w:type="dxa" w:w="9360"/>
+        <w:tblBorders>
+          <w:top w:val="single" w:color="auto" w:sz="4"/>
+          <w:left w:val="single" w:color="auto" w:sz="4"/>
+          <w:bottom w:val="single" w:color="auto" w:sz="4"/>
+          <w:right w:val="single" w:color="auto" w:sz="4"/>
+          <w:insideH w:val="single" w:color="auto" w:sz="4"/>
+          <w:insideV w:val="single" w:color="auto" w:sz="4"/>
+        </w:tblBorders>
+      </w:tblPr>
+      <w:tblGrid>
+        <w:gridCol w:w="2200"/>
+        <w:gridCol w:w="1600"/>
+        <w:gridCol w:w="5560"/>
+      </w:tblGrid>
+      <w:tr>
+        <w:tc>
+          <w:tcPr>
+            <w:tcW w:type="dxa" w:w="2200"/>
+            <w:tcBorders>
+              <w:top w:val="single" w:color="CCCCCC" w:sz="1"/>
+              <w:left w:val="single" w:color="CCCCCC" w:sz="1"/>
+              <w:bottom w:val="single" w:color="CCCCCC" w:sz="1"/>
+              <w:right w:val="single" w:color="CCCCCC" w:sz="1"/>
+            </w:tcBorders>
+            <w:shd w:fill="D5E8F0" w:val="clear"/>
+            <w:tcMar>
+              <w:top w:type="dxa" w:w="80"/>
+              <w:left w:type="dxa" w:w="120"/>
+              <w:bottom w:type="dxa" w:w="80"/>
+              <w:right w:type="dxa" w:w="120"/>
+            </w:tcMar>
+          </w:tcPr>
+          <w:p>
+            <w:r>
+              <w:rPr>
+                <w:b/>
+                <w:bCs/>
+              </w:rPr>
+              <w:t xml:space="preserve">Parameter</w:t>
+            </w:r>
+          </w:p>
+        </w:tc>
+        <w:tc>
+          <w:tcPr>
+            <w:tcW w:type="dxa" w:w="1600"/>
+            <w:tcBorders>
+              <w:top w:val="single" w:color="CCCCCC" w:sz="1"/>
+              <w:left w:val="single" w:color="CCCCCC" w:sz="1"/>
+              <w:bottom w:val="single" w:color="CCCCCC" w:sz="1"/>
+              <w:right w:val="single" w:color="CCCCCC" w:sz="1"/>
+            </w:tcBorders>
+            <w:shd w:fill="D5E8F0" w:val="clear"/>
+            <w:tcMar>
+              <w:top w:type="dxa" w:w="80"/>
+              <w:left w:type="dxa" w:w="120"/>
+              <w:bottom w:type="dxa" w:w="80"/>
+              <w:right w:type="dxa" w:w="120"/>
+            </w:tcMar>
+          </w:tcPr>
+          <w:p>
+            <w:r>
+              <w:rPr>
+                <w:b/>
+                <w:bCs/>
+              </w:rPr>
+              <w:t xml:space="preserve">Type</w:t>
+            </w:r>
+          </w:p>
+        </w:tc>
+        <w:tc>
+          <w:tcPr>
+            <w:tcW w:type="dxa" w:w="5560"/>
+            <w:tcBorders>
+              <w:top w:val="single" w:color="CCCCCC" w:sz="1"/>
+              <w:left w:val="single" w:color="CCCCCC" w:sz="1"/>
+              <w:bottom w:val="single" w:color="CCCCCC" w:sz="1"/>
+              <w:right w:val="single" w:color="CCCCCC" w:sz="1"/>
+            </w:tcBorders>
+            <w:shd w:fill="D5E8F0" w:val="clear"/>
+            <w:tcMar>
+              <w:top w:type="dxa" w:w="80"/>
+              <w:left w:type="dxa" w:w="120"/>
+              <w:bottom w:type="dxa" w:w="80"/>
+              <w:right w:type="dxa" w:w="120"/>
+            </w:tcMar>
+          </w:tcPr>
+          <w:p>
+            <w:r>
+              <w:rPr>
+                <w:b/>
+                <w:bCs/>
+              </w:rPr>
+              <w:t xml:space="preserve">Description</w:t>
+            </w:r>
+          </w:p>
+        </w:tc>
+      </w:tr>
+      <w:tr>
+        <w:tc>
+          <w:tcPr>
+            <w:tcW w:type="dxa" w:w="2200"/>
+            <w:tcBorders>
+              <w:top w:val="single" w:color="CCCCCC" w:sz="1"/>
+              <w:left w:val="single" w:color="CCCCCC" w:sz="1"/>
+              <w:bottom w:val="single" w:color="CCCCCC" w:sz="1"/>
+              <w:right w:val="single" w:color="CCCCCC" w:sz="1"/>
+            </w:tcBorders>
+            <w:tcMar>
+              <w:top w:type="dxa" w:w="80"/>
+              <w:left w:type="dxa" w:w="120"/>
+              <w:bottom w:type="dxa" w:w="80"/>
+              <w:right w:type="dxa" w:w="120"/>
+            </w:tcMar>
+          </w:tcPr>
+          <w:p>
+            <w:r>
+              <w:rPr>
+                <w:rFonts w:ascii="Courier New" w:cs="Courier New" w:eastAsia="Courier New" w:hAnsi="Courier New"/>
+                <w:sz w:val="18"/>
+                <w:szCs w:val="18"/>
+              </w:rPr>
+              <w:t xml:space="preserve">bit_rate</w:t>
+            </w:r>
+          </w:p>
+        </w:tc>
+        <w:tc>
+          <w:tcPr>
+            <w:tcW w:type="dxa" w:w="1600"/>
+            <w:tcBorders>
+              <w:top w:val="single" w:color="CCCCCC" w:sz="1"/>
+              <w:left w:val="single" w:color="CCCCCC" w:sz="1"/>
+              <w:bottom w:val="single" w:color="CCCCCC" w:sz="1"/>
+              <w:right w:val="single" w:color="CCCCCC" w:sz="1"/>
+            </w:tcBorders>
+            <w:tcMar>
+              <w:top w:type="dxa" w:w="80"/>
+              <w:left w:type="dxa" w:w="120"/>
+              <w:bottom w:type="dxa" w:w="80"/>
+              <w:right w:type="dxa" w:w="120"/>
+            </w:tcMar>
+          </w:tcPr>
+          <w:p>
+            <w:r>
+              <w:rPr>
+                <w:rFonts w:ascii="Arial" w:cs="Arial" w:eastAsia="Arial" w:hAnsi="Arial"/>
+                <w:sz w:val="20"/>
+                <w:szCs w:val="20"/>
+              </w:rPr>
+              <w:t xml:space="preserve">float</w:t>
+            </w:r>
+          </w:p>
+        </w:tc>
+        <w:tc>
+          <w:tcPr>
+            <w:tcW w:type="dxa" w:w="5560"/>
+            <w:tcBorders>
+              <w:top w:val="single" w:color="CCCCCC" w:sz="1"/>
+              <w:left w:val="single" w:color="CCCCCC" w:sz="1"/>
+              <w:bottom w:val="single" w:color="CCCCCC" w:sz="1"/>
+              <w:right w:val="single" w:color="CCCCCC" w:sz="1"/>
+            </w:tcBorders>
+            <w:tcMar>
+              <w:top w:type="dxa" w:w="80"/>
+              <w:left w:type="dxa" w:w="120"/>
+              <w:bottom w:type="dxa" w:w="80"/>
+              <w:right w:type="dxa" w:w="120"/>
+            </w:tcMar>
+          </w:tcPr>
+          <w:p>
+            <w:r>
+              <w:rPr>
+                <w:rFonts w:ascii="Arial" w:cs="Arial" w:eastAsia="Arial" w:hAnsi="Arial"/>
+                <w:sz w:val="20"/>
+                <w:szCs w:val="20"/>
+              </w:rPr>
+              <w:t xml:space="preserve">Bit rate in bps.</w:t>
+            </w:r>
+          </w:p>
+        </w:tc>
+      </w:tr>
+      <w:tr>
+        <w:tc>
+          <w:tcPr>
+            <w:tcW w:type="dxa" w:w="2200"/>
+            <w:tcBorders>
+              <w:top w:val="single" w:color="CCCCCC" w:sz="1"/>
+              <w:left w:val="single" w:color="CCCCCC" w:sz="1"/>
+              <w:bottom w:val="single" w:color="CCCCCC" w:sz="1"/>
+              <w:right w:val="single" w:color="CCCCCC" w:sz="1"/>
+            </w:tcBorders>
+            <w:tcMar>
+              <w:top w:type="dxa" w:w="80"/>
+              <w:left w:type="dxa" w:w="120"/>
+              <w:bottom w:type="dxa" w:w="80"/>
+              <w:right w:type="dxa" w:w="120"/>
+            </w:tcMar>
+          </w:tcPr>
+          <w:p>
+            <w:r>
+              <w:rPr>
+                <w:rFonts w:ascii="Courier New" w:cs="Courier New" w:eastAsia="Courier New" w:hAnsi="Courier New"/>
+                <w:sz w:val="18"/>
+                <w:szCs w:val="18"/>
+              </w:rPr>
+              <w:t xml:space="preserve">carrier_freq</w:t>
+            </w:r>
+          </w:p>
+        </w:tc>
+        <w:tc>
+          <w:tcPr>
+            <w:tcW w:type="dxa" w:w="1600"/>
+            <w:tcBorders>
+              <w:top w:val="single" w:color="CCCCCC" w:sz="1"/>
+              <w:left w:val="single" w:color="CCCCCC" w:sz="1"/>
+              <w:bottom w:val="single" w:color="CCCCCC" w:sz="1"/>
+              <w:right w:val="single" w:color="CCCCCC" w:sz="1"/>
+            </w:tcBorders>
+            <w:tcMar>
+              <w:top w:type="dxa" w:w="80"/>
+              <w:left w:type="dxa" w:w="120"/>
+              <w:bottom w:type="dxa" w:w="80"/>
+              <w:right w:type="dxa" w:w="120"/>
+            </w:tcMar>
+          </w:tcPr>
+          <w:p>
+            <w:r>
+              <w:rPr>
+                <w:rFonts w:ascii="Arial" w:cs="Arial" w:eastAsia="Arial" w:hAnsi="Arial"/>
+                <w:sz w:val="20"/>
+                <w:szCs w:val="20"/>
+              </w:rPr>
+              <w:t xml:space="preserve">float</w:t>
+            </w:r>
+          </w:p>
+        </w:tc>
+        <w:tc>
+          <w:tcPr>
+            <w:tcW w:type="dxa" w:w="5560"/>
+            <w:tcBorders>
+              <w:top w:val="single" w:color="CCCCCC" w:sz="1"/>
+              <w:left w:val="single" w:color="CCCCCC" w:sz="1"/>
+              <w:bottom w:val="single" w:color="CCCCCC" w:sz="1"/>
+              <w:right w:val="single" w:color="CCCCCC" w:sz="1"/>
+            </w:tcBorders>
+            <w:tcMar>
+              <w:top w:type="dxa" w:w="80"/>
+              <w:left w:type="dxa" w:w="120"/>
+              <w:bottom w:type="dxa" w:w="80"/>
+              <w:right w:type="dxa" w:w="120"/>
+            </w:tcMar>
+          </w:tcPr>
+          <w:p>
+            <w:r>
+              <w:rPr>
+                <w:rFonts w:ascii="Arial" w:cs="Arial" w:eastAsia="Arial" w:hAnsi="Arial"/>
+                <w:sz w:val="20"/>
+                <w:szCs w:val="20"/>
+              </w:rPr>
+              <w:t xml:space="preserve">Carrier frequency in Hz.</w:t>
+            </w:r>
+          </w:p>
+        </w:tc>
+      </w:tr>
+      <w:tr>
+        <w:tc>
+          <w:tcPr>
+            <w:tcW w:type="dxa" w:w="2200"/>
+            <w:tcBorders>
+              <w:top w:val="single" w:color="CCCCCC" w:sz="1"/>
+              <w:left w:val="single" w:color="CCCCCC" w:sz="1"/>
+              <w:bottom w:val="single" w:color="CCCCCC" w:sz="1"/>
+              <w:right w:val="single" w:color="CCCCCC" w:sz="1"/>
+            </w:tcBorders>
+            <w:tcMar>
+              <w:top w:type="dxa" w:w="80"/>
+              <w:left w:type="dxa" w:w="120"/>
+              <w:bottom w:type="dxa" w:w="80"/>
+              <w:right w:type="dxa" w:w="120"/>
+            </w:tcMar>
+          </w:tcPr>
+          <w:p>
+            <w:r>
+              <w:rPr>
+                <w:rFonts w:ascii="Courier New" w:cs="Courier New" w:eastAsia="Courier New" w:hAnsi="Courier New"/>
+                <w:sz w:val="18"/>
+                <w:szCs w:val="18"/>
+              </w:rPr>
+              <w:t xml:space="preserve">sample_rate</w:t>
+            </w:r>
+          </w:p>
+        </w:tc>
+        <w:tc>
+          <w:tcPr>
+            <w:tcW w:type="dxa" w:w="1600"/>
+            <w:tcBorders>
+              <w:top w:val="single" w:color="CCCCCC" w:sz="1"/>
+              <w:left w:val="single" w:color="CCCCCC" w:sz="1"/>
+              <w:bottom w:val="single" w:color="CCCCCC" w:sz="1"/>
+              <w:right w:val="single" w:color="CCCCCC" w:sz="1"/>
+            </w:tcBorders>
+            <w:tcMar>
+              <w:top w:type="dxa" w:w="80"/>
+              <w:left w:type="dxa" w:w="120"/>
+              <w:bottom w:type="dxa" w:w="80"/>
+              <w:right w:type="dxa" w:w="120"/>
+            </w:tcMar>
+          </w:tcPr>
+          <w:p>
+            <w:r>
+              <w:rPr>
+                <w:rFonts w:ascii="Arial" w:cs="Arial" w:eastAsia="Arial" w:hAnsi="Arial"/>
+                <w:sz w:val="20"/>
+                <w:szCs w:val="20"/>
+              </w:rPr>
+              <w:t xml:space="preserve">float</w:t>
+            </w:r>
+          </w:p>
+        </w:tc>
+        <w:tc>
+          <w:tcPr>
+            <w:tcW w:type="dxa" w:w="5560"/>
+            <w:tcBorders>
+              <w:top w:val="single" w:color="CCCCCC" w:sz="1"/>
+              <w:left w:val="single" w:color="CCCCCC" w:sz="1"/>
+              <w:bottom w:val="single" w:color="CCCCCC" w:sz="1"/>
+              <w:right w:val="single" w:color="CCCCCC" w:sz="1"/>
+            </w:tcBorders>
+            <w:tcMar>
+              <w:top w:type="dxa" w:w="80"/>
+              <w:left w:type="dxa" w:w="120"/>
+              <w:bottom w:type="dxa" w:w="80"/>
+              <w:right w:type="dxa" w:w="120"/>
+            </w:tcMar>
+          </w:tcPr>
+          <w:p>
+            <w:r>
+              <w:rPr>
+                <w:rFonts w:ascii="Arial" w:cs="Arial" w:eastAsia="Arial" w:hAnsi="Arial"/>
+                <w:sz w:val="20"/>
+                <w:szCs w:val="20"/>
+              </w:rPr>
+              <w:t xml:space="preserve">Sample rate in Hz.</w:t>
+            </w:r>
+          </w:p>
+        </w:tc>
+      </w:tr>
+      <w:tr>
+        <w:tc>
+          <w:tcPr>
+            <w:tcW w:type="dxa" w:w="2200"/>
+            <w:tcBorders>
+              <w:top w:val="single" w:color="CCCCCC" w:sz="1"/>
+              <w:left w:val="single" w:color="CCCCCC" w:sz="1"/>
+              <w:bottom w:val="single" w:color="CCCCCC" w:sz="1"/>
+              <w:right w:val="single" w:color="CCCCCC" w:sz="1"/>
+            </w:tcBorders>
+            <w:tcMar>
+              <w:top w:type="dxa" w:w="80"/>
+              <w:left w:type="dxa" w:w="120"/>
+              <w:bottom w:type="dxa" w:w="80"/>
+              <w:right w:type="dxa" w:w="120"/>
+            </w:tcMar>
+          </w:tcPr>
+          <w:p>
+            <w:r>
+              <w:rPr>
+                <w:rFonts w:ascii="Courier New" w:cs="Courier New" w:eastAsia="Courier New" w:hAnsi="Courier New"/>
+                <w:sz w:val="18"/>
+                <w:szCs w:val="18"/>
+              </w:rPr>
+              <w:t xml:space="preserve">snr_range_db</w:t>
+            </w:r>
+          </w:p>
+        </w:tc>
+        <w:tc>
+          <w:tcPr>
+            <w:tcW w:type="dxa" w:w="1600"/>
+            <w:tcBorders>
+              <w:top w:val="single" w:color="CCCCCC" w:sz="1"/>
+              <w:left w:val="single" w:color="CCCCCC" w:sz="1"/>
+              <w:bottom w:val="single" w:color="CCCCCC" w:sz="1"/>
+              <w:right w:val="single" w:color="CCCCCC" w:sz="1"/>
+            </w:tcBorders>
+            <w:tcMar>
+              <w:top w:type="dxa" w:w="80"/>
+              <w:left w:type="dxa" w:w="120"/>
+              <w:bottom w:type="dxa" w:w="80"/>
+              <w:right w:type="dxa" w:w="120"/>
+            </w:tcMar>
+          </w:tcPr>
+          <w:p>
+            <w:r>
+              <w:rPr>
+                <w:rFonts w:ascii="Arial" w:cs="Arial" w:eastAsia="Arial" w:hAnsi="Arial"/>
+                <w:sz w:val="20"/>
+                <w:szCs w:val="20"/>
+              </w:rPr>
+              <w:t xml:space="preserve">array-like</w:t>
+            </w:r>
+          </w:p>
+        </w:tc>
+        <w:tc>
+          <w:tcPr>
+            <w:tcW w:type="dxa" w:w="5560"/>
+            <w:tcBorders>
+              <w:top w:val="single" w:color="CCCCCC" w:sz="1"/>
+              <w:left w:val="single" w:color="CCCCCC" w:sz="1"/>
+              <w:bottom w:val="single" w:color="CCCCCC" w:sz="1"/>
+              <w:right w:val="single" w:color="CCCCCC" w:sz="1"/>
+            </w:tcBorders>
+            <w:tcMar>
+              <w:top w:type="dxa" w:w="80"/>
+              <w:left w:type="dxa" w:w="120"/>
+              <w:bottom w:type="dxa" w:w="80"/>
+              <w:right w:type="dxa" w:w="120"/>
+            </w:tcMar>
+          </w:tcPr>
+          <w:p>
+            <w:r>
+              <w:rPr>
+                <w:rFonts w:ascii="Arial" w:cs="Arial" w:eastAsia="Arial" w:hAnsi="Arial"/>
+                <w:sz w:val="20"/>
+                <w:szCs w:val="20"/>
+              </w:rPr>
+              <w:t xml:space="preserve">SNR values in dB at which to evaluate BER.</w:t>
+            </w:r>
+          </w:p>
+        </w:tc>
+      </w:tr>
+      <w:tr>
+        <w:tc>
+          <w:tcPr>
+            <w:tcW w:type="dxa" w:w="2200"/>
+            <w:tcBorders>
+              <w:top w:val="single" w:color="CCCCCC" w:sz="1"/>
+              <w:left w:val="single" w:color="CCCCCC" w:sz="1"/>
+              <w:bottom w:val="single" w:color="CCCCCC" w:sz="1"/>
+              <w:right w:val="single" w:color="CCCCCC" w:sz="1"/>
+            </w:tcBorders>
+            <w:tcMar>
+              <w:top w:type="dxa" w:w="80"/>
+              <w:left w:type="dxa" w:w="120"/>
+              <w:bottom w:type="dxa" w:w="80"/>
+              <w:right w:type="dxa" w:w="120"/>
+            </w:tcMar>
+          </w:tcPr>
+          <w:p>
+            <w:r>
+              <w:rPr>
+                <w:rFonts w:ascii="Courier New" w:cs="Courier New" w:eastAsia="Courier New" w:hAnsi="Courier New"/>
+                <w:sz w:val="18"/>
+                <w:szCs w:val="18"/>
+              </w:rPr>
+              <w:t xml:space="preserve">n_bits</w:t>
+            </w:r>
+          </w:p>
+        </w:tc>
+        <w:tc>
+          <w:tcPr>
+            <w:tcW w:type="dxa" w:w="1600"/>
+            <w:tcBorders>
+              <w:top w:val="single" w:color="CCCCCC" w:sz="1"/>
+              <w:left w:val="single" w:color="CCCCCC" w:sz="1"/>
+              <w:bottom w:val="single" w:color="CCCCCC" w:sz="1"/>
+              <w:right w:val="single" w:color="CCCCCC" w:sz="1"/>
+            </w:tcBorders>
+            <w:tcMar>
+              <w:top w:type="dxa" w:w="80"/>
+              <w:left w:type="dxa" w:w="120"/>
+              <w:bottom w:type="dxa" w:w="80"/>
+              <w:right w:type="dxa" w:w="120"/>
+            </w:tcMar>
+          </w:tcPr>
+          <w:p>
+            <w:r>
+              <w:rPr>
+                <w:rFonts w:ascii="Arial" w:cs="Arial" w:eastAsia="Arial" w:hAnsi="Arial"/>
+                <w:sz w:val="20"/>
+                <w:szCs w:val="20"/>
+              </w:rPr>
+              <w:t xml:space="preserve">int (optional)</w:t>
+            </w:r>
+          </w:p>
+        </w:tc>
+        <w:tc>
+          <w:tcPr>
+            <w:tcW w:type="dxa" w:w="5560"/>
+            <w:tcBorders>
+              <w:top w:val="single" w:color="CCCCCC" w:sz="1"/>
+              <w:left w:val="single" w:color="CCCCCC" w:sz="1"/>
+              <w:bottom w:val="single" w:color="CCCCCC" w:sz="1"/>
+              <w:right w:val="single" w:color="CCCCCC" w:sz="1"/>
+            </w:tcBorders>
+            <w:tcMar>
+              <w:top w:type="dxa" w:w="80"/>
+              <w:left w:type="dxa" w:w="120"/>
+              <w:bottom w:type="dxa" w:w="80"/>
+              <w:right w:type="dxa" w:w="120"/>
+            </w:tcMar>
+          </w:tcPr>
+          <w:p>
+            <w:r>
+              <w:rPr>
+                <w:rFonts w:ascii="Arial" w:cs="Arial" w:eastAsia="Arial" w:hAnsi="Arial"/>
+                <w:sz w:val="20"/>
+                <w:szCs w:val="20"/>
+              </w:rPr>
+              <w:t xml:space="preserve">Bits per SNR point. Default: 1000.</w:t>
+            </w:r>
+          </w:p>
+        </w:tc>
+      </w:tr>
+      <w:tr>
+        <w:tc>
+          <w:tcPr>
+            <w:tcW w:type="dxa" w:w="2200"/>
+            <w:tcBorders>
+              <w:top w:val="single" w:color="CCCCCC" w:sz="1"/>
+              <w:left w:val="single" w:color="CCCCCC" w:sz="1"/>
+              <w:bottom w:val="single" w:color="CCCCCC" w:sz="1"/>
+              <w:right w:val="single" w:color="CCCCCC" w:sz="1"/>
+            </w:tcBorders>
+            <w:tcMar>
+              <w:top w:type="dxa" w:w="80"/>
+              <w:left w:type="dxa" w:w="120"/>
+              <w:bottom w:type="dxa" w:w="80"/>
+              <w:right w:type="dxa" w:w="120"/>
+            </w:tcMar>
+          </w:tcPr>
+          <w:p>
+            <w:r>
+              <w:rPr>
+                <w:rFonts w:ascii="Courier New" w:cs="Courier New" w:eastAsia="Courier New" w:hAnsi="Courier New"/>
+                <w:sz w:val="18"/>
+                <w:szCs w:val="18"/>
+              </w:rPr>
+              <w:t xml:space="preserve">seed</w:t>
+            </w:r>
+          </w:p>
+        </w:tc>
+        <w:tc>
+          <w:tcPr>
+            <w:tcW w:type="dxa" w:w="1600"/>
+            <w:tcBorders>
+              <w:top w:val="single" w:color="CCCCCC" w:sz="1"/>
+              <w:left w:val="single" w:color="CCCCCC" w:sz="1"/>
+              <w:bottom w:val="single" w:color="CCCCCC" w:sz="1"/>
+              <w:right w:val="single" w:color="CCCCCC" w:sz="1"/>
+            </w:tcBorders>
+            <w:tcMar>
+              <w:top w:type="dxa" w:w="80"/>
+              <w:left w:type="dxa" w:w="120"/>
+              <w:bottom w:type="dxa" w:w="80"/>
+              <w:right w:type="dxa" w:w="120"/>
+            </w:tcMar>
+          </w:tcPr>
+          <w:p>
+            <w:r>
+              <w:rPr>
+                <w:rFonts w:ascii="Arial" w:cs="Arial" w:eastAsia="Arial" w:hAnsi="Arial"/>
+                <w:sz w:val="20"/>
+                <w:szCs w:val="20"/>
+              </w:rPr>
+              <w:t xml:space="preserve">int (optional)</w:t>
+            </w:r>
+          </w:p>
+        </w:tc>
+        <w:tc>
+          <w:tcPr>
+            <w:tcW w:type="dxa" w:w="5560"/>
+            <w:tcBorders>
+              <w:top w:val="single" w:color="CCCCCC" w:sz="1"/>
+              <w:left w:val="single" w:color="CCCCCC" w:sz="1"/>
+              <w:bottom w:val="single" w:color="CCCCCC" w:sz="1"/>
+              <w:right w:val="single" w:color="CCCCCC" w:sz="1"/>
+            </w:tcBorders>
+            <w:tcMar>
+              <w:top w:type="dxa" w:w="80"/>
+              <w:left w:type="dxa" w:w="120"/>
+              <w:bottom w:type="dxa" w:w="80"/>
+              <w:right w:type="dxa" w:w="120"/>
+            </w:tcMar>
+          </w:tcPr>
+          <w:p>
+            <w:r>
+              <w:rPr>
+                <w:rFonts w:ascii="Arial" w:cs="Arial" w:eastAsia="Arial" w:hAnsi="Arial"/>
+                <w:sz w:val="20"/>
+                <w:szCs w:val="20"/>
+              </w:rPr>
+              <w:t xml:space="preserve">Random seed. Default: 42.</w:t>
+            </w:r>
+          </w:p>
+        </w:tc>
+      </w:tr>
+    </w:tbl>
+    <w:p/>
+    <w:p>
+      <w:pPr>
+        <w:pStyle w:val="Heading3"/>
+      </w:pPr>
+      <w:r>
+        <w:rPr>
+          <w:b/>
+          <w:bCs/>
+        </w:rPr>
+        <w:t xml:space="preserve">Returns</w:t>
+      </w:r>
+    </w:p>
+    <w:p>
+      <w:pPr>
+        <w:pStyle w:val="ListParagraph"/>
+        <w:numPr>
+          <w:ilvl w:val="0"/>
+          <w:numId w:val="2"/>
+        </w:numPr>
+        <w:spacing w:after="80"/>
+      </w:pPr>
+      <w:r>
+        <w:t xml:space="preserve">snrs — the input snr_range_db, returned for convenience.</w:t>
+      </w:r>
+    </w:p>
+    <w:p>
+      <w:pPr>
+        <w:pStyle w:val="ListParagraph"/>
+        <w:numPr>
+          <w:ilvl w:val="0"/>
+          <w:numId w:val="2"/>
+        </w:numPr>
+        <w:spacing w:after="80"/>
+      </w:pPr>
+      <w:r>
+        <w:t xml:space="preserve">bers — list[float] of BER values, one per SNR point.</w:t>
+      </w:r>
+    </w:p>
+    <w:p/>
+    <w:p>
+      <w:pPr>
+        <w:pStyle w:val="Heading2"/>
+      </w:pPr>
+      <w:r>
+        <w:rPr>
+          <w:b/>
+          <w:bCs/>
+        </w:rPr>
+        <w:t xml:space="preserve">6.9 iq_samples</w:t>
       </w:r>
     </w:p>
     <w:p>
@@ -4557,7 +6857,107 @@
         <w:spacing w:after="120"/>
       </w:pPr>
       <w:r>
-        <w:t xml:space="preserve">All key parameters are defined at the top of mod.py and demod.py. Edit them directly before running.</w:t>
+        <w:t xml:space="preserve">Returns one I/Q sample per bit by mixing with carrier sinusoids and averaging over the bit period.</w:t>
+      </w:r>
+    </w:p>
+    <w:p/>
+    <w:p>
+      <w:pPr>
+        <w:pStyle w:val="Heading3"/>
+      </w:pPr>
+      <w:r>
+        <w:rPr>
+          <w:b/>
+          <w:bCs/>
+        </w:rPr>
+        <w:t xml:space="preserve">Signature</w:t>
+      </w:r>
+    </w:p>
+    <w:p>
+      <w:pPr>
+        <w:spacing w:after="60"/>
+        <w:ind w:left="720"/>
+      </w:pPr>
+      <w:r>
+        <w:rPr>
+          <w:rFonts w:ascii="Courier New" w:cs="Courier New" w:eastAsia="Courier New" w:hAnsi="Courier New"/>
+          <w:color w:val="2E2E2E"/>
+          <w:sz w:val="18"/>
+          <w:szCs w:val="18"/>
+        </w:rPr>
+        <w:t xml:space="preserve">I, Q = iq_samples(signal, carrier_freq, sample_rate, bit_rate)</w:t>
+      </w:r>
+    </w:p>
+    <w:p/>
+    <w:p>
+      <w:pPr>
+        <w:pStyle w:val="Heading3"/>
+      </w:pPr>
+      <w:r>
+        <w:rPr>
+          <w:b/>
+          <w:bCs/>
+        </w:rPr>
+        <w:t xml:space="preserve">Returns</w:t>
+      </w:r>
+    </w:p>
+    <w:p>
+      <w:pPr>
+        <w:pStyle w:val="ListParagraph"/>
+        <w:numPr>
+          <w:ilvl w:val="0"/>
+          <w:numId w:val="2"/>
+        </w:numPr>
+        <w:spacing w:after="80"/>
+      </w:pPr>
+      <w:r>
+        <w:t xml:space="preserve">I — numpy.ndarray of in-phase values, one per bit.</w:t>
+      </w:r>
+    </w:p>
+    <w:p>
+      <w:pPr>
+        <w:pStyle w:val="ListParagraph"/>
+        <w:numPr>
+          <w:ilvl w:val="0"/>
+          <w:numId w:val="2"/>
+        </w:numPr>
+        <w:spacing w:after="80"/>
+      </w:pPr>
+      <w:r>
+        <w:t xml:space="preserve">Q — numpy.ndarray of quadrature values, one per bit.</w:t>
+      </w:r>
+    </w:p>
+    <w:p/>
+    <w:p>
+      <w:pPr>
+        <w:pStyle w:val="Heading1"/>
+      </w:pPr>
+      <w:r>
+        <w:rPr>
+          <w:b/>
+          <w:bCs/>
+        </w:rPr>
+        <w:t xml:space="preserve">7. Customising Parameters</w:t>
+      </w:r>
+    </w:p>
+    <w:p>
+      <w:pPr>
+        <w:pStyle w:val="Heading2"/>
+      </w:pPr>
+      <w:r>
+        <w:rPr>
+          <w:b/>
+          <w:bCs/>
+        </w:rPr>
+        <w:t xml:space="preserve">7.1 mod.py and demod.py</w:t>
+      </w:r>
+    </w:p>
+    <w:p>
+      <w:pPr>
+        <w:spacing w:after="120"/>
+      </w:pPr>
+      <w:r>
+        <w:t xml:space="preserve">Edit the constants at the top of each file:</w:t>
       </w:r>
     </w:p>
     <w:p/>
@@ -4576,8 +6976,8 @@
       <w:tblGrid>
         <w:gridCol w:w="2200"/>
         <w:gridCol w:w="1700"/>
-        <w:gridCol w:w="2000"/>
-        <w:gridCol w:w="3460"/>
+        <w:gridCol w:w="1600"/>
+        <w:gridCol w:w="3860"/>
       </w:tblGrid>
       <w:tr>
         <w:tc>
@@ -4636,7 +7036,7 @@
         </w:tc>
         <w:tc>
           <w:tcPr>
-            <w:tcW w:type="dxa" w:w="2000"/>
+            <w:tcW w:type="dxa" w:w="1600"/>
             <w:tcBorders>
               <w:top w:val="single" w:color="CCCCCC" w:sz="1"/>
               <w:left w:val="single" w:color="CCCCCC" w:sz="1"/>
@@ -4663,7 +7063,7 @@
         </w:tc>
         <w:tc>
           <w:tcPr>
-            <w:tcW w:type="dxa" w:w="3460"/>
+            <w:tcW w:type="dxa" w:w="3860"/>
             <w:tcBorders>
               <w:top w:val="single" w:color="CCCCCC" w:sz="1"/>
               <w:left w:val="single" w:color="CCCCCC" w:sz="1"/>
@@ -4746,7 +7146,7 @@
         </w:tc>
         <w:tc>
           <w:tcPr>
-            <w:tcW w:type="dxa" w:w="2000"/>
+            <w:tcW w:type="dxa" w:w="1600"/>
             <w:tcBorders>
               <w:top w:val="single" w:color="CCCCCC" w:sz="1"/>
               <w:left w:val="single" w:color="CCCCCC" w:sz="1"/>
@@ -4773,28 +7173,28 @@
         </w:tc>
         <w:tc>
           <w:tcPr>
-            <w:tcW w:type="dxa" w:w="3460"/>
-            <w:tcBorders>
-              <w:top w:val="single" w:color="CCCCCC" w:sz="1"/>
-              <w:left w:val="single" w:color="CCCCCC" w:sz="1"/>
-              <w:bottom w:val="single" w:color="CCCCCC" w:sz="1"/>
-              <w:right w:val="single" w:color="CCCCCC" w:sz="1"/>
-            </w:tcBorders>
-            <w:tcMar>
-              <w:top w:type="dxa" w:w="80"/>
-              <w:left w:type="dxa" w:w="120"/>
-              <w:bottom w:type="dxa" w:w="80"/>
-              <w:right w:type="dxa" w:w="120"/>
-            </w:tcMar>
-          </w:tcPr>
-          <w:p>
-            <w:r>
-              <w:rPr>
-                <w:rFonts w:ascii="Arial" w:cs="Arial" w:eastAsia="Arial" w:hAnsi="Arial"/>
-                <w:sz w:val="20"/>
-                <w:szCs w:val="20"/>
-              </w:rPr>
-              <w:t xml:space="preserve">Any list of 0s and 1s. Longer sequences give better BER statistics.</w:t>
+            <w:tcW w:type="dxa" w:w="3860"/>
+            <w:tcBorders>
+              <w:top w:val="single" w:color="CCCCCC" w:sz="1"/>
+              <w:left w:val="single" w:color="CCCCCC" w:sz="1"/>
+              <w:bottom w:val="single" w:color="CCCCCC" w:sz="1"/>
+              <w:right w:val="single" w:color="CCCCCC" w:sz="1"/>
+            </w:tcBorders>
+            <w:tcMar>
+              <w:top w:type="dxa" w:w="80"/>
+              <w:left w:type="dxa" w:w="120"/>
+              <w:bottom w:type="dxa" w:w="80"/>
+              <w:right w:type="dxa" w:w="120"/>
+            </w:tcMar>
+          </w:tcPr>
+          <w:p>
+            <w:r>
+              <w:rPr>
+                <w:rFonts w:ascii="Arial" w:cs="Arial" w:eastAsia="Arial" w:hAnsi="Arial"/>
+                <w:sz w:val="20"/>
+                <w:szCs w:val="20"/>
+              </w:rPr>
+              <w:t xml:space="preserve">Any list of 0s and 1s.</w:t>
             </w:r>
           </w:p>
         </w:tc>
@@ -4856,7 +7256,7 @@
         </w:tc>
         <w:tc>
           <w:tcPr>
-            <w:tcW w:type="dxa" w:w="2000"/>
+            <w:tcW w:type="dxa" w:w="1600"/>
             <w:tcBorders>
               <w:top w:val="single" w:color="CCCCCC" w:sz="1"/>
               <w:left w:val="single" w:color="CCCCCC" w:sz="1"/>
@@ -4883,28 +7283,28 @@
         </w:tc>
         <w:tc>
           <w:tcPr>
-            <w:tcW w:type="dxa" w:w="3460"/>
-            <w:tcBorders>
-              <w:top w:val="single" w:color="CCCCCC" w:sz="1"/>
-              <w:left w:val="single" w:color="CCCCCC" w:sz="1"/>
-              <w:bottom w:val="single" w:color="CCCCCC" w:sz="1"/>
-              <w:right w:val="single" w:color="CCCCCC" w:sz="1"/>
-            </w:tcBorders>
-            <w:tcMar>
-              <w:top w:type="dxa" w:w="80"/>
-              <w:left w:type="dxa" w:w="120"/>
-              <w:bottom w:type="dxa" w:w="80"/>
-              <w:right w:type="dxa" w:w="120"/>
-            </w:tcMar>
-          </w:tcPr>
-          <w:p>
-            <w:r>
-              <w:rPr>
-                <w:rFonts w:ascii="Arial" w:cs="Arial" w:eastAsia="Arial" w:hAnsi="Arial"/>
-                <w:sz w:val="20"/>
-                <w:szCs w:val="20"/>
-              </w:rPr>
-              <w:t xml:space="preserve">Increase for higher-speed simulation. Keep sample_rate ≥ 10× carrier frequency.</w:t>
+            <w:tcW w:type="dxa" w:w="3860"/>
+            <w:tcBorders>
+              <w:top w:val="single" w:color="CCCCCC" w:sz="1"/>
+              <w:left w:val="single" w:color="CCCCCC" w:sz="1"/>
+              <w:bottom w:val="single" w:color="CCCCCC" w:sz="1"/>
+              <w:right w:val="single" w:color="CCCCCC" w:sz="1"/>
+            </w:tcBorders>
+            <w:tcMar>
+              <w:top w:type="dxa" w:w="80"/>
+              <w:left w:type="dxa" w:w="120"/>
+              <w:bottom w:type="dxa" w:w="80"/>
+              <w:right w:type="dxa" w:w="120"/>
+            </w:tcMar>
+          </w:tcPr>
+          <w:p>
+            <w:r>
+              <w:rPr>
+                <w:rFonts w:ascii="Arial" w:cs="Arial" w:eastAsia="Arial" w:hAnsi="Arial"/>
+                <w:sz w:val="20"/>
+                <w:szCs w:val="20"/>
+              </w:rPr>
+              <w:t xml:space="preserve">Keep sample_rate &gt;= 10x carrier.</w:t>
             </w:r>
           </w:p>
         </w:tc>
@@ -4966,7 +7366,7 @@
         </w:tc>
         <w:tc>
           <w:tcPr>
-            <w:tcW w:type="dxa" w:w="2000"/>
+            <w:tcW w:type="dxa" w:w="1600"/>
             <w:tcBorders>
               <w:top w:val="single" w:color="CCCCCC" w:sz="1"/>
               <w:left w:val="single" w:color="CCCCCC" w:sz="1"/>
@@ -4993,28 +7393,28 @@
         </w:tc>
         <w:tc>
           <w:tcPr>
-            <w:tcW w:type="dxa" w:w="3460"/>
-            <w:tcBorders>
-              <w:top w:val="single" w:color="CCCCCC" w:sz="1"/>
-              <w:left w:val="single" w:color="CCCCCC" w:sz="1"/>
-              <w:bottom w:val="single" w:color="CCCCCC" w:sz="1"/>
-              <w:right w:val="single" w:color="CCCCCC" w:sz="1"/>
-            </w:tcBorders>
-            <w:tcMar>
-              <w:top w:type="dxa" w:w="80"/>
-              <w:left w:type="dxa" w:w="120"/>
-              <w:bottom w:type="dxa" w:w="80"/>
-              <w:right w:type="dxa" w:w="120"/>
-            </w:tcMar>
-          </w:tcPr>
-          <w:p>
-            <w:r>
-              <w:rPr>
-                <w:rFonts w:ascii="Arial" w:cs="Arial" w:eastAsia="Arial" w:hAnsi="Arial"/>
-                <w:sz w:val="20"/>
-                <w:szCs w:val="20"/>
-              </w:rPr>
-              <w:t xml:space="preserve">Must satisfy carrier_freq &gt; bit_rate/2 to avoid frequency overlap.</w:t>
+            <w:tcW w:type="dxa" w:w="3860"/>
+            <w:tcBorders>
+              <w:top w:val="single" w:color="CCCCCC" w:sz="1"/>
+              <w:left w:val="single" w:color="CCCCCC" w:sz="1"/>
+              <w:bottom w:val="single" w:color="CCCCCC" w:sz="1"/>
+              <w:right w:val="single" w:color="CCCCCC" w:sz="1"/>
+            </w:tcBorders>
+            <w:tcMar>
+              <w:top w:type="dxa" w:w="80"/>
+              <w:left w:type="dxa" w:w="120"/>
+              <w:bottom w:type="dxa" w:w="80"/>
+              <w:right w:type="dxa" w:w="120"/>
+            </w:tcMar>
+          </w:tcPr>
+          <w:p>
+            <w:r>
+              <w:rPr>
+                <w:rFonts w:ascii="Arial" w:cs="Arial" w:eastAsia="Arial" w:hAnsi="Arial"/>
+                <w:sz w:val="20"/>
+                <w:szCs w:val="20"/>
+              </w:rPr>
+              <w:t xml:space="preserve">Must be &gt; bit_rate / 2.</w:t>
             </w:r>
           </w:p>
         </w:tc>
@@ -5076,7 +7476,7 @@
         </w:tc>
         <w:tc>
           <w:tcPr>
-            <w:tcW w:type="dxa" w:w="2000"/>
+            <w:tcW w:type="dxa" w:w="1600"/>
             <w:tcBorders>
               <w:top w:val="single" w:color="CCCCCC" w:sz="1"/>
               <w:left w:val="single" w:color="CCCCCC" w:sz="1"/>
@@ -5103,28 +7503,28 @@
         </w:tc>
         <w:tc>
           <w:tcPr>
-            <w:tcW w:type="dxa" w:w="3460"/>
-            <w:tcBorders>
-              <w:top w:val="single" w:color="CCCCCC" w:sz="1"/>
-              <w:left w:val="single" w:color="CCCCCC" w:sz="1"/>
-              <w:bottom w:val="single" w:color="CCCCCC" w:sz="1"/>
-              <w:right w:val="single" w:color="CCCCCC" w:sz="1"/>
-            </w:tcBorders>
-            <w:tcMar>
-              <w:top w:type="dxa" w:w="80"/>
-              <w:left w:type="dxa" w:w="120"/>
-              <w:bottom w:type="dxa" w:w="80"/>
-              <w:right w:type="dxa" w:w="120"/>
-            </w:tcMar>
-          </w:tcPr>
-          <w:p>
-            <w:r>
-              <w:rPr>
-                <w:rFonts w:ascii="Arial" w:cs="Arial" w:eastAsia="Arial" w:hAnsi="Arial"/>
-                <w:sz w:val="20"/>
-                <w:szCs w:val="20"/>
-              </w:rPr>
-              <w:t xml:space="preserve">Must be at least 2× the highest frequency in the signal (Nyquist). Higher values improve accuracy.</w:t>
+            <w:tcW w:type="dxa" w:w="3860"/>
+            <w:tcBorders>
+              <w:top w:val="single" w:color="CCCCCC" w:sz="1"/>
+              <w:left w:val="single" w:color="CCCCCC" w:sz="1"/>
+              <w:bottom w:val="single" w:color="CCCCCC" w:sz="1"/>
+              <w:right w:val="single" w:color="CCCCCC" w:sz="1"/>
+            </w:tcBorders>
+            <w:tcMar>
+              <w:top w:type="dxa" w:w="80"/>
+              <w:left w:type="dxa" w:w="120"/>
+              <w:bottom w:type="dxa" w:w="80"/>
+              <w:right w:type="dxa" w:w="120"/>
+            </w:tcMar>
+          </w:tcPr>
+          <w:p>
+            <w:r>
+              <w:rPr>
+                <w:rFonts w:ascii="Arial" w:cs="Arial" w:eastAsia="Arial" w:hAnsi="Arial"/>
+                <w:sz w:val="20"/>
+                <w:szCs w:val="20"/>
+              </w:rPr>
+              <w:t xml:space="preserve">Must be &gt;= 2x highest frequency.</w:t>
             </w:r>
           </w:p>
         </w:tc>
@@ -5186,7 +7586,7 @@
         </w:tc>
         <w:tc>
           <w:tcPr>
-            <w:tcW w:type="dxa" w:w="2000"/>
+            <w:tcW w:type="dxa" w:w="1600"/>
             <w:tcBorders>
               <w:top w:val="single" w:color="CCCCCC" w:sz="1"/>
               <w:left w:val="single" w:color="CCCCCC" w:sz="1"/>
@@ -5213,28 +7613,28 @@
         </w:tc>
         <w:tc>
           <w:tcPr>
-            <w:tcW w:type="dxa" w:w="3460"/>
-            <w:tcBorders>
-              <w:top w:val="single" w:color="CCCCCC" w:sz="1"/>
-              <w:left w:val="single" w:color="CCCCCC" w:sz="1"/>
-              <w:bottom w:val="single" w:color="CCCCCC" w:sz="1"/>
-              <w:right w:val="single" w:color="CCCCCC" w:sz="1"/>
-            </w:tcBorders>
-            <w:tcMar>
-              <w:top w:type="dxa" w:w="80"/>
-              <w:left w:type="dxa" w:w="120"/>
-              <w:bottom w:type="dxa" w:w="80"/>
-              <w:right w:type="dxa" w:w="120"/>
-            </w:tcMar>
-          </w:tcPr>
-          <w:p>
-            <w:r>
-              <w:rPr>
-                <w:rFonts w:ascii="Arial" w:cs="Arial" w:eastAsia="Arial" w:hAnsi="Arial"/>
-                <w:sz w:val="20"/>
-                <w:szCs w:val="20"/>
-              </w:rPr>
-              <w:t xml:space="preserve">(demod.py only) SNR used for the time-domain overlay and bit-recovery printout.</w:t>
+            <w:tcW w:type="dxa" w:w="3860"/>
+            <w:tcBorders>
+              <w:top w:val="single" w:color="CCCCCC" w:sz="1"/>
+              <w:left w:val="single" w:color="CCCCCC" w:sz="1"/>
+              <w:bottom w:val="single" w:color="CCCCCC" w:sz="1"/>
+              <w:right w:val="single" w:color="CCCCCC" w:sz="1"/>
+            </w:tcBorders>
+            <w:tcMar>
+              <w:top w:type="dxa" w:w="80"/>
+              <w:left w:type="dxa" w:w="120"/>
+              <w:bottom w:type="dxa" w:w="80"/>
+              <w:right w:type="dxa" w:w="120"/>
+            </w:tcMar>
+          </w:tcPr>
+          <w:p>
+            <w:r>
+              <w:rPr>
+                <w:rFonts w:ascii="Arial" w:cs="Arial" w:eastAsia="Arial" w:hAnsi="Arial"/>
+                <w:sz w:val="20"/>
+                <w:szCs w:val="20"/>
+              </w:rPr>
+              <w:t xml:space="preserve">demod.py only.</w:t>
             </w:r>
           </w:p>
         </w:tc>
@@ -5243,10 +7643,22 @@
     <w:p/>
     <w:p>
       <w:pPr>
+        <w:pStyle w:val="Heading2"/>
+      </w:pPr>
+      <w:r>
+        <w:rPr>
+          <w:b/>
+          <w:bCs/>
+        </w:rPr>
+        <w:t xml:space="preserve">7.2 text_to_wav.py and wav_to_text.py</w:t>
+      </w:r>
+    </w:p>
+    <w:p>
+      <w:pPr>
         <w:spacing w:after="120"/>
       </w:pPr>
       <w:r>
-        <w:t xml:space="preserve">Important constraint: carrier_freq must be greater than bit_rate / 2. If they are too close, the two MSK frequencies (fᴄ ± 1/(2T)) will overlap or go negative.</w:t>
+        <w:t xml:space="preserve">Use the --standard and --bit-rate command-line flags. The standard sets the carrier frequency, preamble, and whether FEC and scrambling are applied. Valid bit rates are 75, 150, 300, 600, 1200, and 2400 bps for both standards.</w:t>
       </w:r>
     </w:p>
     <w:p/>
@@ -5255,9 +7667,31 @@
         <w:spacing w:after="120"/>
       </w:pPr>
       <w:r>
-        <w:t xml:space="preserve">To change parameters used in the BER curve, edit the ber_vs_snr call inside demod.py:</w:t>
-      </w:r>
-    </w:p>
+        <w:t xml:space="preserve">Constraint: carrier_freq must be greater than bit_rate / 2. For 2400 bps this requires a carrier of at least 1200 Hz — both standard carriers (1500 Hz and 1800 Hz) satisfy this condition at all valid bit rates.</w:t>
+      </w:r>
+    </w:p>
+    <w:p/>
+    <w:p>
+      <w:pPr>
+        <w:pStyle w:val="Heading1"/>
+      </w:pPr>
+      <w:r>
+        <w:rPr>
+          <w:b/>
+          <w:bCs/>
+        </w:rPr>
+        <w:t xml:space="preserve">8. Using msk.py in Your Own Code</w:t>
+      </w:r>
+    </w:p>
+    <w:p>
+      <w:pPr>
+        <w:spacing w:after="120"/>
+      </w:pPr>
+      <w:r>
+        <w:t xml:space="preserve">Place msk.py and standards.py in the same directory as your script. A complete encode/decode example with FEC and scrambling:</w:t>
+      </w:r>
+    </w:p>
+    <w:p/>
     <w:p>
       <w:pPr>
         <w:spacing w:after="60"/>
@@ -5270,7 +7704,7 @@
           <w:sz w:val="18"/>
           <w:szCs w:val="18"/>
         </w:rPr>
-        <w:t xml:space="preserve">snr_range = np.arange(0, 21, 2)        # 0 to 20 dB in steps of 2</w:t>
+        <w:t xml:space="preserve">import numpy as np</w:t>
       </w:r>
     </w:p>
     <w:p>
@@ -5285,37 +7719,7 @@
           <w:sz w:val="18"/>
           <w:szCs w:val="18"/>
         </w:rPr>
-        <w:t xml:space="preserve">snrs, bers = ber_vs_snr(bit_rate, carrier_freq, sample_rate, snr_range, n_bits=5000)</w:t>
-      </w:r>
-    </w:p>
-    <w:p/>
-    <w:p>
-      <w:pPr>
-        <w:pStyle w:val="Heading1"/>
-      </w:pPr>
-      <w:r>
-        <w:rPr>
-          <w:b/>
-          <w:bCs/>
-        </w:rPr>
-        <w:t xml:space="preserve">7. Using msk.py in Your Own Code</w:t>
-      </w:r>
-    </w:p>
-    <w:p>
-      <w:pPr>
-        <w:spacing w:after="120"/>
-      </w:pPr>
-      <w:r>
-        <w:t xml:space="preserve">msk.py is a plain Python module — place it in the same directory as your script and import it.</w:t>
-      </w:r>
-    </w:p>
-    <w:p/>
-    <w:p>
-      <w:pPr>
-        <w:spacing w:after="120"/>
-      </w:pPr>
-      <w:r>
-        <w:t xml:space="preserve">Complete end-to-end example:</w:t>
+        <w:t xml:space="preserve">from msk import (msk_modulate, msk_demodulate, awgn,</w:t>
       </w:r>
     </w:p>
     <w:p>
@@ -5330,7 +7734,7 @@
           <w:sz w:val="18"/>
           <w:szCs w:val="18"/>
         </w:rPr>
-        <w:t xml:space="preserve">import numpy as np</w:t>
+        <w:t xml:space="preserve">                 conv_encode, viterbi_decode, scramble, compute_ber)</w:t>
       </w:r>
     </w:p>
     <w:p>
@@ -5345,7 +7749,7 @@
           <w:sz w:val="18"/>
           <w:szCs w:val="18"/>
         </w:rPr>
-        <w:t xml:space="preserve">import matplotlib.pyplot as plt</w:t>
+        <w:t xml:space="preserve">from standards import STANDARDS</w:t>
       </w:r>
     </w:p>
     <w:p>
@@ -5360,7 +7764,7 @@
           <w:sz w:val="18"/>
           <w:szCs w:val="18"/>
         </w:rPr>
-        <w:t xml:space="preserve">from msk import msk_modulate, awgn, msk_demodulate, compute_ber, ber_vs_snr</w:t>
+        <w:t xml:space="preserve"/>
       </w:r>
     </w:p>
     <w:p>
@@ -5375,7 +7779,7 @@
           <w:sz w:val="18"/>
           <w:szCs w:val="18"/>
         </w:rPr>
-        <w:t xml:space="preserve"/>
+        <w:t xml:space="preserve">std    = STANDARDS['MIL-STD-188-110']</w:t>
       </w:r>
     </w:p>
     <w:p>
@@ -5390,7 +7794,7 @@
           <w:sz w:val="18"/>
           <w:szCs w:val="18"/>
         </w:rPr>
-        <w:t xml:space="preserve"># 1. Define parameters</w:t>
+        <w:t xml:space="preserve">BR, FC, SR = 300, std['carrier_freq'], std['sample_rate']</w:t>
       </w:r>
     </w:p>
     <w:p>
@@ -5405,7 +7809,7 @@
           <w:sz w:val="18"/>
           <w:szCs w:val="18"/>
         </w:rPr>
-        <w:t xml:space="preserve">BIT_RATE     = 1e3</w:t>
+        <w:t xml:space="preserve"/>
       </w:r>
     </w:p>
     <w:p>
@@ -5420,7 +7824,7 @@
           <w:sz w:val="18"/>
           <w:szCs w:val="18"/>
         </w:rPr>
-        <w:t xml:space="preserve">CARRIER_FREQ = 2e3</w:t>
+        <w:t xml:space="preserve"># Encode</w:t>
       </w:r>
     </w:p>
     <w:p>
@@ -5435,7 +7839,7 @@
           <w:sz w:val="18"/>
           <w:szCs w:val="18"/>
         </w:rPr>
-        <w:t xml:space="preserve">SAMPLE_RATE  = 1e5</w:t>
+        <w:t xml:space="preserve">data     = [1,0,1,1,0,0,1,0,1,0]</w:t>
       </w:r>
     </w:p>
     <w:p>
@@ -5450,7 +7854,7 @@
           <w:sz w:val="18"/>
           <w:szCs w:val="18"/>
         </w:rPr>
-        <w:t xml:space="preserve"/>
+        <w:t xml:space="preserve">payload  = scramble(conv_encode(data), std['scrambler_seed'])</w:t>
       </w:r>
     </w:p>
     <w:p>
@@ -5465,7 +7869,7 @@
           <w:sz w:val="18"/>
           <w:szCs w:val="18"/>
         </w:rPr>
-        <w:t xml:space="preserve"># 2. Modulate</w:t>
+        <w:t xml:space="preserve">tx       = std['preamble'] + payload</w:t>
       </w:r>
     </w:p>
     <w:p>
@@ -5480,7 +7884,7 @@
           <w:sz w:val="18"/>
           <w:szCs w:val="18"/>
         </w:rPr>
-        <w:t xml:space="preserve">data = [1, 0, 1, 1, 0, 0, 1, 0, 1, 0]</w:t>
+        <w:t xml:space="preserve">_, sig   = msk_modulate(tx, BR, FC, SR)</w:t>
       </w:r>
     </w:p>
     <w:p>
@@ -5495,7 +7899,7 @@
           <w:sz w:val="18"/>
           <w:szCs w:val="18"/>
         </w:rPr>
-        <w:t xml:space="preserve">t, sig = msk_modulate(data, BIT_RATE, CARRIER_FREQ, SAMPLE_RATE)</w:t>
+        <w:t xml:space="preserve"/>
       </w:r>
     </w:p>
     <w:p>
@@ -5510,7 +7914,7 @@
           <w:sz w:val="18"/>
           <w:szCs w:val="18"/>
         </w:rPr>
-        <w:t xml:space="preserve"/>
+        <w:t xml:space="preserve"># Channel</w:t>
       </w:r>
     </w:p>
     <w:p>
@@ -5525,7 +7929,7 @@
           <w:sz w:val="18"/>
           <w:szCs w:val="18"/>
         </w:rPr>
-        <w:t xml:space="preserve"># 3. Simulate channel at 8 dB SNR</w:t>
+        <w:t xml:space="preserve">rx = awgn(sig, snr_db=10)</w:t>
       </w:r>
     </w:p>
     <w:p>
@@ -5540,7 +7944,7 @@
           <w:sz w:val="18"/>
           <w:szCs w:val="18"/>
         </w:rPr>
-        <w:t xml:space="preserve">received = awgn(sig, snr_db=8)</w:t>
+        <w:t xml:space="preserve"/>
       </w:r>
     </w:p>
     <w:p>
@@ -5555,7 +7959,7 @@
           <w:sz w:val="18"/>
           <w:szCs w:val="18"/>
         </w:rPr>
-        <w:t xml:space="preserve"/>
+        <w:t xml:space="preserve"># Decode</w:t>
       </w:r>
     </w:p>
     <w:p>
@@ -5570,7 +7974,7 @@
           <w:sz w:val="18"/>
           <w:szCs w:val="18"/>
         </w:rPr>
-        <w:t xml:space="preserve"># 4. Demodulate</w:t>
+        <w:t xml:space="preserve">bits     = msk_demodulate(rx, BR, FC, SR)[len(std['preamble']):]</w:t>
       </w:r>
     </w:p>
     <w:p>
@@ -5585,7 +7989,7 @@
           <w:sz w:val="18"/>
           <w:szCs w:val="18"/>
         </w:rPr>
-        <w:t xml:space="preserve">decoded = msk_demodulate(received, BIT_RATE, CARRIER_FREQ, SAMPLE_RATE)</w:t>
+        <w:t xml:space="preserve">decoded  = viterbi_decode(scramble(bits, std['scrambler_seed']),</w:t>
       </w:r>
     </w:p>
     <w:p>
@@ -5600,7 +8004,7 @@
           <w:sz w:val="18"/>
           <w:szCs w:val="18"/>
         </w:rPr>
-        <w:t xml:space="preserve">print('BER:', compute_ber(data, decoded))</w:t>
+        <w:t xml:space="preserve">                          len(bits)//2 - 6)</w:t>
       </w:r>
     </w:p>
     <w:p>
@@ -5615,7 +8019,28 @@
           <w:sz w:val="18"/>
           <w:szCs w:val="18"/>
         </w:rPr>
-        <w:t xml:space="preserve"/>
+        <w:t xml:space="preserve">print('BER:', compute_ber(data, decoded))</w:t>
+      </w:r>
+    </w:p>
+    <w:p/>
+    <w:p>
+      <w:pPr>
+        <w:pStyle w:val="Heading1"/>
+      </w:pPr>
+      <w:r>
+        <w:rPr>
+          <w:b/>
+          <w:bCs/>
+        </w:rPr>
+        <w:t xml:space="preserve">9. Test Suite</w:t>
+      </w:r>
+    </w:p>
+    <w:p>
+      <w:pPr>
+        <w:spacing w:after="120"/>
+      </w:pPr>
+      <w:r>
+        <w:t xml:space="preserve">Run the full test suite with:</w:t>
       </w:r>
     </w:p>
     <w:p>
@@ -5630,80 +8055,16 @@
           <w:sz w:val="18"/>
           <w:szCs w:val="18"/>
         </w:rPr>
-        <w:t xml:space="preserve"># 5. BER curve</w:t>
-      </w:r>
-    </w:p>
-    <w:p>
-      <w:pPr>
-        <w:spacing w:after="60"/>
-        <w:ind w:left="720"/>
-      </w:pPr>
-      <w:r>
-        <w:rPr>
-          <w:rFonts w:ascii="Courier New" w:cs="Courier New" w:eastAsia="Courier New" w:hAnsi="Courier New"/>
-          <w:color w:val="2E2E2E"/>
-          <w:sz w:val="18"/>
-          <w:szCs w:val="18"/>
-        </w:rPr>
-        <w:t xml:space="preserve">snrs, bers = ber_vs_snr(BIT_RATE, CARRIER_FREQ, SAMPLE_RATE, np.arange(0,16))</w:t>
-      </w:r>
-    </w:p>
-    <w:p>
-      <w:pPr>
-        <w:spacing w:after="60"/>
-        <w:ind w:left="720"/>
-      </w:pPr>
-      <w:r>
-        <w:rPr>
-          <w:rFonts w:ascii="Courier New" w:cs="Courier New" w:eastAsia="Courier New" w:hAnsi="Courier New"/>
-          <w:color w:val="2E2E2E"/>
-          <w:sz w:val="18"/>
-          <w:szCs w:val="18"/>
-        </w:rPr>
-        <w:t xml:space="preserve">plt.semilogy(snrs, bers, marker='o')</w:t>
-      </w:r>
-    </w:p>
-    <w:p>
-      <w:pPr>
-        <w:spacing w:after="60"/>
-        <w:ind w:left="720"/>
-      </w:pPr>
-      <w:r>
-        <w:rPr>
-          <w:rFonts w:ascii="Courier New" w:cs="Courier New" w:eastAsia="Courier New" w:hAnsi="Courier New"/>
-          <w:color w:val="2E2E2E"/>
-          <w:sz w:val="18"/>
-          <w:szCs w:val="18"/>
-        </w:rPr>
-        <w:t xml:space="preserve">plt.xlabel('SNR (dB)'); plt.ylabel('BER')</w:t>
-      </w:r>
-    </w:p>
-    <w:p>
-      <w:pPr>
-        <w:spacing w:after="60"/>
-        <w:ind w:left="720"/>
-      </w:pPr>
-      <w:r>
-        <w:rPr>
-          <w:rFonts w:ascii="Courier New" w:cs="Courier New" w:eastAsia="Courier New" w:hAnsi="Courier New"/>
-          <w:color w:val="2E2E2E"/>
-          <w:sz w:val="18"/>
-          <w:szCs w:val="18"/>
-        </w:rPr>
-        <w:t xml:space="preserve">plt.title('MSK BER Performance'); plt.grid(True); plt.show()</w:t>
+        <w:t xml:space="preserve">python -m pytest test_msk.py -v</w:t>
       </w:r>
     </w:p>
     <w:p/>
     <w:p>
       <w:pPr>
-        <w:pStyle w:val="Heading1"/>
-      </w:pPr>
-      <w:r>
-        <w:rPr>
-          <w:b/>
-          <w:bCs/>
-        </w:rPr>
-        <w:t xml:space="preserve">8. Troubleshooting</w:t>
+        <w:spacing w:after="120"/>
+      </w:pPr>
+      <w:r>
+        <w:t xml:space="preserve">73 tests across 10 test classes:</w:t>
       </w:r>
     </w:p>
     <w:p/>
@@ -5720,13 +8081,14 @@
         </w:tblBorders>
       </w:tblPr>
       <w:tblGrid>
-        <w:gridCol w:w="3600"/>
-        <w:gridCol w:w="5760"/>
+        <w:gridCol w:w="3200"/>
+        <w:gridCol w:w="1000"/>
+        <w:gridCol w:w="5160"/>
       </w:tblGrid>
       <w:tr>
         <w:tc>
           <w:tcPr>
-            <w:tcW w:type="dxa" w:w="3600"/>
+            <w:tcW w:type="dxa" w:w="3200"/>
             <w:tcBorders>
               <w:top w:val="single" w:color="CCCCCC" w:sz="1"/>
               <w:left w:val="single" w:color="CCCCCC" w:sz="1"/>
@@ -5747,13 +8109,13 @@
                 <w:b/>
                 <w:bCs/>
               </w:rPr>
-              <w:t xml:space="preserve">Symptom</w:t>
-            </w:r>
-          </w:p>
-        </w:tc>
-        <w:tc>
-          <w:tcPr>
-            <w:tcW w:type="dxa" w:w="5760"/>
+              <w:t xml:space="preserve">Class</w:t>
+            </w:r>
+          </w:p>
+        </w:tc>
+        <w:tc>
+          <w:tcPr>
+            <w:tcW w:type="dxa" w:w="1000"/>
             <w:tcBorders>
               <w:top w:val="single" w:color="CCCCCC" w:sz="1"/>
               <w:left w:val="single" w:color="CCCCCC" w:sz="1"/>
@@ -5774,7 +8136,34 @@
                 <w:b/>
                 <w:bCs/>
               </w:rPr>
-              <w:t xml:space="preserve">Fix</w:t>
+              <w:t xml:space="preserve">Tests</w:t>
+            </w:r>
+          </w:p>
+        </w:tc>
+        <w:tc>
+          <w:tcPr>
+            <w:tcW w:type="dxa" w:w="5160"/>
+            <w:tcBorders>
+              <w:top w:val="single" w:color="CCCCCC" w:sz="1"/>
+              <w:left w:val="single" w:color="CCCCCC" w:sz="1"/>
+              <w:bottom w:val="single" w:color="CCCCCC" w:sz="1"/>
+              <w:right w:val="single" w:color="CCCCCC" w:sz="1"/>
+            </w:tcBorders>
+            <w:shd w:fill="D5E8F0" w:val="clear"/>
+            <w:tcMar>
+              <w:top w:type="dxa" w:w="80"/>
+              <w:left w:type="dxa" w:w="120"/>
+              <w:bottom w:type="dxa" w:w="80"/>
+              <w:right w:type="dxa" w:w="120"/>
+            </w:tcMar>
+          </w:tcPr>
+          <w:p>
+            <w:r>
+              <w:rPr>
+                <w:b/>
+                <w:bCs/>
+              </w:rPr>
+              <w:t xml:space="preserve">What is verified</w:t>
             </w:r>
           </w:p>
         </w:tc>
@@ -5782,45 +8171,82 @@
       <w:tr>
         <w:tc>
           <w:tcPr>
-            <w:tcW w:type="dxa" w:w="3600"/>
-            <w:tcBorders>
-              <w:top w:val="single" w:color="CCCCCC" w:sz="1"/>
-              <w:left w:val="single" w:color="CCCCCC" w:sz="1"/>
-              <w:bottom w:val="single" w:color="CCCCCC" w:sz="1"/>
-              <w:right w:val="single" w:color="CCCCCC" w:sz="1"/>
-            </w:tcBorders>
-            <w:tcMar>
-              <w:top w:type="dxa" w:w="80"/>
-              <w:left w:type="dxa" w:w="120"/>
-              <w:bottom w:type="dxa" w:w="80"/>
-              <w:right w:type="dxa" w:w="120"/>
-            </w:tcMar>
-          </w:tcPr>
-          <w:p>
-            <w:r>
-              <w:t xml:space="preserve">ModuleNotFoundError: msk</w:t>
-            </w:r>
-          </w:p>
-        </w:tc>
-        <w:tc>
-          <w:tcPr>
-            <w:tcW w:type="dxa" w:w="5760"/>
-            <w:tcBorders>
-              <w:top w:val="single" w:color="CCCCCC" w:sz="1"/>
-              <w:left w:val="single" w:color="CCCCCC" w:sz="1"/>
-              <w:bottom w:val="single" w:color="CCCCCC" w:sz="1"/>
-              <w:right w:val="single" w:color="CCCCCC" w:sz="1"/>
-            </w:tcBorders>
-            <w:tcMar>
-              <w:top w:type="dxa" w:w="80"/>
-              <w:left w:type="dxa" w:w="120"/>
-              <w:bottom w:type="dxa" w:w="80"/>
-              <w:right w:type="dxa" w:w="120"/>
-            </w:tcMar>
-          </w:tcPr>
-          <w:p>
-            <w:r>
-              <w:t xml:space="preserve">Ensure msk.py is in the same directory as the script you are running, or add its directory to PYTHONPATH.</w:t>
+            <w:tcW w:type="dxa" w:w="3200"/>
+            <w:tcBorders>
+              <w:top w:val="single" w:color="CCCCCC" w:sz="1"/>
+              <w:left w:val="single" w:color="CCCCCC" w:sz="1"/>
+              <w:bottom w:val="single" w:color="CCCCCC" w:sz="1"/>
+              <w:right w:val="single" w:color="CCCCCC" w:sz="1"/>
+            </w:tcBorders>
+            <w:tcMar>
+              <w:top w:type="dxa" w:w="80"/>
+              <w:left w:type="dxa" w:w="120"/>
+              <w:bottom w:type="dxa" w:w="80"/>
+              <w:right w:type="dxa" w:w="120"/>
+            </w:tcMar>
+          </w:tcPr>
+          <w:p>
+            <w:r>
+              <w:rPr>
+                <w:rFonts w:ascii="Courier New" w:cs="Courier New" w:eastAsia="Courier New" w:hAnsi="Courier New"/>
+                <w:sz w:val="18"/>
+                <w:szCs w:val="18"/>
+              </w:rPr>
+              <w:t xml:space="preserve">TestMskModulate</w:t>
+            </w:r>
+          </w:p>
+        </w:tc>
+        <w:tc>
+          <w:tcPr>
+            <w:tcW w:type="dxa" w:w="1000"/>
+            <w:tcBorders>
+              <w:top w:val="single" w:color="CCCCCC" w:sz="1"/>
+              <w:left w:val="single" w:color="CCCCCC" w:sz="1"/>
+              <w:bottom w:val="single" w:color="CCCCCC" w:sz="1"/>
+              <w:right w:val="single" w:color="CCCCCC" w:sz="1"/>
+            </w:tcBorders>
+            <w:tcMar>
+              <w:top w:type="dxa" w:w="80"/>
+              <w:left w:type="dxa" w:w="120"/>
+              <w:bottom w:type="dxa" w:w="80"/>
+              <w:right w:type="dxa" w:w="120"/>
+            </w:tcMar>
+          </w:tcPr>
+          <w:p>
+            <w:r>
+              <w:rPr>
+                <w:rFonts w:ascii="Arial" w:cs="Arial" w:eastAsia="Arial" w:hAnsi="Arial"/>
+                <w:sz w:val="20"/>
+                <w:szCs w:val="20"/>
+              </w:rPr>
+              <w:t xml:space="preserve">12</w:t>
+            </w:r>
+          </w:p>
+        </w:tc>
+        <w:tc>
+          <w:tcPr>
+            <w:tcW w:type="dxa" w:w="5160"/>
+            <w:tcBorders>
+              <w:top w:val="single" w:color="CCCCCC" w:sz="1"/>
+              <w:left w:val="single" w:color="CCCCCC" w:sz="1"/>
+              <w:bottom w:val="single" w:color="CCCCCC" w:sz="1"/>
+              <w:right w:val="single" w:color="CCCCCC" w:sz="1"/>
+            </w:tcBorders>
+            <w:tcMar>
+              <w:top w:type="dxa" w:w="80"/>
+              <w:left w:type="dxa" w:w="120"/>
+              <w:bottom w:type="dxa" w:w="80"/>
+              <w:right w:type="dxa" w:w="120"/>
+            </w:tcMar>
+          </w:tcPr>
+          <w:p>
+            <w:r>
+              <w:rPr>
+                <w:rFonts w:ascii="Arial" w:cs="Arial" w:eastAsia="Arial" w:hAnsi="Arial"/>
+                <w:sz w:val="20"/>
+                <w:szCs w:val="20"/>
+              </w:rPr>
+              <w:t xml:space="preserve">Output shape, time array, amplitude bounds, frequency per bit, power per bit</w:t>
             </w:r>
           </w:p>
         </w:tc>
@@ -5828,45 +8254,82 @@
       <w:tr>
         <w:tc>
           <w:tcPr>
-            <w:tcW w:type="dxa" w:w="3600"/>
-            <w:tcBorders>
-              <w:top w:val="single" w:color="CCCCCC" w:sz="1"/>
-              <w:left w:val="single" w:color="CCCCCC" w:sz="1"/>
-              <w:bottom w:val="single" w:color="CCCCCC" w:sz="1"/>
-              <w:right w:val="single" w:color="CCCCCC" w:sz="1"/>
-            </w:tcBorders>
-            <w:tcMar>
-              <w:top w:type="dxa" w:w="80"/>
-              <w:left w:type="dxa" w:w="120"/>
-              <w:bottom w:type="dxa" w:w="80"/>
-              <w:right w:type="dxa" w:w="120"/>
-            </w:tcMar>
-          </w:tcPr>
-          <w:p>
-            <w:r>
-              <w:t xml:space="preserve">No plot window appears</w:t>
-            </w:r>
-          </w:p>
-        </w:tc>
-        <w:tc>
-          <w:tcPr>
-            <w:tcW w:type="dxa" w:w="5760"/>
-            <w:tcBorders>
-              <w:top w:val="single" w:color="CCCCCC" w:sz="1"/>
-              <w:left w:val="single" w:color="CCCCCC" w:sz="1"/>
-              <w:bottom w:val="single" w:color="CCCCCC" w:sz="1"/>
-              <w:right w:val="single" w:color="CCCCCC" w:sz="1"/>
-            </w:tcBorders>
-            <w:tcMar>
-              <w:top w:type="dxa" w:w="80"/>
-              <w:left w:type="dxa" w:w="120"/>
-              <w:bottom w:type="dxa" w:w="80"/>
-              <w:right w:type="dxa" w:w="120"/>
-            </w:tcMar>
-          </w:tcPr>
-          <w:p>
-            <w:r>
-              <w:t xml:space="preserve">Some environments suppress matplotlib GUIs. Try adding import matplotlib; matplotlib.use('TkAgg') before other imports, or save figures with plt.savefig('out.png').</w:t>
+            <w:tcW w:type="dxa" w:w="3200"/>
+            <w:tcBorders>
+              <w:top w:val="single" w:color="CCCCCC" w:sz="1"/>
+              <w:left w:val="single" w:color="CCCCCC" w:sz="1"/>
+              <w:bottom w:val="single" w:color="CCCCCC" w:sz="1"/>
+              <w:right w:val="single" w:color="CCCCCC" w:sz="1"/>
+            </w:tcBorders>
+            <w:tcMar>
+              <w:top w:type="dxa" w:w="80"/>
+              <w:left w:type="dxa" w:w="120"/>
+              <w:bottom w:type="dxa" w:w="80"/>
+              <w:right w:type="dxa" w:w="120"/>
+            </w:tcMar>
+          </w:tcPr>
+          <w:p>
+            <w:r>
+              <w:rPr>
+                <w:rFonts w:ascii="Courier New" w:cs="Courier New" w:eastAsia="Courier New" w:hAnsi="Courier New"/>
+                <w:sz w:val="18"/>
+                <w:szCs w:val="18"/>
+              </w:rPr>
+              <w:t xml:space="preserve">TestAwgn</w:t>
+            </w:r>
+          </w:p>
+        </w:tc>
+        <w:tc>
+          <w:tcPr>
+            <w:tcW w:type="dxa" w:w="1000"/>
+            <w:tcBorders>
+              <w:top w:val="single" w:color="CCCCCC" w:sz="1"/>
+              <w:left w:val="single" w:color="CCCCCC" w:sz="1"/>
+              <w:bottom w:val="single" w:color="CCCCCC" w:sz="1"/>
+              <w:right w:val="single" w:color="CCCCCC" w:sz="1"/>
+            </w:tcBorders>
+            <w:tcMar>
+              <w:top w:type="dxa" w:w="80"/>
+              <w:left w:type="dxa" w:w="120"/>
+              <w:bottom w:type="dxa" w:w="80"/>
+              <w:right w:type="dxa" w:w="120"/>
+            </w:tcMar>
+          </w:tcPr>
+          <w:p>
+            <w:r>
+              <w:rPr>
+                <w:rFonts w:ascii="Arial" w:cs="Arial" w:eastAsia="Arial" w:hAnsi="Arial"/>
+                <w:sz w:val="20"/>
+                <w:szCs w:val="20"/>
+              </w:rPr>
+              <w:t xml:space="preserve">5</w:t>
+            </w:r>
+          </w:p>
+        </w:tc>
+        <w:tc>
+          <w:tcPr>
+            <w:tcW w:type="dxa" w:w="5160"/>
+            <w:tcBorders>
+              <w:top w:val="single" w:color="CCCCCC" w:sz="1"/>
+              <w:left w:val="single" w:color="CCCCCC" w:sz="1"/>
+              <w:bottom w:val="single" w:color="CCCCCC" w:sz="1"/>
+              <w:right w:val="single" w:color="CCCCCC" w:sz="1"/>
+            </w:tcBorders>
+            <w:tcMar>
+              <w:top w:type="dxa" w:w="80"/>
+              <w:left w:type="dxa" w:w="120"/>
+              <w:bottom w:type="dxa" w:w="80"/>
+              <w:right w:type="dxa" w:w="120"/>
+            </w:tcMar>
+          </w:tcPr>
+          <w:p>
+            <w:r>
+              <w:rPr>
+                <w:rFonts w:ascii="Arial" w:cs="Arial" w:eastAsia="Arial" w:hAnsi="Arial"/>
+                <w:sz w:val="20"/>
+                <w:szCs w:val="20"/>
+              </w:rPr>
+              <w:t xml:space="preserve">Output length, noise added, SNR accuracy (+/-1.5 dB), high/low SNR behaviour</w:t>
             </w:r>
           </w:p>
         </w:tc>
@@ -5874,45 +8337,82 @@
       <w:tr>
         <w:tc>
           <w:tcPr>
-            <w:tcW w:type="dxa" w:w="3600"/>
-            <w:tcBorders>
-              <w:top w:val="single" w:color="CCCCCC" w:sz="1"/>
-              <w:left w:val="single" w:color="CCCCCC" w:sz="1"/>
-              <w:bottom w:val="single" w:color="CCCCCC" w:sz="1"/>
-              <w:right w:val="single" w:color="CCCCCC" w:sz="1"/>
-            </w:tcBorders>
-            <w:tcMar>
-              <w:top w:type="dxa" w:w="80"/>
-              <w:left w:type="dxa" w:w="120"/>
-              <w:bottom w:type="dxa" w:w="80"/>
-              <w:right w:type="dxa" w:w="120"/>
-            </w:tcMar>
-          </w:tcPr>
-          <w:p>
-            <w:r>
-              <w:t xml:space="preserve">Decoded bits are all wrong</w:t>
-            </w:r>
-          </w:p>
-        </w:tc>
-        <w:tc>
-          <w:tcPr>
-            <w:tcW w:type="dxa" w:w="5760"/>
-            <w:tcBorders>
-              <w:top w:val="single" w:color="CCCCCC" w:sz="1"/>
-              <w:left w:val="single" w:color="CCCCCC" w:sz="1"/>
-              <w:bottom w:val="single" w:color="CCCCCC" w:sz="1"/>
-              <w:right w:val="single" w:color="CCCCCC" w:sz="1"/>
-            </w:tcBorders>
-            <w:tcMar>
-              <w:top w:type="dxa" w:w="80"/>
-              <w:left w:type="dxa" w:w="120"/>
-              <w:bottom w:type="dxa" w:w="80"/>
-              <w:right w:type="dxa" w:w="120"/>
-            </w:tcMar>
-          </w:tcPr>
-          <w:p>
-            <w:r>
-              <w:t xml:space="preserve">carrier_freq or sample_rate mismatch between modulation and demodulation calls. Ensure all three system parameters are identical.</w:t>
+            <w:tcW w:type="dxa" w:w="3200"/>
+            <w:tcBorders>
+              <w:top w:val="single" w:color="CCCCCC" w:sz="1"/>
+              <w:left w:val="single" w:color="CCCCCC" w:sz="1"/>
+              <w:bottom w:val="single" w:color="CCCCCC" w:sz="1"/>
+              <w:right w:val="single" w:color="CCCCCC" w:sz="1"/>
+            </w:tcBorders>
+            <w:tcMar>
+              <w:top w:type="dxa" w:w="80"/>
+              <w:left w:type="dxa" w:w="120"/>
+              <w:bottom w:type="dxa" w:w="80"/>
+              <w:right w:type="dxa" w:w="120"/>
+            </w:tcMar>
+          </w:tcPr>
+          <w:p>
+            <w:r>
+              <w:rPr>
+                <w:rFonts w:ascii="Courier New" w:cs="Courier New" w:eastAsia="Courier New" w:hAnsi="Courier New"/>
+                <w:sz w:val="18"/>
+                <w:szCs w:val="18"/>
+              </w:rPr>
+              <w:t xml:space="preserve">TestMskDemodulate</w:t>
+            </w:r>
+          </w:p>
+        </w:tc>
+        <w:tc>
+          <w:tcPr>
+            <w:tcW w:type="dxa" w:w="1000"/>
+            <w:tcBorders>
+              <w:top w:val="single" w:color="CCCCCC" w:sz="1"/>
+              <w:left w:val="single" w:color="CCCCCC" w:sz="1"/>
+              <w:bottom w:val="single" w:color="CCCCCC" w:sz="1"/>
+              <w:right w:val="single" w:color="CCCCCC" w:sz="1"/>
+            </w:tcBorders>
+            <w:tcMar>
+              <w:top w:type="dxa" w:w="80"/>
+              <w:left w:type="dxa" w:w="120"/>
+              <w:bottom w:type="dxa" w:w="80"/>
+              <w:right w:type="dxa" w:w="120"/>
+            </w:tcMar>
+          </w:tcPr>
+          <w:p>
+            <w:r>
+              <w:rPr>
+                <w:rFonts w:ascii="Arial" w:cs="Arial" w:eastAsia="Arial" w:hAnsi="Arial"/>
+                <w:sz w:val="20"/>
+                <w:szCs w:val="20"/>
+              </w:rPr>
+              <w:t xml:space="preserve">10</w:t>
+            </w:r>
+          </w:p>
+        </w:tc>
+        <w:tc>
+          <w:tcPr>
+            <w:tcW w:type="dxa" w:w="5160"/>
+            <w:tcBorders>
+              <w:top w:val="single" w:color="CCCCCC" w:sz="1"/>
+              <w:left w:val="single" w:color="CCCCCC" w:sz="1"/>
+              <w:bottom w:val="single" w:color="CCCCCC" w:sz="1"/>
+              <w:right w:val="single" w:color="CCCCCC" w:sz="1"/>
+            </w:tcBorders>
+            <w:tcMar>
+              <w:top w:type="dxa" w:w="80"/>
+              <w:left w:type="dxa" w:w="120"/>
+              <w:bottom w:type="dxa" w:w="80"/>
+              <w:right w:type="dxa" w:w="120"/>
+            </w:tcMar>
+          </w:tcPr>
+          <w:p>
+            <w:r>
+              <w:rPr>
+                <w:rFonts w:ascii="Arial" w:cs="Arial" w:eastAsia="Arial" w:hAnsi="Arial"/>
+                <w:sz w:val="20"/>
+                <w:szCs w:val="20"/>
+              </w:rPr>
+              <w:t xml:space="preserve">Perfect recovery of all-ones, all-zeros, alternating, random 50-bit sequence; noisy recovery; binary outputs</w:t>
             </w:r>
           </w:p>
         </w:tc>
@@ -5920,45 +8420,82 @@
       <w:tr>
         <w:tc>
           <w:tcPr>
-            <w:tcW w:type="dxa" w:w="3600"/>
-            <w:tcBorders>
-              <w:top w:val="single" w:color="CCCCCC" w:sz="1"/>
-              <w:left w:val="single" w:color="CCCCCC" w:sz="1"/>
-              <w:bottom w:val="single" w:color="CCCCCC" w:sz="1"/>
-              <w:right w:val="single" w:color="CCCCCC" w:sz="1"/>
-            </w:tcBorders>
-            <w:tcMar>
-              <w:top w:type="dxa" w:w="80"/>
-              <w:left w:type="dxa" w:w="120"/>
-              <w:bottom w:type="dxa" w:w="80"/>
-              <w:right w:type="dxa" w:w="120"/>
-            </w:tcMar>
-          </w:tcPr>
-          <w:p>
-            <w:r>
-              <w:t xml:space="preserve">BER stays near 0.5 at all SNRs</w:t>
-            </w:r>
-          </w:p>
-        </w:tc>
-        <w:tc>
-          <w:tcPr>
-            <w:tcW w:type="dxa" w:w="5760"/>
-            <w:tcBorders>
-              <w:top w:val="single" w:color="CCCCCC" w:sz="1"/>
-              <w:left w:val="single" w:color="CCCCCC" w:sz="1"/>
-              <w:bottom w:val="single" w:color="CCCCCC" w:sz="1"/>
-              <w:right w:val="single" w:color="CCCCCC" w:sz="1"/>
-            </w:tcBorders>
-            <w:tcMar>
-              <w:top w:type="dxa" w:w="80"/>
-              <w:left w:type="dxa" w:w="120"/>
-              <w:bottom w:type="dxa" w:w="80"/>
-              <w:right w:type="dxa" w:w="120"/>
-            </w:tcMar>
-          </w:tcPr>
-          <w:p>
-            <w:r>
-              <w:t xml:space="preserve">bit_rate is too close to or greater than carrier_freq. Ensure carrier_freq &gt; bit_rate / 2.</w:t>
+            <w:tcW w:type="dxa" w:w="3200"/>
+            <w:tcBorders>
+              <w:top w:val="single" w:color="CCCCCC" w:sz="1"/>
+              <w:left w:val="single" w:color="CCCCCC" w:sz="1"/>
+              <w:bottom w:val="single" w:color="CCCCCC" w:sz="1"/>
+              <w:right w:val="single" w:color="CCCCCC" w:sz="1"/>
+            </w:tcBorders>
+            <w:tcMar>
+              <w:top w:type="dxa" w:w="80"/>
+              <w:left w:type="dxa" w:w="120"/>
+              <w:bottom w:type="dxa" w:w="80"/>
+              <w:right w:type="dxa" w:w="120"/>
+            </w:tcMar>
+          </w:tcPr>
+          <w:p>
+            <w:r>
+              <w:rPr>
+                <w:rFonts w:ascii="Courier New" w:cs="Courier New" w:eastAsia="Courier New" w:hAnsi="Courier New"/>
+                <w:sz w:val="18"/>
+                <w:szCs w:val="18"/>
+              </w:rPr>
+              <w:t xml:space="preserve">TestComputeBer</w:t>
+            </w:r>
+          </w:p>
+        </w:tc>
+        <w:tc>
+          <w:tcPr>
+            <w:tcW w:type="dxa" w:w="1000"/>
+            <w:tcBorders>
+              <w:top w:val="single" w:color="CCCCCC" w:sz="1"/>
+              <w:left w:val="single" w:color="CCCCCC" w:sz="1"/>
+              <w:bottom w:val="single" w:color="CCCCCC" w:sz="1"/>
+              <w:right w:val="single" w:color="CCCCCC" w:sz="1"/>
+            </w:tcBorders>
+            <w:tcMar>
+              <w:top w:type="dxa" w:w="80"/>
+              <w:left w:type="dxa" w:w="120"/>
+              <w:bottom w:type="dxa" w:w="80"/>
+              <w:right w:type="dxa" w:w="120"/>
+            </w:tcMar>
+          </w:tcPr>
+          <w:p>
+            <w:r>
+              <w:rPr>
+                <w:rFonts w:ascii="Arial" w:cs="Arial" w:eastAsia="Arial" w:hAnsi="Arial"/>
+                <w:sz w:val="20"/>
+                <w:szCs w:val="20"/>
+              </w:rPr>
+              <w:t xml:space="preserve">8</w:t>
+            </w:r>
+          </w:p>
+        </w:tc>
+        <w:tc>
+          <w:tcPr>
+            <w:tcW w:type="dxa" w:w="5160"/>
+            <w:tcBorders>
+              <w:top w:val="single" w:color="CCCCCC" w:sz="1"/>
+              <w:left w:val="single" w:color="CCCCCC" w:sz="1"/>
+              <w:bottom w:val="single" w:color="CCCCCC" w:sz="1"/>
+              <w:right w:val="single" w:color="CCCCCC" w:sz="1"/>
+            </w:tcBorders>
+            <w:tcMar>
+              <w:top w:type="dxa" w:w="80"/>
+              <w:left w:type="dxa" w:w="120"/>
+              <w:bottom w:type="dxa" w:w="80"/>
+              <w:right w:type="dxa" w:w="120"/>
+            </w:tcMar>
+          </w:tcPr>
+          <w:p>
+            <w:r>
+              <w:rPr>
+                <w:rFonts w:ascii="Arial" w:cs="Arial" w:eastAsia="Arial" w:hAnsi="Arial"/>
+                <w:sz w:val="20"/>
+                <w:szCs w:val="20"/>
+              </w:rPr>
+              <w:t xml:space="preserve">Zero BER on match, 1.0 on full mismatch, fractional cases, longer-decoded trimming</w:t>
             </w:r>
           </w:p>
         </w:tc>
@@ -5966,45 +8503,1227 @@
       <w:tr>
         <w:tc>
           <w:tcPr>
-            <w:tcW w:type="dxa" w:w="3600"/>
-            <w:tcBorders>
-              <w:top w:val="single" w:color="CCCCCC" w:sz="1"/>
-              <w:left w:val="single" w:color="CCCCCC" w:sz="1"/>
-              <w:bottom w:val="single" w:color="CCCCCC" w:sz="1"/>
-              <w:right w:val="single" w:color="CCCCCC" w:sz="1"/>
-            </w:tcBorders>
-            <w:tcMar>
-              <w:top w:type="dxa" w:w="80"/>
-              <w:left w:type="dxa" w:w="120"/>
-              <w:bottom w:type="dxa" w:w="80"/>
-              <w:right w:type="dxa" w:w="120"/>
-            </w:tcMar>
-          </w:tcPr>
-          <w:p>
-            <w:r>
+            <w:tcW w:type="dxa" w:w="3200"/>
+            <w:tcBorders>
+              <w:top w:val="single" w:color="CCCCCC" w:sz="1"/>
+              <w:left w:val="single" w:color="CCCCCC" w:sz="1"/>
+              <w:bottom w:val="single" w:color="CCCCCC" w:sz="1"/>
+              <w:right w:val="single" w:color="CCCCCC" w:sz="1"/>
+            </w:tcBorders>
+            <w:tcMar>
+              <w:top w:type="dxa" w:w="80"/>
+              <w:left w:type="dxa" w:w="120"/>
+              <w:bottom w:type="dxa" w:w="80"/>
+              <w:right w:type="dxa" w:w="120"/>
+            </w:tcMar>
+          </w:tcPr>
+          <w:p>
+            <w:r>
+              <w:rPr>
+                <w:rFonts w:ascii="Courier New" w:cs="Courier New" w:eastAsia="Courier New" w:hAnsi="Courier New"/>
+                <w:sz w:val="18"/>
+                <w:szCs w:val="18"/>
+              </w:rPr>
+              <w:t xml:space="preserve">TestBerVsSnr</w:t>
+            </w:r>
+          </w:p>
+        </w:tc>
+        <w:tc>
+          <w:tcPr>
+            <w:tcW w:type="dxa" w:w="1000"/>
+            <w:tcBorders>
+              <w:top w:val="single" w:color="CCCCCC" w:sz="1"/>
+              <w:left w:val="single" w:color="CCCCCC" w:sz="1"/>
+              <w:bottom w:val="single" w:color="CCCCCC" w:sz="1"/>
+              <w:right w:val="single" w:color="CCCCCC" w:sz="1"/>
+            </w:tcBorders>
+            <w:tcMar>
+              <w:top w:type="dxa" w:w="80"/>
+              <w:left w:type="dxa" w:w="120"/>
+              <w:bottom w:type="dxa" w:w="80"/>
+              <w:right w:type="dxa" w:w="120"/>
+            </w:tcMar>
+          </w:tcPr>
+          <w:p>
+            <w:r>
+              <w:rPr>
+                <w:rFonts w:ascii="Arial" w:cs="Arial" w:eastAsia="Arial" w:hAnsi="Arial"/>
+                <w:sz w:val="20"/>
+                <w:szCs w:val="20"/>
+              </w:rPr>
+              <w:t xml:space="preserve">6</w:t>
+            </w:r>
+          </w:p>
+        </w:tc>
+        <w:tc>
+          <w:tcPr>
+            <w:tcW w:type="dxa" w:w="5160"/>
+            <w:tcBorders>
+              <w:top w:val="single" w:color="CCCCCC" w:sz="1"/>
+              <w:left w:val="single" w:color="CCCCCC" w:sz="1"/>
+              <w:bottom w:val="single" w:color="CCCCCC" w:sz="1"/>
+              <w:right w:val="single" w:color="CCCCCC" w:sz="1"/>
+            </w:tcBorders>
+            <w:tcMar>
+              <w:top w:type="dxa" w:w="80"/>
+              <w:left w:type="dxa" w:w="120"/>
+              <w:bottom w:type="dxa" w:w="80"/>
+              <w:right w:type="dxa" w:w="120"/>
+            </w:tcMar>
+          </w:tcPr>
+          <w:p>
+            <w:r>
+              <w:rPr>
+                <w:rFonts w:ascii="Arial" w:cs="Arial" w:eastAsia="Arial" w:hAnsi="Arial"/>
+                <w:sz w:val="20"/>
+                <w:szCs w:val="20"/>
+              </w:rPr>
+              <w:t xml:space="preserve">Output lengths, BER in [0,1], low BER at high SNR, monotone decrease, seed reproducibility</w:t>
+            </w:r>
+          </w:p>
+        </w:tc>
+      </w:tr>
+      <w:tr>
+        <w:tc>
+          <w:tcPr>
+            <w:tcW w:type="dxa" w:w="3200"/>
+            <w:tcBorders>
+              <w:top w:val="single" w:color="CCCCCC" w:sz="1"/>
+              <w:left w:val="single" w:color="CCCCCC" w:sz="1"/>
+              <w:bottom w:val="single" w:color="CCCCCC" w:sz="1"/>
+              <w:right w:val="single" w:color="CCCCCC" w:sz="1"/>
+            </w:tcBorders>
+            <w:tcMar>
+              <w:top w:type="dxa" w:w="80"/>
+              <w:left w:type="dxa" w:w="120"/>
+              <w:bottom w:type="dxa" w:w="80"/>
+              <w:right w:type="dxa" w:w="120"/>
+            </w:tcMar>
+          </w:tcPr>
+          <w:p>
+            <w:r>
+              <w:rPr>
+                <w:rFonts w:ascii="Courier New" w:cs="Courier New" w:eastAsia="Courier New" w:hAnsi="Courier New"/>
+                <w:sz w:val="18"/>
+                <w:szCs w:val="18"/>
+              </w:rPr>
+              <w:t xml:space="preserve">TestIqSamples</w:t>
+            </w:r>
+          </w:p>
+        </w:tc>
+        <w:tc>
+          <w:tcPr>
+            <w:tcW w:type="dxa" w:w="1000"/>
+            <w:tcBorders>
+              <w:top w:val="single" w:color="CCCCCC" w:sz="1"/>
+              <w:left w:val="single" w:color="CCCCCC" w:sz="1"/>
+              <w:bottom w:val="single" w:color="CCCCCC" w:sz="1"/>
+              <w:right w:val="single" w:color="CCCCCC" w:sz="1"/>
+            </w:tcBorders>
+            <w:tcMar>
+              <w:top w:type="dxa" w:w="80"/>
+              <w:left w:type="dxa" w:w="120"/>
+              <w:bottom w:type="dxa" w:w="80"/>
+              <w:right w:type="dxa" w:w="120"/>
+            </w:tcMar>
+          </w:tcPr>
+          <w:p>
+            <w:r>
+              <w:rPr>
+                <w:rFonts w:ascii="Arial" w:cs="Arial" w:eastAsia="Arial" w:hAnsi="Arial"/>
+                <w:sz w:val="20"/>
+                <w:szCs w:val="20"/>
+              </w:rPr>
+              <w:t xml:space="preserve">6</w:t>
+            </w:r>
+          </w:p>
+        </w:tc>
+        <w:tc>
+          <w:tcPr>
+            <w:tcW w:type="dxa" w:w="5160"/>
+            <w:tcBorders>
+              <w:top w:val="single" w:color="CCCCCC" w:sz="1"/>
+              <w:left w:val="single" w:color="CCCCCC" w:sz="1"/>
+              <w:bottom w:val="single" w:color="CCCCCC" w:sz="1"/>
+              <w:right w:val="single" w:color="CCCCCC" w:sz="1"/>
+            </w:tcBorders>
+            <w:tcMar>
+              <w:top w:type="dxa" w:w="80"/>
+              <w:left w:type="dxa" w:w="120"/>
+              <w:bottom w:type="dxa" w:w="80"/>
+              <w:right w:type="dxa" w:w="120"/>
+            </w:tcMar>
+          </w:tcPr>
+          <w:p>
+            <w:r>
+              <w:rPr>
+                <w:rFonts w:ascii="Arial" w:cs="Arial" w:eastAsia="Arial" w:hAnsi="Arial"/>
+                <w:sz w:val="20"/>
+                <w:szCs w:val="20"/>
+              </w:rPr>
+              <w:t xml:space="preserve">Output length = n_bits, numpy arrays, I/Q same length, unit-circle for clean signal</w:t>
+            </w:r>
+          </w:p>
+        </w:tc>
+      </w:tr>
+      <w:tr>
+        <w:tc>
+          <w:tcPr>
+            <w:tcW w:type="dxa" w:w="3200"/>
+            <w:tcBorders>
+              <w:top w:val="single" w:color="CCCCCC" w:sz="1"/>
+              <w:left w:val="single" w:color="CCCCCC" w:sz="1"/>
+              <w:bottom w:val="single" w:color="CCCCCC" w:sz="1"/>
+              <w:right w:val="single" w:color="CCCCCC" w:sz="1"/>
+            </w:tcBorders>
+            <w:tcMar>
+              <w:top w:type="dxa" w:w="80"/>
+              <w:left w:type="dxa" w:w="120"/>
+              <w:bottom w:type="dxa" w:w="80"/>
+              <w:right w:type="dxa" w:w="120"/>
+            </w:tcMar>
+          </w:tcPr>
+          <w:p>
+            <w:r>
+              <w:rPr>
+                <w:rFonts w:ascii="Courier New" w:cs="Courier New" w:eastAsia="Courier New" w:hAnsi="Courier New"/>
+                <w:sz w:val="18"/>
+                <w:szCs w:val="18"/>
+              </w:rPr>
+              <w:t xml:space="preserve">TestEndToEnd</w:t>
+            </w:r>
+          </w:p>
+        </w:tc>
+        <w:tc>
+          <w:tcPr>
+            <w:tcW w:type="dxa" w:w="1000"/>
+            <w:tcBorders>
+              <w:top w:val="single" w:color="CCCCCC" w:sz="1"/>
+              <w:left w:val="single" w:color="CCCCCC" w:sz="1"/>
+              <w:bottom w:val="single" w:color="CCCCCC" w:sz="1"/>
+              <w:right w:val="single" w:color="CCCCCC" w:sz="1"/>
+            </w:tcBorders>
+            <w:tcMar>
+              <w:top w:type="dxa" w:w="80"/>
+              <w:left w:type="dxa" w:w="120"/>
+              <w:bottom w:type="dxa" w:w="80"/>
+              <w:right w:type="dxa" w:w="120"/>
+            </w:tcMar>
+          </w:tcPr>
+          <w:p>
+            <w:r>
+              <w:rPr>
+                <w:rFonts w:ascii="Arial" w:cs="Arial" w:eastAsia="Arial" w:hAnsi="Arial"/>
+                <w:sz w:val="20"/>
+                <w:szCs w:val="20"/>
+              </w:rPr>
+              <w:t xml:space="preserve">3</w:t>
+            </w:r>
+          </w:p>
+        </w:tc>
+        <w:tc>
+          <w:tcPr>
+            <w:tcW w:type="dxa" w:w="5160"/>
+            <w:tcBorders>
+              <w:top w:val="single" w:color="CCCCCC" w:sz="1"/>
+              <w:left w:val="single" w:color="CCCCCC" w:sz="1"/>
+              <w:bottom w:val="single" w:color="CCCCCC" w:sz="1"/>
+              <w:right w:val="single" w:color="CCCCCC" w:sz="1"/>
+            </w:tcBorders>
+            <w:tcMar>
+              <w:top w:type="dxa" w:w="80"/>
+              <w:left w:type="dxa" w:w="120"/>
+              <w:bottom w:type="dxa" w:w="80"/>
+              <w:right w:type="dxa" w:w="120"/>
+            </w:tcMar>
+          </w:tcPr>
+          <w:p>
+            <w:r>
+              <w:rPr>
+                <w:rFonts w:ascii="Arial" w:cs="Arial" w:eastAsia="Arial" w:hAnsi="Arial"/>
+                <w:sz w:val="20"/>
+                <w:szCs w:val="20"/>
+              </w:rPr>
+              <w:t xml:space="preserve">Full modulate-&gt;noise-&gt;demodulate chain, zero-noise roundtrip, I/Q length consistency</w:t>
+            </w:r>
+          </w:p>
+        </w:tc>
+      </w:tr>
+      <w:tr>
+        <w:tc>
+          <w:tcPr>
+            <w:tcW w:type="dxa" w:w="3200"/>
+            <w:tcBorders>
+              <w:top w:val="single" w:color="CCCCCC" w:sz="1"/>
+              <w:left w:val="single" w:color="CCCCCC" w:sz="1"/>
+              <w:bottom w:val="single" w:color="CCCCCC" w:sz="1"/>
+              <w:right w:val="single" w:color="CCCCCC" w:sz="1"/>
+            </w:tcBorders>
+            <w:tcMar>
+              <w:top w:type="dxa" w:w="80"/>
+              <w:left w:type="dxa" w:w="120"/>
+              <w:bottom w:type="dxa" w:w="80"/>
+              <w:right w:type="dxa" w:w="120"/>
+            </w:tcMar>
+          </w:tcPr>
+          <w:p>
+            <w:r>
+              <w:rPr>
+                <w:rFonts w:ascii="Courier New" w:cs="Courier New" w:eastAsia="Courier New" w:hAnsi="Courier New"/>
+                <w:sz w:val="18"/>
+                <w:szCs w:val="18"/>
+              </w:rPr>
+              <w:t xml:space="preserve">TestScramble</w:t>
+            </w:r>
+          </w:p>
+        </w:tc>
+        <w:tc>
+          <w:tcPr>
+            <w:tcW w:type="dxa" w:w="1000"/>
+            <w:tcBorders>
+              <w:top w:val="single" w:color="CCCCCC" w:sz="1"/>
+              <w:left w:val="single" w:color="CCCCCC" w:sz="1"/>
+              <w:bottom w:val="single" w:color="CCCCCC" w:sz="1"/>
+              <w:right w:val="single" w:color="CCCCCC" w:sz="1"/>
+            </w:tcBorders>
+            <w:tcMar>
+              <w:top w:type="dxa" w:w="80"/>
+              <w:left w:type="dxa" w:w="120"/>
+              <w:bottom w:type="dxa" w:w="80"/>
+              <w:right w:type="dxa" w:w="120"/>
+            </w:tcMar>
+          </w:tcPr>
+          <w:p>
+            <w:r>
+              <w:rPr>
+                <w:rFonts w:ascii="Arial" w:cs="Arial" w:eastAsia="Arial" w:hAnsi="Arial"/>
+                <w:sz w:val="20"/>
+                <w:szCs w:val="20"/>
+              </w:rPr>
+              <w:t xml:space="preserve">6</w:t>
+            </w:r>
+          </w:p>
+        </w:tc>
+        <w:tc>
+          <w:tcPr>
+            <w:tcW w:type="dxa" w:w="5160"/>
+            <w:tcBorders>
+              <w:top w:val="single" w:color="CCCCCC" w:sz="1"/>
+              <w:left w:val="single" w:color="CCCCCC" w:sz="1"/>
+              <w:bottom w:val="single" w:color="CCCCCC" w:sz="1"/>
+              <w:right w:val="single" w:color="CCCCCC" w:sz="1"/>
+            </w:tcBorders>
+            <w:tcMar>
+              <w:top w:type="dxa" w:w="80"/>
+              <w:left w:type="dxa" w:w="120"/>
+              <w:bottom w:type="dxa" w:w="80"/>
+              <w:right w:type="dxa" w:w="120"/>
+            </w:tcMar>
+          </w:tcPr>
+          <w:p>
+            <w:r>
+              <w:rPr>
+                <w:rFonts w:ascii="Arial" w:cs="Arial" w:eastAsia="Arial" w:hAnsi="Arial"/>
+                <w:sz w:val="20"/>
+                <w:szCs w:val="20"/>
+              </w:rPr>
+              <w:t xml:space="preserve">Self-inverse, length unchanged, different seeds differ, zeros whitened, empty input</w:t>
+            </w:r>
+          </w:p>
+        </w:tc>
+      </w:tr>
+      <w:tr>
+        <w:tc>
+          <w:tcPr>
+            <w:tcW w:type="dxa" w:w="3200"/>
+            <w:tcBorders>
+              <w:top w:val="single" w:color="CCCCCC" w:sz="1"/>
+              <w:left w:val="single" w:color="CCCCCC" w:sz="1"/>
+              <w:bottom w:val="single" w:color="CCCCCC" w:sz="1"/>
+              <w:right w:val="single" w:color="CCCCCC" w:sz="1"/>
+            </w:tcBorders>
+            <w:tcMar>
+              <w:top w:type="dxa" w:w="80"/>
+              <w:left w:type="dxa" w:w="120"/>
+              <w:bottom w:type="dxa" w:w="80"/>
+              <w:right w:type="dxa" w:w="120"/>
+            </w:tcMar>
+          </w:tcPr>
+          <w:p>
+            <w:r>
+              <w:rPr>
+                <w:rFonts w:ascii="Courier New" w:cs="Courier New" w:eastAsia="Courier New" w:hAnsi="Courier New"/>
+                <w:sz w:val="18"/>
+                <w:szCs w:val="18"/>
+              </w:rPr>
+              <w:t xml:space="preserve">TestConvCode</w:t>
+            </w:r>
+          </w:p>
+        </w:tc>
+        <w:tc>
+          <w:tcPr>
+            <w:tcW w:type="dxa" w:w="1000"/>
+            <w:tcBorders>
+              <w:top w:val="single" w:color="CCCCCC" w:sz="1"/>
+              <w:left w:val="single" w:color="CCCCCC" w:sz="1"/>
+              <w:bottom w:val="single" w:color="CCCCCC" w:sz="1"/>
+              <w:right w:val="single" w:color="CCCCCC" w:sz="1"/>
+            </w:tcBorders>
+            <w:tcMar>
+              <w:top w:type="dxa" w:w="80"/>
+              <w:left w:type="dxa" w:w="120"/>
+              <w:bottom w:type="dxa" w:w="80"/>
+              <w:right w:type="dxa" w:w="120"/>
+            </w:tcMar>
+          </w:tcPr>
+          <w:p>
+            <w:r>
+              <w:rPr>
+                <w:rFonts w:ascii="Arial" w:cs="Arial" w:eastAsia="Arial" w:hAnsi="Arial"/>
+                <w:sz w:val="20"/>
+                <w:szCs w:val="20"/>
+              </w:rPr>
+              <w:t xml:space="preserve">8</w:t>
+            </w:r>
+          </w:p>
+        </w:tc>
+        <w:tc>
+          <w:tcPr>
+            <w:tcW w:type="dxa" w:w="5160"/>
+            <w:tcBorders>
+              <w:top w:val="single" w:color="CCCCCC" w:sz="1"/>
+              <w:left w:val="single" w:color="CCCCCC" w:sz="1"/>
+              <w:bottom w:val="single" w:color="CCCCCC" w:sz="1"/>
+              <w:right w:val="single" w:color="CCCCCC" w:sz="1"/>
+            </w:tcBorders>
+            <w:tcMar>
+              <w:top w:type="dxa" w:w="80"/>
+              <w:left w:type="dxa" w:w="120"/>
+              <w:bottom w:type="dxa" w:w="80"/>
+              <w:right w:type="dxa" w:w="120"/>
+            </w:tcMar>
+          </w:tcPr>
+          <w:p>
+            <w:r>
+              <w:rPr>
+                <w:rFonts w:ascii="Arial" w:cs="Arial" w:eastAsia="Arial" w:hAnsi="Arial"/>
+                <w:sz w:val="20"/>
+                <w:szCs w:val="20"/>
+              </w:rPr>
+              <w:t xml:space="preserve">Output length, all-zeros input, roundtrip for short/all-ones/alternating/random sequences, single-bit error correction</w:t>
+            </w:r>
+          </w:p>
+        </w:tc>
+      </w:tr>
+      <w:tr>
+        <w:tc>
+          <w:tcPr>
+            <w:tcW w:type="dxa" w:w="3200"/>
+            <w:tcBorders>
+              <w:top w:val="single" w:color="CCCCCC" w:sz="1"/>
+              <w:left w:val="single" w:color="CCCCCC" w:sz="1"/>
+              <w:bottom w:val="single" w:color="CCCCCC" w:sz="1"/>
+              <w:right w:val="single" w:color="CCCCCC" w:sz="1"/>
+            </w:tcBorders>
+            <w:tcMar>
+              <w:top w:type="dxa" w:w="80"/>
+              <w:left w:type="dxa" w:w="120"/>
+              <w:bottom w:type="dxa" w:w="80"/>
+              <w:right w:type="dxa" w:w="120"/>
+            </w:tcMar>
+          </w:tcPr>
+          <w:p>
+            <w:r>
+              <w:rPr>
+                <w:rFonts w:ascii="Courier New" w:cs="Courier New" w:eastAsia="Courier New" w:hAnsi="Courier New"/>
+                <w:sz w:val="18"/>
+                <w:szCs w:val="18"/>
+              </w:rPr>
+              <w:t xml:space="preserve">TestStandards</w:t>
+            </w:r>
+          </w:p>
+        </w:tc>
+        <w:tc>
+          <w:tcPr>
+            <w:tcW w:type="dxa" w:w="1000"/>
+            <w:tcBorders>
+              <w:top w:val="single" w:color="CCCCCC" w:sz="1"/>
+              <w:left w:val="single" w:color="CCCCCC" w:sz="1"/>
+              <w:bottom w:val="single" w:color="CCCCCC" w:sz="1"/>
+              <w:right w:val="single" w:color="CCCCCC" w:sz="1"/>
+            </w:tcBorders>
+            <w:tcMar>
+              <w:top w:type="dxa" w:w="80"/>
+              <w:left w:type="dxa" w:w="120"/>
+              <w:bottom w:type="dxa" w:w="80"/>
+              <w:right w:type="dxa" w:w="120"/>
+            </w:tcMar>
+          </w:tcPr>
+          <w:p>
+            <w:r>
+              <w:rPr>
+                <w:rFonts w:ascii="Arial" w:cs="Arial" w:eastAsia="Arial" w:hAnsi="Arial"/>
+                <w:sz w:val="20"/>
+                <w:szCs w:val="20"/>
+              </w:rPr>
+              <w:t xml:space="preserve">6</w:t>
+            </w:r>
+          </w:p>
+        </w:tc>
+        <w:tc>
+          <w:tcPr>
+            <w:tcW w:type="dxa" w:w="5160"/>
+            <w:tcBorders>
+              <w:top w:val="single" w:color="CCCCCC" w:sz="1"/>
+              <w:left w:val="single" w:color="CCCCCC" w:sz="1"/>
+              <w:bottom w:val="single" w:color="CCCCCC" w:sz="1"/>
+              <w:right w:val="single" w:color="CCCCCC" w:sz="1"/>
+            </w:tcBorders>
+            <w:tcMar>
+              <w:top w:type="dxa" w:w="80"/>
+              <w:left w:type="dxa" w:w="120"/>
+              <w:bottom w:type="dxa" w:w="80"/>
+              <w:right w:type="dxa" w:w="120"/>
+            </w:tcMar>
+          </w:tcPr>
+          <w:p>
+            <w:r>
+              <w:rPr>
+                <w:rFonts w:ascii="Arial" w:cs="Arial" w:eastAsia="Arial" w:hAnsi="Arial"/>
+                <w:sz w:val="20"/>
+                <w:szCs w:val="20"/>
+              </w:rPr>
+              <w:t xml:space="preserve">Carrier frequencies, FEC and scrambler flags, 300 bps in valid rates, alternating preamble</w:t>
+            </w:r>
+          </w:p>
+        </w:tc>
+      </w:tr>
+      <w:tr>
+        <w:tc>
+          <w:tcPr>
+            <w:tcW w:type="dxa" w:w="3200"/>
+            <w:tcBorders>
+              <w:top w:val="single" w:color="CCCCCC" w:sz="1"/>
+              <w:left w:val="single" w:color="CCCCCC" w:sz="1"/>
+              <w:bottom w:val="single" w:color="CCCCCC" w:sz="1"/>
+              <w:right w:val="single" w:color="CCCCCC" w:sz="1"/>
+            </w:tcBorders>
+            <w:tcMar>
+              <w:top w:type="dxa" w:w="80"/>
+              <w:left w:type="dxa" w:w="120"/>
+              <w:bottom w:type="dxa" w:w="80"/>
+              <w:right w:type="dxa" w:w="120"/>
+            </w:tcMar>
+          </w:tcPr>
+          <w:p>
+            <w:r>
+              <w:rPr>
+                <w:rFonts w:ascii="Courier New" w:cs="Courier New" w:eastAsia="Courier New" w:hAnsi="Courier New"/>
+                <w:sz w:val="18"/>
+                <w:szCs w:val="18"/>
+              </w:rPr>
+              <w:t xml:space="preserve">TestFullPipeline</w:t>
+            </w:r>
+          </w:p>
+        </w:tc>
+        <w:tc>
+          <w:tcPr>
+            <w:tcW w:type="dxa" w:w="1000"/>
+            <w:tcBorders>
+              <w:top w:val="single" w:color="CCCCCC" w:sz="1"/>
+              <w:left w:val="single" w:color="CCCCCC" w:sz="1"/>
+              <w:bottom w:val="single" w:color="CCCCCC" w:sz="1"/>
+              <w:right w:val="single" w:color="CCCCCC" w:sz="1"/>
+            </w:tcBorders>
+            <w:tcMar>
+              <w:top w:type="dxa" w:w="80"/>
+              <w:left w:type="dxa" w:w="120"/>
+              <w:bottom w:type="dxa" w:w="80"/>
+              <w:right w:type="dxa" w:w="120"/>
+            </w:tcMar>
+          </w:tcPr>
+          <w:p>
+            <w:r>
+              <w:rPr>
+                <w:rFonts w:ascii="Arial" w:cs="Arial" w:eastAsia="Arial" w:hAnsi="Arial"/>
+                <w:sz w:val="20"/>
+                <w:szCs w:val="20"/>
+              </w:rPr>
+              <w:t xml:space="preserve">3</w:t>
+            </w:r>
+          </w:p>
+        </w:tc>
+        <w:tc>
+          <w:tcPr>
+            <w:tcW w:type="dxa" w:w="5160"/>
+            <w:tcBorders>
+              <w:top w:val="single" w:color="CCCCCC" w:sz="1"/>
+              <w:left w:val="single" w:color="CCCCCC" w:sz="1"/>
+              <w:bottom w:val="single" w:color="CCCCCC" w:sz="1"/>
+              <w:right w:val="single" w:color="CCCCCC" w:sz="1"/>
+            </w:tcBorders>
+            <w:tcMar>
+              <w:top w:type="dxa" w:w="80"/>
+              <w:left w:type="dxa" w:w="120"/>
+              <w:bottom w:type="dxa" w:w="80"/>
+              <w:right w:type="dxa" w:w="120"/>
+            </w:tcMar>
+          </w:tcPr>
+          <w:p>
+            <w:r>
+              <w:rPr>
+                <w:rFonts w:ascii="Arial" w:cs="Arial" w:eastAsia="Arial" w:hAnsi="Arial"/>
+                <w:sz w:val="20"/>
+                <w:szCs w:val="20"/>
+              </w:rPr>
+              <w:t xml:space="preserve">Complete text-&gt;WAV-&gt;text roundtrip for MIL-STD-188-110, STANAG-4285, and multi-line text</w:t>
+            </w:r>
+          </w:p>
+        </w:tc>
+      </w:tr>
+    </w:tbl>
+    <w:p/>
+    <w:p>
+      <w:pPr>
+        <w:pStyle w:val="Heading1"/>
+      </w:pPr>
+      <w:r>
+        <w:rPr>
+          <w:b/>
+          <w:bCs/>
+        </w:rPr>
+        <w:t xml:space="preserve">10. Troubleshooting</w:t>
+      </w:r>
+    </w:p>
+    <w:p/>
+    <w:tbl>
+      <w:tblPr>
+        <w:tblW w:type="dxa" w:w="9360"/>
+        <w:tblBorders>
+          <w:top w:val="single" w:color="auto" w:sz="4"/>
+          <w:left w:val="single" w:color="auto" w:sz="4"/>
+          <w:bottom w:val="single" w:color="auto" w:sz="4"/>
+          <w:right w:val="single" w:color="auto" w:sz="4"/>
+          <w:insideH w:val="single" w:color="auto" w:sz="4"/>
+          <w:insideV w:val="single" w:color="auto" w:sz="4"/>
+        </w:tblBorders>
+      </w:tblPr>
+      <w:tblGrid>
+        <w:gridCol w:w="3400"/>
+        <w:gridCol w:w="5960"/>
+      </w:tblGrid>
+      <w:tr>
+        <w:tc>
+          <w:tcPr>
+            <w:tcW w:type="dxa" w:w="3400"/>
+            <w:tcBorders>
+              <w:top w:val="single" w:color="CCCCCC" w:sz="1"/>
+              <w:left w:val="single" w:color="CCCCCC" w:sz="1"/>
+              <w:bottom w:val="single" w:color="CCCCCC" w:sz="1"/>
+              <w:right w:val="single" w:color="CCCCCC" w:sz="1"/>
+            </w:tcBorders>
+            <w:shd w:fill="D5E8F0" w:val="clear"/>
+            <w:tcMar>
+              <w:top w:type="dxa" w:w="80"/>
+              <w:left w:type="dxa" w:w="120"/>
+              <w:bottom w:type="dxa" w:w="80"/>
+              <w:right w:type="dxa" w:w="120"/>
+            </w:tcMar>
+          </w:tcPr>
+          <w:p>
+            <w:r>
+              <w:rPr>
+                <w:b/>
+                <w:bCs/>
+              </w:rPr>
+              <w:t xml:space="preserve">Symptom</w:t>
+            </w:r>
+          </w:p>
+        </w:tc>
+        <w:tc>
+          <w:tcPr>
+            <w:tcW w:type="dxa" w:w="5960"/>
+            <w:tcBorders>
+              <w:top w:val="single" w:color="CCCCCC" w:sz="1"/>
+              <w:left w:val="single" w:color="CCCCCC" w:sz="1"/>
+              <w:bottom w:val="single" w:color="CCCCCC" w:sz="1"/>
+              <w:right w:val="single" w:color="CCCCCC" w:sz="1"/>
+            </w:tcBorders>
+            <w:shd w:fill="D5E8F0" w:val="clear"/>
+            <w:tcMar>
+              <w:top w:type="dxa" w:w="80"/>
+              <w:left w:type="dxa" w:w="120"/>
+              <w:bottom w:type="dxa" w:w="80"/>
+              <w:right w:type="dxa" w:w="120"/>
+            </w:tcMar>
+          </w:tcPr>
+          <w:p>
+            <w:r>
+              <w:rPr>
+                <w:b/>
+                <w:bCs/>
+              </w:rPr>
+              <w:t xml:space="preserve">Fix</w:t>
+            </w:r>
+          </w:p>
+        </w:tc>
+      </w:tr>
+      <w:tr>
+        <w:tc>
+          <w:tcPr>
+            <w:tcW w:type="dxa" w:w="3400"/>
+            <w:tcBorders>
+              <w:top w:val="single" w:color="CCCCCC" w:sz="1"/>
+              <w:left w:val="single" w:color="CCCCCC" w:sz="1"/>
+              <w:bottom w:val="single" w:color="CCCCCC" w:sz="1"/>
+              <w:right w:val="single" w:color="CCCCCC" w:sz="1"/>
+            </w:tcBorders>
+            <w:tcMar>
+              <w:top w:type="dxa" w:w="80"/>
+              <w:left w:type="dxa" w:w="120"/>
+              <w:bottom w:type="dxa" w:w="80"/>
+              <w:right w:type="dxa" w:w="120"/>
+            </w:tcMar>
+          </w:tcPr>
+          <w:p>
+            <w:r>
+              <w:rPr>
+                <w:rFonts w:ascii="Courier New" w:cs="Courier New" w:eastAsia="Courier New" w:hAnsi="Courier New"/>
+                <w:sz w:val="18"/>
+                <w:szCs w:val="18"/>
+              </w:rPr>
+              <w:t xml:space="preserve">ModuleNotFoundError: msk</w:t>
+            </w:r>
+          </w:p>
+        </w:tc>
+        <w:tc>
+          <w:tcPr>
+            <w:tcW w:type="dxa" w:w="5960"/>
+            <w:tcBorders>
+              <w:top w:val="single" w:color="CCCCCC" w:sz="1"/>
+              <w:left w:val="single" w:color="CCCCCC" w:sz="1"/>
+              <w:bottom w:val="single" w:color="CCCCCC" w:sz="1"/>
+              <w:right w:val="single" w:color="CCCCCC" w:sz="1"/>
+            </w:tcBorders>
+            <w:tcMar>
+              <w:top w:type="dxa" w:w="80"/>
+              <w:left w:type="dxa" w:w="120"/>
+              <w:bottom w:type="dxa" w:w="80"/>
+              <w:right w:type="dxa" w:w="120"/>
+            </w:tcMar>
+          </w:tcPr>
+          <w:p>
+            <w:r>
+              <w:rPr>
+                <w:rFonts w:ascii="Arial" w:cs="Arial" w:eastAsia="Arial" w:hAnsi="Arial"/>
+                <w:sz w:val="20"/>
+                <w:szCs w:val="20"/>
+              </w:rPr>
+              <w:t xml:space="preserve">Ensure msk.py and standards.py are in the same directory as the script, or add that directory to PYTHONPATH.</w:t>
+            </w:r>
+          </w:p>
+        </w:tc>
+      </w:tr>
+      <w:tr>
+        <w:tc>
+          <w:tcPr>
+            <w:tcW w:type="dxa" w:w="3400"/>
+            <w:tcBorders>
+              <w:top w:val="single" w:color="CCCCCC" w:sz="1"/>
+              <w:left w:val="single" w:color="CCCCCC" w:sz="1"/>
+              <w:bottom w:val="single" w:color="CCCCCC" w:sz="1"/>
+              <w:right w:val="single" w:color="CCCCCC" w:sz="1"/>
+            </w:tcBorders>
+            <w:tcMar>
+              <w:top w:type="dxa" w:w="80"/>
+              <w:left w:type="dxa" w:w="120"/>
+              <w:bottom w:type="dxa" w:w="80"/>
+              <w:right w:type="dxa" w:w="120"/>
+            </w:tcMar>
+          </w:tcPr>
+          <w:p>
+            <w:r>
+              <w:rPr>
+                <w:rFonts w:ascii="Courier New" w:cs="Courier New" w:eastAsia="Courier New" w:hAnsi="Courier New"/>
+                <w:sz w:val="18"/>
+                <w:szCs w:val="18"/>
+              </w:rPr>
+              <w:t xml:space="preserve">ModuleNotFoundError: standards</w:t>
+            </w:r>
+          </w:p>
+        </w:tc>
+        <w:tc>
+          <w:tcPr>
+            <w:tcW w:type="dxa" w:w="5960"/>
+            <w:tcBorders>
+              <w:top w:val="single" w:color="CCCCCC" w:sz="1"/>
+              <w:left w:val="single" w:color="CCCCCC" w:sz="1"/>
+              <w:bottom w:val="single" w:color="CCCCCC" w:sz="1"/>
+              <w:right w:val="single" w:color="CCCCCC" w:sz="1"/>
+            </w:tcBorders>
+            <w:tcMar>
+              <w:top w:type="dxa" w:w="80"/>
+              <w:left w:type="dxa" w:w="120"/>
+              <w:bottom w:type="dxa" w:w="80"/>
+              <w:right w:type="dxa" w:w="120"/>
+            </w:tcMar>
+          </w:tcPr>
+          <w:p>
+            <w:r>
+              <w:rPr>
+                <w:rFonts w:ascii="Arial" w:cs="Arial" w:eastAsia="Arial" w:hAnsi="Arial"/>
+                <w:sz w:val="20"/>
+                <w:szCs w:val="20"/>
+              </w:rPr>
+              <w:t xml:space="preserve">standards.py must be present alongside msk.py. It is required by text_to_wav.py and wav_to_text.py.</w:t>
+            </w:r>
+          </w:p>
+        </w:tc>
+      </w:tr>
+      <w:tr>
+        <w:tc>
+          <w:tcPr>
+            <w:tcW w:type="dxa" w:w="3400"/>
+            <w:tcBorders>
+              <w:top w:val="single" w:color="CCCCCC" w:sz="1"/>
+              <w:left w:val="single" w:color="CCCCCC" w:sz="1"/>
+              <w:bottom w:val="single" w:color="CCCCCC" w:sz="1"/>
+              <w:right w:val="single" w:color="CCCCCC" w:sz="1"/>
+            </w:tcBorders>
+            <w:tcMar>
+              <w:top w:type="dxa" w:w="80"/>
+              <w:left w:type="dxa" w:w="120"/>
+              <w:bottom w:type="dxa" w:w="80"/>
+              <w:right w:type="dxa" w:w="120"/>
+            </w:tcMar>
+          </w:tcPr>
+          <w:p>
+            <w:r>
+              <w:rPr>
+                <w:rFonts w:ascii="Courier New" w:cs="Courier New" w:eastAsia="Courier New" w:hAnsi="Courier New"/>
+                <w:sz w:val="18"/>
+                <w:szCs w:val="18"/>
+              </w:rPr>
+              <w:t xml:space="preserve">FileNotFoundError: input.txt</w:t>
+            </w:r>
+          </w:p>
+        </w:tc>
+        <w:tc>
+          <w:tcPr>
+            <w:tcW w:type="dxa" w:w="5960"/>
+            <w:tcBorders>
+              <w:top w:val="single" w:color="CCCCCC" w:sz="1"/>
+              <w:left w:val="single" w:color="CCCCCC" w:sz="1"/>
+              <w:bottom w:val="single" w:color="CCCCCC" w:sz="1"/>
+              <w:right w:val="single" w:color="CCCCCC" w:sz="1"/>
+            </w:tcBorders>
+            <w:tcMar>
+              <w:top w:type="dxa" w:w="80"/>
+              <w:left w:type="dxa" w:w="120"/>
+              <w:bottom w:type="dxa" w:w="80"/>
+              <w:right w:type="dxa" w:w="120"/>
+            </w:tcMar>
+          </w:tcPr>
+          <w:p>
+            <w:r>
+              <w:rPr>
+                <w:rFonts w:ascii="Arial" w:cs="Arial" w:eastAsia="Arial" w:hAnsi="Arial"/>
+                <w:sz w:val="20"/>
+                <w:szCs w:val="20"/>
+              </w:rPr>
+              <w:t xml:space="preserve">Pass the full path to your text file: python text_to_wav.py /path/to/yourfile.txt output.wav</w:t>
+            </w:r>
+          </w:p>
+        </w:tc>
+      </w:tr>
+      <w:tr>
+        <w:tc>
+          <w:tcPr>
+            <w:tcW w:type="dxa" w:w="3400"/>
+            <w:tcBorders>
+              <w:top w:val="single" w:color="CCCCCC" w:sz="1"/>
+              <w:left w:val="single" w:color="CCCCCC" w:sz="1"/>
+              <w:bottom w:val="single" w:color="CCCCCC" w:sz="1"/>
+              <w:right w:val="single" w:color="CCCCCC" w:sz="1"/>
+            </w:tcBorders>
+            <w:tcMar>
+              <w:top w:type="dxa" w:w="80"/>
+              <w:left w:type="dxa" w:w="120"/>
+              <w:bottom w:type="dxa" w:w="80"/>
+              <w:right w:type="dxa" w:w="120"/>
+            </w:tcMar>
+          </w:tcPr>
+          <w:p>
+            <w:r>
+              <w:rPr>
+                <w:rFonts w:ascii="Courier New" w:cs="Courier New" w:eastAsia="Courier New" w:hAnsi="Courier New"/>
+                <w:sz w:val="18"/>
+                <w:szCs w:val="18"/>
+              </w:rPr>
+              <w:t xml:space="preserve">No plot window appears</w:t>
+            </w:r>
+          </w:p>
+        </w:tc>
+        <w:tc>
+          <w:tcPr>
+            <w:tcW w:type="dxa" w:w="5960"/>
+            <w:tcBorders>
+              <w:top w:val="single" w:color="CCCCCC" w:sz="1"/>
+              <w:left w:val="single" w:color="CCCCCC" w:sz="1"/>
+              <w:bottom w:val="single" w:color="CCCCCC" w:sz="1"/>
+              <w:right w:val="single" w:color="CCCCCC" w:sz="1"/>
+            </w:tcBorders>
+            <w:tcMar>
+              <w:top w:type="dxa" w:w="80"/>
+              <w:left w:type="dxa" w:w="120"/>
+              <w:bottom w:type="dxa" w:w="80"/>
+              <w:right w:type="dxa" w:w="120"/>
+            </w:tcMar>
+          </w:tcPr>
+          <w:p>
+            <w:r>
+              <w:rPr>
+                <w:rFonts w:ascii="Arial" w:cs="Arial" w:eastAsia="Arial" w:hAnsi="Arial"/>
+                <w:sz w:val="20"/>
+                <w:szCs w:val="20"/>
+              </w:rPr>
+              <w:t xml:space="preserve">Try: import matplotlib; matplotlib.use('TkAgg') before other imports, or save with plt.savefig('out.png').</w:t>
+            </w:r>
+          </w:p>
+        </w:tc>
+      </w:tr>
+      <w:tr>
+        <w:tc>
+          <w:tcPr>
+            <w:tcW w:type="dxa" w:w="3400"/>
+            <w:tcBorders>
+              <w:top w:val="single" w:color="CCCCCC" w:sz="1"/>
+              <w:left w:val="single" w:color="CCCCCC" w:sz="1"/>
+              <w:bottom w:val="single" w:color="CCCCCC" w:sz="1"/>
+              <w:right w:val="single" w:color="CCCCCC" w:sz="1"/>
+            </w:tcBorders>
+            <w:tcMar>
+              <w:top w:type="dxa" w:w="80"/>
+              <w:left w:type="dxa" w:w="120"/>
+              <w:bottom w:type="dxa" w:w="80"/>
+              <w:right w:type="dxa" w:w="120"/>
+            </w:tcMar>
+          </w:tcPr>
+          <w:p>
+            <w:r>
+              <w:rPr>
+                <w:rFonts w:ascii="Courier New" w:cs="Courier New" w:eastAsia="Courier New" w:hAnsi="Courier New"/>
+                <w:sz w:val="18"/>
+                <w:szCs w:val="18"/>
+              </w:rPr>
+              <w:t xml:space="preserve">Decoded text is garbled</w:t>
+            </w:r>
+          </w:p>
+        </w:tc>
+        <w:tc>
+          <w:tcPr>
+            <w:tcW w:type="dxa" w:w="5960"/>
+            <w:tcBorders>
+              <w:top w:val="single" w:color="CCCCCC" w:sz="1"/>
+              <w:left w:val="single" w:color="CCCCCC" w:sz="1"/>
+              <w:bottom w:val="single" w:color="CCCCCC" w:sz="1"/>
+              <w:right w:val="single" w:color="CCCCCC" w:sz="1"/>
+            </w:tcBorders>
+            <w:tcMar>
+              <w:top w:type="dxa" w:w="80"/>
+              <w:left w:type="dxa" w:w="120"/>
+              <w:bottom w:type="dxa" w:w="80"/>
+              <w:right w:type="dxa" w:w="120"/>
+            </w:tcMar>
+          </w:tcPr>
+          <w:p>
+            <w:r>
+              <w:rPr>
+                <w:rFonts w:ascii="Arial" w:cs="Arial" w:eastAsia="Arial" w:hAnsi="Arial"/>
+                <w:sz w:val="20"/>
+                <w:szCs w:val="20"/>
+              </w:rPr>
+              <w:t xml:space="preserve">--standard or --bit-rate does not match the encoder. Both scripts must use identical flags.</w:t>
+            </w:r>
+          </w:p>
+        </w:tc>
+      </w:tr>
+      <w:tr>
+        <w:tc>
+          <w:tcPr>
+            <w:tcW w:type="dxa" w:w="3400"/>
+            <w:tcBorders>
+              <w:top w:val="single" w:color="CCCCCC" w:sz="1"/>
+              <w:left w:val="single" w:color="CCCCCC" w:sz="1"/>
+              <w:bottom w:val="single" w:color="CCCCCC" w:sz="1"/>
+              <w:right w:val="single" w:color="CCCCCC" w:sz="1"/>
+            </w:tcBorders>
+            <w:tcMar>
+              <w:top w:type="dxa" w:w="80"/>
+              <w:left w:type="dxa" w:w="120"/>
+              <w:bottom w:type="dxa" w:w="80"/>
+              <w:right w:type="dxa" w:w="120"/>
+            </w:tcMar>
+          </w:tcPr>
+          <w:p>
+            <w:r>
+              <w:rPr>
+                <w:rFonts w:ascii="Courier New" w:cs="Courier New" w:eastAsia="Courier New" w:hAnsi="Courier New"/>
+                <w:sz w:val="18"/>
+                <w:szCs w:val="18"/>
+              </w:rPr>
+              <w:t xml:space="preserve">Decoded bits all wrong</w:t>
+            </w:r>
+          </w:p>
+        </w:tc>
+        <w:tc>
+          <w:tcPr>
+            <w:tcW w:type="dxa" w:w="5960"/>
+            <w:tcBorders>
+              <w:top w:val="single" w:color="CCCCCC" w:sz="1"/>
+              <w:left w:val="single" w:color="CCCCCC" w:sz="1"/>
+              <w:bottom w:val="single" w:color="CCCCCC" w:sz="1"/>
+              <w:right w:val="single" w:color="CCCCCC" w:sz="1"/>
+            </w:tcBorders>
+            <w:tcMar>
+              <w:top w:type="dxa" w:w="80"/>
+              <w:left w:type="dxa" w:w="120"/>
+              <w:bottom w:type="dxa" w:w="80"/>
+              <w:right w:type="dxa" w:w="120"/>
+            </w:tcMar>
+          </w:tcPr>
+          <w:p>
+            <w:r>
+              <w:rPr>
+                <w:rFonts w:ascii="Arial" w:cs="Arial" w:eastAsia="Arial" w:hAnsi="Arial"/>
+                <w:sz w:val="20"/>
+                <w:szCs w:val="20"/>
+              </w:rPr>
+              <w:t xml:space="preserve">carrier_freq or sample_rate mismatch between modulation and demodulation. Ensure all parameters are identical.</w:t>
+            </w:r>
+          </w:p>
+        </w:tc>
+      </w:tr>
+      <w:tr>
+        <w:tc>
+          <w:tcPr>
+            <w:tcW w:type="dxa" w:w="3400"/>
+            <w:tcBorders>
+              <w:top w:val="single" w:color="CCCCCC" w:sz="1"/>
+              <w:left w:val="single" w:color="CCCCCC" w:sz="1"/>
+              <w:bottom w:val="single" w:color="CCCCCC" w:sz="1"/>
+              <w:right w:val="single" w:color="CCCCCC" w:sz="1"/>
+            </w:tcBorders>
+            <w:tcMar>
+              <w:top w:type="dxa" w:w="80"/>
+              <w:left w:type="dxa" w:w="120"/>
+              <w:bottom w:type="dxa" w:w="80"/>
+              <w:right w:type="dxa" w:w="120"/>
+            </w:tcMar>
+          </w:tcPr>
+          <w:p>
+            <w:r>
+              <w:rPr>
+                <w:rFonts w:ascii="Courier New" w:cs="Courier New" w:eastAsia="Courier New" w:hAnsi="Courier New"/>
+                <w:sz w:val="18"/>
+                <w:szCs w:val="18"/>
+              </w:rPr>
+              <w:t xml:space="preserve">BER stays near 0.5</w:t>
+            </w:r>
+          </w:p>
+        </w:tc>
+        <w:tc>
+          <w:tcPr>
+            <w:tcW w:type="dxa" w:w="5960"/>
+            <w:tcBorders>
+              <w:top w:val="single" w:color="CCCCCC" w:sz="1"/>
+              <w:left w:val="single" w:color="CCCCCC" w:sz="1"/>
+              <w:bottom w:val="single" w:color="CCCCCC" w:sz="1"/>
+              <w:right w:val="single" w:color="CCCCCC" w:sz="1"/>
+            </w:tcBorders>
+            <w:tcMar>
+              <w:top w:type="dxa" w:w="80"/>
+              <w:left w:type="dxa" w:w="120"/>
+              <w:bottom w:type="dxa" w:w="80"/>
+              <w:right w:type="dxa" w:w="120"/>
+            </w:tcMar>
+          </w:tcPr>
+          <w:p>
+            <w:r>
+              <w:rPr>
+                <w:rFonts w:ascii="Arial" w:cs="Arial" w:eastAsia="Arial" w:hAnsi="Arial"/>
+                <w:sz w:val="20"/>
+                <w:szCs w:val="20"/>
+              </w:rPr>
+              <w:t xml:space="preserve">bit_rate is too close to or greater than carrier_freq. Ensure carrier_freq &gt; bit_rate / 2.</w:t>
+            </w:r>
+          </w:p>
+        </w:tc>
+      </w:tr>
+      <w:tr>
+        <w:tc>
+          <w:tcPr>
+            <w:tcW w:type="dxa" w:w="3400"/>
+            <w:tcBorders>
+              <w:top w:val="single" w:color="CCCCCC" w:sz="1"/>
+              <w:left w:val="single" w:color="CCCCCC" w:sz="1"/>
+              <w:bottom w:val="single" w:color="CCCCCC" w:sz="1"/>
+              <w:right w:val="single" w:color="CCCCCC" w:sz="1"/>
+            </w:tcBorders>
+            <w:tcMar>
+              <w:top w:type="dxa" w:w="80"/>
+              <w:left w:type="dxa" w:w="120"/>
+              <w:bottom w:type="dxa" w:w="80"/>
+              <w:right w:type="dxa" w:w="120"/>
+            </w:tcMar>
+          </w:tcPr>
+          <w:p>
+            <w:r>
+              <w:rPr>
+                <w:rFonts w:ascii="Courier New" w:cs="Courier New" w:eastAsia="Courier New" w:hAnsi="Courier New"/>
+                <w:sz w:val="18"/>
+                <w:szCs w:val="18"/>
+              </w:rPr>
+              <w:t xml:space="preserve">No audio from afplay</w:t>
+            </w:r>
+          </w:p>
+        </w:tc>
+        <w:tc>
+          <w:tcPr>
+            <w:tcW w:type="dxa" w:w="5960"/>
+            <w:tcBorders>
+              <w:top w:val="single" w:color="CCCCCC" w:sz="1"/>
+              <w:left w:val="single" w:color="CCCCCC" w:sz="1"/>
+              <w:bottom w:val="single" w:color="CCCCCC" w:sz="1"/>
+              <w:right w:val="single" w:color="CCCCCC" w:sz="1"/>
+            </w:tcBorders>
+            <w:tcMar>
+              <w:top w:type="dxa" w:w="80"/>
+              <w:left w:type="dxa" w:w="120"/>
+              <w:bottom w:type="dxa" w:w="80"/>
+              <w:right w:type="dxa" w:w="120"/>
+            </w:tcMar>
+          </w:tcPr>
+          <w:p>
+            <w:r>
+              <w:rPr>
+                <w:rFonts w:ascii="Arial" w:cs="Arial" w:eastAsia="Arial" w:hAnsi="Arial"/>
+                <w:sz w:val="20"/>
+                <w:szCs w:val="20"/>
+              </w:rPr>
+              <w:t xml:space="preserve">Check system volume. Alternatively open the WAV file in QuickTime: open -a 'QuickTime Player' output.wav</w:t>
+            </w:r>
+          </w:p>
+        </w:tc>
+      </w:tr>
+      <w:tr>
+        <w:tc>
+          <w:tcPr>
+            <w:tcW w:type="dxa" w:w="3400"/>
+            <w:tcBorders>
+              <w:top w:val="single" w:color="CCCCCC" w:sz="1"/>
+              <w:left w:val="single" w:color="CCCCCC" w:sz="1"/>
+              <w:bottom w:val="single" w:color="CCCCCC" w:sz="1"/>
+              <w:right w:val="single" w:color="CCCCCC" w:sz="1"/>
+            </w:tcBorders>
+            <w:tcMar>
+              <w:top w:type="dxa" w:w="80"/>
+              <w:left w:type="dxa" w:w="120"/>
+              <w:bottom w:type="dxa" w:w="80"/>
+              <w:right w:type="dxa" w:w="120"/>
+            </w:tcMar>
+          </w:tcPr>
+          <w:p>
+            <w:r>
+              <w:rPr>
+                <w:rFonts w:ascii="Courier New" w:cs="Courier New" w:eastAsia="Courier New" w:hAnsi="Courier New"/>
+                <w:sz w:val="18"/>
+                <w:szCs w:val="18"/>
+              </w:rPr>
               <w:t xml:space="preserve">Slow BER simulation</w:t>
             </w:r>
           </w:p>
         </w:tc>
         <w:tc>
           <w:tcPr>
-            <w:tcW w:type="dxa" w:w="5760"/>
-            <w:tcBorders>
-              <w:top w:val="single" w:color="CCCCCC" w:sz="1"/>
-              <w:left w:val="single" w:color="CCCCCC" w:sz="1"/>
-              <w:bottom w:val="single" w:color="CCCCCC" w:sz="1"/>
-              <w:right w:val="single" w:color="CCCCCC" w:sz="1"/>
-            </w:tcBorders>
-            <w:tcMar>
-              <w:top w:type="dxa" w:w="80"/>
-              <w:left w:type="dxa" w:w="120"/>
-              <w:bottom w:type="dxa" w:w="80"/>
-              <w:right w:type="dxa" w:w="120"/>
-            </w:tcMar>
-          </w:tcPr>
-          <w:p>
-            <w:r>
-              <w:t xml:space="preserve">Reduce n_bits in the ber_vs_snr call (default 1000 is fine for most uses) or narrow snr_range.</w:t>
+            <w:tcW w:type="dxa" w:w="5960"/>
+            <w:tcBorders>
+              <w:top w:val="single" w:color="CCCCCC" w:sz="1"/>
+              <w:left w:val="single" w:color="CCCCCC" w:sz="1"/>
+              <w:bottom w:val="single" w:color="CCCCCC" w:sz="1"/>
+              <w:right w:val="single" w:color="CCCCCC" w:sz="1"/>
+            </w:tcBorders>
+            <w:tcMar>
+              <w:top w:type="dxa" w:w="80"/>
+              <w:left w:type="dxa" w:w="120"/>
+              <w:bottom w:type="dxa" w:w="80"/>
+              <w:right w:type="dxa" w:w="120"/>
+            </w:tcMar>
+          </w:tcPr>
+          <w:p>
+            <w:r>
+              <w:rPr>
+                <w:rFonts w:ascii="Arial" w:cs="Arial" w:eastAsia="Arial" w:hAnsi="Arial"/>
+                <w:sz w:val="20"/>
+                <w:szCs w:val="20"/>
+              </w:rPr>
+              <w:t xml:space="preserve">Reduce n_bits in ber_vs_snr (default 1000 is fine) or narrow snr_range.</w:t>
+            </w:r>
+          </w:p>
+        </w:tc>
+      </w:tr>
+      <w:tr>
+        <w:tc>
+          <w:tcPr>
+            <w:tcW w:type="dxa" w:w="3400"/>
+            <w:tcBorders>
+              <w:top w:val="single" w:color="CCCCCC" w:sz="1"/>
+              <w:left w:val="single" w:color="CCCCCC" w:sz="1"/>
+              <w:bottom w:val="single" w:color="CCCCCC" w:sz="1"/>
+              <w:right w:val="single" w:color="CCCCCC" w:sz="1"/>
+            </w:tcBorders>
+            <w:tcMar>
+              <w:top w:type="dxa" w:w="80"/>
+              <w:left w:type="dxa" w:w="120"/>
+              <w:bottom w:type="dxa" w:w="80"/>
+              <w:right w:type="dxa" w:w="120"/>
+            </w:tcMar>
+          </w:tcPr>
+          <w:p>
+            <w:r>
+              <w:rPr>
+                <w:rFonts w:ascii="Courier New" w:cs="Courier New" w:eastAsia="Courier New" w:hAnsi="Courier New"/>
+                <w:sz w:val="18"/>
+                <w:szCs w:val="18"/>
+              </w:rPr>
+              <w:t xml:space="preserve">ValueError: invalid bit rate</w:t>
+            </w:r>
+          </w:p>
+        </w:tc>
+        <w:tc>
+          <w:tcPr>
+            <w:tcW w:type="dxa" w:w="5960"/>
+            <w:tcBorders>
+              <w:top w:val="single" w:color="CCCCCC" w:sz="1"/>
+              <w:left w:val="single" w:color="CCCCCC" w:sz="1"/>
+              <w:bottom w:val="single" w:color="CCCCCC" w:sz="1"/>
+              <w:right w:val="single" w:color="CCCCCC" w:sz="1"/>
+            </w:tcBorders>
+            <w:tcMar>
+              <w:top w:type="dxa" w:w="80"/>
+              <w:left w:type="dxa" w:w="120"/>
+              <w:bottom w:type="dxa" w:w="80"/>
+              <w:right w:type="dxa" w:w="120"/>
+            </w:tcMar>
+          </w:tcPr>
+          <w:p>
+            <w:r>
+              <w:rPr>
+                <w:rFonts w:ascii="Arial" w:cs="Arial" w:eastAsia="Arial" w:hAnsi="Arial"/>
+                <w:sz w:val="20"/>
+                <w:szCs w:val="20"/>
+              </w:rPr>
+              <w:t xml:space="preserve">Choose a valid bit rate for the selected standard: 75, 150, 300, 600, 1200, or 2400 bps.</w:t>
             </w:r>
           </w:p>
         </w:tc>
